--- a/Ramkumar Java Full Stack Development Test 22-10-2025.docx
+++ b/Ramkumar Java Full Stack Development Test 22-10-2025.docx
@@ -1188,6 +1188,7 @@
     <w:p>
       <w:pPr>
         <w:numPr>
+          <w:ilvl w:val="0"/>
           <w:numId w:val="0"/>
         </w:numPr>
         <w:spacing w:before="100" w:beforeAutospacing="1" w:after="100" w:afterAutospacing="1" w:line="240" w:lineRule="auto"/>
@@ -1964,6 +1965,7 @@
     <w:p>
       <w:pPr>
         <w:numPr>
+          <w:ilvl w:val="0"/>
           <w:numId w:val="0"/>
         </w:numPr>
         <w:spacing w:before="100" w:beforeAutospacing="1" w:after="100" w:afterAutospacing="1" w:line="240" w:lineRule="auto"/>
@@ -2600,6 +2602,7 @@
     <w:p>
       <w:pPr>
         <w:numPr>
+          <w:ilvl w:val="0"/>
           <w:numId w:val="0"/>
         </w:numPr>
         <w:spacing w:before="100" w:beforeAutospacing="1" w:after="100" w:afterAutospacing="1" w:line="240" w:lineRule="auto"/>
@@ -14715,6 +14718,7 @@
     <w:p>
       <w:pPr>
         <w:numPr>
+          <w:ilvl w:val="0"/>
           <w:numId w:val="0"/>
         </w:numPr>
         <w:spacing w:before="100" w:beforeAutospacing="1" w:after="100" w:afterAutospacing="1" w:line="240" w:lineRule="auto"/>
@@ -17887,6 +17891,7 @@
     <w:p>
       <w:pPr>
         <w:numPr>
+          <w:ilvl w:val="0"/>
           <w:numId w:val="0"/>
         </w:numPr>
         <w:tabs>
@@ -20325,6 +20330,7 @@
     <w:p>
       <w:pPr>
         <w:numPr>
+          <w:ilvl w:val="0"/>
           <w:numId w:val="0"/>
         </w:numPr>
         <w:tabs>
@@ -20605,11 +20611,6 @@
     </w:p>
     <w:p>
       <w:pPr>
-        <w:numPr>
-          <w:ilvl w:val="0"/>
-          <w:numId w:val="13"/>
-        </w:numPr>
-        <w:spacing w:before="100" w:beforeAutospacing="1" w:after="100" w:afterAutospacing="1" w:line="240" w:lineRule="auto"/>
         <w:rPr>
           <w:rFonts w:ascii="Times New Roman" w:hAnsi="Times New Roman" w:eastAsia="Times New Roman" w:cs="Times New Roman"/>
           <w:sz w:val="24"/>
@@ -24459,7 +24460,91 @@
           <w:shd w:val="clear" w:fill="121314"/>
           <w:lang w:val="en-US" w:eastAsia="zh-CN" w:bidi="ar"/>
         </w:rPr>
-        <w:t>            }</w:t>
+        <w:t xml:space="preserve">            } </w:t>
+      </w:r>
+      <w:r>
+        <w:rPr>
+          <w:rFonts w:hint="default" w:ascii="Consolas" w:hAnsi="Consolas" w:eastAsia="Consolas" w:cs="Consolas"/>
+          <w:b w:val="0"/>
+          <w:bCs w:val="0"/>
+          <w:color w:val="C586C0"/>
+          <w:kern w:val="0"/>
+          <w:sz w:val="21"/>
+          <w:szCs w:val="21"/>
+          <w:shd w:val="clear" w:fill="121314"/>
+          <w:lang w:val="en-US" w:eastAsia="zh-CN" w:bidi="ar"/>
+        </w:rPr>
+        <w:t>else</w:t>
+      </w:r>
+      <w:r>
+        <w:rPr>
+          <w:rFonts w:hint="default" w:ascii="Consolas" w:hAnsi="Consolas" w:eastAsia="Consolas" w:cs="Consolas"/>
+          <w:b w:val="0"/>
+          <w:bCs w:val="0"/>
+          <w:color w:val="C9D1D9"/>
+          <w:kern w:val="0"/>
+          <w:sz w:val="21"/>
+          <w:szCs w:val="21"/>
+          <w:shd w:val="clear" w:fill="121314"/>
+          <w:lang w:val="en-US" w:eastAsia="zh-CN" w:bidi="ar"/>
+        </w:rPr>
+        <w:t xml:space="preserve"> { validation </w:t>
+      </w:r>
+      <w:r>
+        <w:rPr>
+          <w:rFonts w:hint="default" w:ascii="Consolas" w:hAnsi="Consolas" w:eastAsia="Consolas" w:cs="Consolas"/>
+          <w:b w:val="0"/>
+          <w:bCs w:val="0"/>
+          <w:color w:val="D4D4D4"/>
+          <w:kern w:val="0"/>
+          <w:sz w:val="21"/>
+          <w:szCs w:val="21"/>
+          <w:shd w:val="clear" w:fill="121314"/>
+          <w:lang w:val="en-US" w:eastAsia="zh-CN" w:bidi="ar"/>
+        </w:rPr>
+        <w:t>=</w:t>
+      </w:r>
+      <w:r>
+        <w:rPr>
+          <w:rFonts w:hint="default" w:ascii="Consolas" w:hAnsi="Consolas" w:eastAsia="Consolas" w:cs="Consolas"/>
+          <w:b w:val="0"/>
+          <w:bCs w:val="0"/>
+          <w:color w:val="C9D1D9"/>
+          <w:kern w:val="0"/>
+          <w:sz w:val="21"/>
+          <w:szCs w:val="21"/>
+          <w:shd w:val="clear" w:fill="121314"/>
+          <w:lang w:val="en-US" w:eastAsia="zh-CN" w:bidi="ar"/>
+        </w:rPr>
+        <w:t xml:space="preserve"> </w:t>
+      </w:r>
+      <w:r>
+        <w:rPr>
+          <w:rFonts w:hint="default" w:ascii="Consolas" w:hAnsi="Consolas" w:eastAsia="Consolas" w:cs="Consolas"/>
+          <w:b w:val="0"/>
+          <w:bCs w:val="0"/>
+          <w:color w:val="569CD6"/>
+          <w:kern w:val="0"/>
+          <w:sz w:val="21"/>
+          <w:szCs w:val="21"/>
+          <w:shd w:val="clear" w:fill="121314"/>
+          <w:lang w:val="en-US" w:eastAsia="zh-CN" w:bidi="ar"/>
+        </w:rPr>
+        <w:t>true</w:t>
+      </w:r>
+      <w:r>
+        <w:rPr>
+          <w:rFonts w:hint="default" w:ascii="Consolas" w:hAnsi="Consolas" w:eastAsia="Consolas" w:cs="Consolas"/>
+          <w:b w:val="0"/>
+          <w:bCs w:val="0"/>
+          <w:color w:val="C9D1D9"/>
+          <w:kern w:val="0"/>
+          <w:sz w:val="21"/>
+          <w:szCs w:val="21"/>
+          <w:shd w:val="clear" w:fill="121314"/>
+          <w:lang w:val="en-US" w:eastAsia="zh-CN" w:bidi="ar"/>
+        </w:rPr>
+        <w:t>; }</w:t>
       </w:r>
     </w:p>
     <w:p>
@@ -24817,6 +24902,90 @@
         </w:rPr>
         <w:t>            }</w:t>
       </w:r>
+      <w:r>
+        <w:rPr>
+          <w:rFonts w:hint="default" w:ascii="Consolas" w:hAnsi="Consolas" w:eastAsia="Consolas" w:cs="Consolas"/>
+          <w:b w:val="0"/>
+          <w:bCs w:val="0"/>
+          <w:color w:val="C586C0"/>
+          <w:kern w:val="0"/>
+          <w:sz w:val="21"/>
+          <w:szCs w:val="21"/>
+          <w:shd w:val="clear" w:fill="121314"/>
+          <w:lang w:val="en-US" w:eastAsia="zh-CN" w:bidi="ar"/>
+        </w:rPr>
+        <w:t>else</w:t>
+      </w:r>
+      <w:r>
+        <w:rPr>
+          <w:rFonts w:hint="default" w:ascii="Consolas" w:hAnsi="Consolas" w:eastAsia="Consolas" w:cs="Consolas"/>
+          <w:b w:val="0"/>
+          <w:bCs w:val="0"/>
+          <w:color w:val="C9D1D9"/>
+          <w:kern w:val="0"/>
+          <w:sz w:val="21"/>
+          <w:szCs w:val="21"/>
+          <w:shd w:val="clear" w:fill="121314"/>
+          <w:lang w:val="en-US" w:eastAsia="zh-CN" w:bidi="ar"/>
+        </w:rPr>
+        <w:t xml:space="preserve"> { validation </w:t>
+      </w:r>
+      <w:r>
+        <w:rPr>
+          <w:rFonts w:hint="default" w:ascii="Consolas" w:hAnsi="Consolas" w:eastAsia="Consolas" w:cs="Consolas"/>
+          <w:b w:val="0"/>
+          <w:bCs w:val="0"/>
+          <w:color w:val="D4D4D4"/>
+          <w:kern w:val="0"/>
+          <w:sz w:val="21"/>
+          <w:szCs w:val="21"/>
+          <w:shd w:val="clear" w:fill="121314"/>
+          <w:lang w:val="en-US" w:eastAsia="zh-CN" w:bidi="ar"/>
+        </w:rPr>
+        <w:t>=</w:t>
+      </w:r>
+      <w:r>
+        <w:rPr>
+          <w:rFonts w:hint="default" w:ascii="Consolas" w:hAnsi="Consolas" w:eastAsia="Consolas" w:cs="Consolas"/>
+          <w:b w:val="0"/>
+          <w:bCs w:val="0"/>
+          <w:color w:val="C9D1D9"/>
+          <w:kern w:val="0"/>
+          <w:sz w:val="21"/>
+          <w:szCs w:val="21"/>
+          <w:shd w:val="clear" w:fill="121314"/>
+          <w:lang w:val="en-US" w:eastAsia="zh-CN" w:bidi="ar"/>
+        </w:rPr>
+        <w:t xml:space="preserve"> </w:t>
+      </w:r>
+      <w:r>
+        <w:rPr>
+          <w:rFonts w:hint="default" w:ascii="Consolas" w:hAnsi="Consolas" w:eastAsia="Consolas" w:cs="Consolas"/>
+          <w:b w:val="0"/>
+          <w:bCs w:val="0"/>
+          <w:color w:val="569CD6"/>
+          <w:kern w:val="0"/>
+          <w:sz w:val="21"/>
+          <w:szCs w:val="21"/>
+          <w:shd w:val="clear" w:fill="121314"/>
+          <w:lang w:val="en-US" w:eastAsia="zh-CN" w:bidi="ar"/>
+        </w:rPr>
+        <w:t>true</w:t>
+      </w:r>
+      <w:r>
+        <w:rPr>
+          <w:rFonts w:hint="default" w:ascii="Consolas" w:hAnsi="Consolas" w:eastAsia="Consolas" w:cs="Consolas"/>
+          <w:b w:val="0"/>
+          <w:bCs w:val="0"/>
+          <w:color w:val="C9D1D9"/>
+          <w:kern w:val="0"/>
+          <w:sz w:val="21"/>
+          <w:szCs w:val="21"/>
+          <w:shd w:val="clear" w:fill="121314"/>
+          <w:lang w:val="en-US" w:eastAsia="zh-CN" w:bidi="ar"/>
+        </w:rPr>
+        <w:t>; }</w:t>
+      </w:r>
     </w:p>
     <w:p>
       <w:pPr>
@@ -25715,13 +25884,6 @@
     </w:p>
     <w:p>
       <w:pPr>
-        <w:numPr>
-          <w:numId w:val="0"/>
-        </w:numPr>
-        <w:tabs>
-          <w:tab w:val="left" w:pos="720"/>
-        </w:tabs>
-        <w:spacing w:before="100" w:beforeAutospacing="1" w:after="100" w:afterAutospacing="1" w:line="240" w:lineRule="auto"/>
         <w:rPr>
           <w:rFonts w:ascii="Times New Roman" w:hAnsi="Times New Roman" w:eastAsia="Times New Roman" w:cs="Times New Roman"/>
           <w:sz w:val="24"/>
@@ -25732,7 +25894,6 @@
       <w:bookmarkStart w:id="0" w:name="_GoBack"/>
       <w:bookmarkEnd w:id="0"/>
     </w:p>
-    <w:p/>
     <w:sectPr>
       <w:pgSz w:w="11906" w:h="16838"/>
       <w:pgMar w:top="1440" w:right="1440" w:bottom="1440" w:left="1440" w:header="708" w:footer="708" w:gutter="0"/>

--- a/Ramkumar Java Full Stack Development Test 22-10-2025.docx
+++ b/Ramkumar Java Full Stack Development Test 22-10-2025.docx
@@ -9344,7 +9344,1797 @@
     </w:p>
     <w:p>
       <w:pPr>
+        <w:keepNext w:val="0"/>
+        <w:keepLines w:val="0"/>
+        <w:widowControl/>
+        <w:suppressLineNumbers w:val="0"/>
+        <w:shd w:val="clear" w:fill="121314"/>
+        <w:spacing w:line="228" w:lineRule="atLeast"/>
+        <w:jc w:val="left"/>
+        <w:rPr>
+          <w:rFonts w:ascii="Consolas" w:hAnsi="Consolas" w:eastAsia="Consolas" w:cs="Consolas"/>
+          <w:b w:val="0"/>
+          <w:bCs w:val="0"/>
+          <w:color w:val="BBBEBF"/>
+          <w:sz w:val="21"/>
+          <w:szCs w:val="21"/>
+        </w:rPr>
+      </w:pPr>
+      <w:r>
+        <w:rPr>
+          <w:rFonts w:hint="default" w:ascii="Consolas" w:hAnsi="Consolas" w:eastAsia="Consolas" w:cs="Consolas"/>
+          <w:b w:val="0"/>
+          <w:bCs w:val="0"/>
+          <w:color w:val="808080"/>
+          <w:kern w:val="0"/>
+          <w:sz w:val="21"/>
+          <w:szCs w:val="21"/>
+          <w:shd w:val="clear" w:fill="121314"/>
+          <w:lang w:val="en-US" w:eastAsia="zh-CN" w:bidi="ar"/>
+        </w:rPr>
+        <w:t>&lt;</w:t>
+      </w:r>
+      <w:r>
+        <w:rPr>
+          <w:rFonts w:hint="default" w:ascii="Consolas" w:hAnsi="Consolas" w:eastAsia="Consolas" w:cs="Consolas"/>
+          <w:b w:val="0"/>
+          <w:bCs w:val="0"/>
+          <w:color w:val="7EE787"/>
+          <w:kern w:val="0"/>
+          <w:sz w:val="21"/>
+          <w:szCs w:val="21"/>
+          <w:shd w:val="clear" w:fill="121314"/>
+          <w:lang w:val="en-US" w:eastAsia="zh-CN" w:bidi="ar"/>
+        </w:rPr>
+        <w:t>script</w:t>
+      </w:r>
+      <w:r>
+        <w:rPr>
+          <w:rFonts w:hint="default" w:ascii="Consolas" w:hAnsi="Consolas" w:eastAsia="Consolas" w:cs="Consolas"/>
+          <w:b w:val="0"/>
+          <w:bCs w:val="0"/>
+          <w:color w:val="808080"/>
+          <w:kern w:val="0"/>
+          <w:sz w:val="21"/>
+          <w:szCs w:val="21"/>
+          <w:shd w:val="clear" w:fill="121314"/>
+          <w:lang w:val="en-US" w:eastAsia="zh-CN" w:bidi="ar"/>
+        </w:rPr>
+        <w:t>&gt;</w:t>
+      </w:r>
+    </w:p>
+    <w:p>
+      <w:pPr>
+        <w:keepNext w:val="0"/>
+        <w:keepLines w:val="0"/>
+        <w:widowControl/>
+        <w:suppressLineNumbers w:val="0"/>
+        <w:shd w:val="clear" w:fill="121314"/>
+        <w:spacing w:line="228" w:lineRule="atLeast"/>
+        <w:jc w:val="left"/>
+        <w:rPr>
+          <w:rFonts w:hint="default" w:ascii="Consolas" w:hAnsi="Consolas" w:eastAsia="Consolas" w:cs="Consolas"/>
+          <w:b w:val="0"/>
+          <w:bCs w:val="0"/>
+          <w:color w:val="BBBEBF"/>
+          <w:sz w:val="21"/>
+          <w:szCs w:val="21"/>
+        </w:rPr>
+      </w:pPr>
+      <w:r>
+        <w:rPr>
+          <w:rFonts w:hint="default" w:ascii="Consolas" w:hAnsi="Consolas" w:eastAsia="Consolas" w:cs="Consolas"/>
+          <w:b w:val="0"/>
+          <w:bCs w:val="0"/>
+          <w:color w:val="D4D4D4"/>
+          <w:kern w:val="0"/>
+          <w:sz w:val="21"/>
+          <w:szCs w:val="21"/>
+          <w:shd w:val="clear" w:fill="121314"/>
+          <w:lang w:val="en-US" w:eastAsia="zh-CN" w:bidi="ar"/>
+        </w:rPr>
+        <w:t xml:space="preserve">        </w:t>
+      </w:r>
+      <w:r>
+        <w:rPr>
+          <w:rFonts w:hint="default" w:ascii="Consolas" w:hAnsi="Consolas" w:eastAsia="Consolas" w:cs="Consolas"/>
+          <w:b w:val="0"/>
+          <w:bCs w:val="0"/>
+          <w:color w:val="FF7B72"/>
+          <w:kern w:val="0"/>
+          <w:sz w:val="21"/>
+          <w:szCs w:val="21"/>
+          <w:shd w:val="clear" w:fill="121314"/>
+          <w:lang w:val="en-US" w:eastAsia="zh-CN" w:bidi="ar"/>
+        </w:rPr>
+        <w:t>function</w:t>
+      </w:r>
+      <w:r>
+        <w:rPr>
+          <w:rFonts w:hint="default" w:ascii="Consolas" w:hAnsi="Consolas" w:eastAsia="Consolas" w:cs="Consolas"/>
+          <w:b w:val="0"/>
+          <w:bCs w:val="0"/>
+          <w:color w:val="D4D4D4"/>
+          <w:kern w:val="0"/>
+          <w:sz w:val="21"/>
+          <w:szCs w:val="21"/>
+          <w:shd w:val="clear" w:fill="121314"/>
+          <w:lang w:val="en-US" w:eastAsia="zh-CN" w:bidi="ar"/>
+        </w:rPr>
+        <w:t xml:space="preserve"> </w:t>
+      </w:r>
+      <w:r>
+        <w:rPr>
+          <w:rFonts w:hint="default" w:ascii="Consolas" w:hAnsi="Consolas" w:eastAsia="Consolas" w:cs="Consolas"/>
+          <w:b w:val="0"/>
+          <w:bCs w:val="0"/>
+          <w:color w:val="D2A8FF"/>
+          <w:kern w:val="0"/>
+          <w:sz w:val="21"/>
+          <w:szCs w:val="21"/>
+          <w:shd w:val="clear" w:fill="121314"/>
+          <w:lang w:val="en-US" w:eastAsia="zh-CN" w:bidi="ar"/>
+        </w:rPr>
+        <w:t>classifyNumber</w:t>
+      </w:r>
+      <w:r>
+        <w:rPr>
+          <w:rFonts w:hint="default" w:ascii="Consolas" w:hAnsi="Consolas" w:eastAsia="Consolas" w:cs="Consolas"/>
+          <w:b w:val="0"/>
+          <w:bCs w:val="0"/>
+          <w:color w:val="D4D4D4"/>
+          <w:kern w:val="0"/>
+          <w:sz w:val="21"/>
+          <w:szCs w:val="21"/>
+          <w:shd w:val="clear" w:fill="121314"/>
+          <w:lang w:val="en-US" w:eastAsia="zh-CN" w:bidi="ar"/>
+        </w:rPr>
+        <w:t>(</w:t>
+      </w:r>
+      <w:r>
+        <w:rPr>
+          <w:rFonts w:hint="default" w:ascii="Consolas" w:hAnsi="Consolas" w:eastAsia="Consolas" w:cs="Consolas"/>
+          <w:b w:val="0"/>
+          <w:bCs w:val="0"/>
+          <w:color w:val="FFA657"/>
+          <w:kern w:val="0"/>
+          <w:sz w:val="21"/>
+          <w:szCs w:val="21"/>
+          <w:shd w:val="clear" w:fill="121314"/>
+          <w:lang w:val="en-US" w:eastAsia="zh-CN" w:bidi="ar"/>
+        </w:rPr>
+        <w:t>num</w:t>
+      </w:r>
+      <w:r>
+        <w:rPr>
+          <w:rFonts w:hint="default" w:ascii="Consolas" w:hAnsi="Consolas" w:eastAsia="Consolas" w:cs="Consolas"/>
+          <w:b w:val="0"/>
+          <w:bCs w:val="0"/>
+          <w:color w:val="D4D4D4"/>
+          <w:kern w:val="0"/>
+          <w:sz w:val="21"/>
+          <w:szCs w:val="21"/>
+          <w:shd w:val="clear" w:fill="121314"/>
+          <w:lang w:val="en-US" w:eastAsia="zh-CN" w:bidi="ar"/>
+        </w:rPr>
+        <w:t xml:space="preserve">) </w:t>
+      </w:r>
+      <w:r>
+        <w:rPr>
+          <w:rFonts w:hint="default" w:ascii="Consolas" w:hAnsi="Consolas" w:eastAsia="Consolas" w:cs="Consolas"/>
+          <w:b w:val="0"/>
+          <w:bCs w:val="0"/>
+          <w:color w:val="C9D1D9"/>
+          <w:kern w:val="0"/>
+          <w:sz w:val="21"/>
+          <w:szCs w:val="21"/>
+          <w:shd w:val="clear" w:fill="121314"/>
+          <w:lang w:val="en-US" w:eastAsia="zh-CN" w:bidi="ar"/>
+        </w:rPr>
+        <w:t>{</w:t>
+      </w:r>
+    </w:p>
+    <w:p>
+      <w:pPr>
+        <w:keepNext w:val="0"/>
+        <w:keepLines w:val="0"/>
+        <w:widowControl/>
+        <w:suppressLineNumbers w:val="0"/>
+        <w:shd w:val="clear" w:fill="121314"/>
+        <w:spacing w:line="228" w:lineRule="atLeast"/>
+        <w:jc w:val="left"/>
+        <w:rPr>
+          <w:rFonts w:hint="default" w:ascii="Consolas" w:hAnsi="Consolas" w:eastAsia="Consolas" w:cs="Consolas"/>
+          <w:b w:val="0"/>
+          <w:bCs w:val="0"/>
+          <w:color w:val="BBBEBF"/>
+          <w:sz w:val="21"/>
+          <w:szCs w:val="21"/>
+        </w:rPr>
+      </w:pPr>
+      <w:r>
+        <w:rPr>
+          <w:rFonts w:hint="default" w:ascii="Consolas" w:hAnsi="Consolas" w:eastAsia="Consolas" w:cs="Consolas"/>
+          <w:b w:val="0"/>
+          <w:bCs w:val="0"/>
+          <w:color w:val="C9D1D9"/>
+          <w:kern w:val="0"/>
+          <w:sz w:val="21"/>
+          <w:szCs w:val="21"/>
+          <w:shd w:val="clear" w:fill="121314"/>
+          <w:lang w:val="en-US" w:eastAsia="zh-CN" w:bidi="ar"/>
+        </w:rPr>
+        <w:t xml:space="preserve">            </w:t>
+      </w:r>
+      <w:r>
+        <w:rPr>
+          <w:rFonts w:hint="default" w:ascii="Consolas" w:hAnsi="Consolas" w:eastAsia="Consolas" w:cs="Consolas"/>
+          <w:b w:val="0"/>
+          <w:bCs w:val="0"/>
+          <w:color w:val="C586C0"/>
+          <w:kern w:val="0"/>
+          <w:sz w:val="21"/>
+          <w:szCs w:val="21"/>
+          <w:shd w:val="clear" w:fill="121314"/>
+          <w:lang w:val="en-US" w:eastAsia="zh-CN" w:bidi="ar"/>
+        </w:rPr>
+        <w:t>if</w:t>
+      </w:r>
+      <w:r>
+        <w:rPr>
+          <w:rFonts w:hint="default" w:ascii="Consolas" w:hAnsi="Consolas" w:eastAsia="Consolas" w:cs="Consolas"/>
+          <w:b w:val="0"/>
+          <w:bCs w:val="0"/>
+          <w:color w:val="C9D1D9"/>
+          <w:kern w:val="0"/>
+          <w:sz w:val="21"/>
+          <w:szCs w:val="21"/>
+          <w:shd w:val="clear" w:fill="121314"/>
+          <w:lang w:val="en-US" w:eastAsia="zh-CN" w:bidi="ar"/>
+        </w:rPr>
+        <w:t xml:space="preserve"> (</w:t>
+      </w:r>
+      <w:r>
+        <w:rPr>
+          <w:rFonts w:hint="default" w:ascii="Consolas" w:hAnsi="Consolas" w:eastAsia="Consolas" w:cs="Consolas"/>
+          <w:b w:val="0"/>
+          <w:bCs w:val="0"/>
+          <w:color w:val="FFA657"/>
+          <w:kern w:val="0"/>
+          <w:sz w:val="21"/>
+          <w:szCs w:val="21"/>
+          <w:shd w:val="clear" w:fill="121314"/>
+          <w:lang w:val="en-US" w:eastAsia="zh-CN" w:bidi="ar"/>
+        </w:rPr>
+        <w:t>num</w:t>
+      </w:r>
+      <w:r>
+        <w:rPr>
+          <w:rFonts w:hint="default" w:ascii="Consolas" w:hAnsi="Consolas" w:eastAsia="Consolas" w:cs="Consolas"/>
+          <w:b w:val="0"/>
+          <w:bCs w:val="0"/>
+          <w:color w:val="C9D1D9"/>
+          <w:kern w:val="0"/>
+          <w:sz w:val="21"/>
+          <w:szCs w:val="21"/>
+          <w:shd w:val="clear" w:fill="121314"/>
+          <w:lang w:val="en-US" w:eastAsia="zh-CN" w:bidi="ar"/>
+        </w:rPr>
+        <w:t xml:space="preserve"> </w:t>
+      </w:r>
+      <w:r>
+        <w:rPr>
+          <w:rFonts w:hint="default" w:ascii="Consolas" w:hAnsi="Consolas" w:eastAsia="Consolas" w:cs="Consolas"/>
+          <w:b w:val="0"/>
+          <w:bCs w:val="0"/>
+          <w:color w:val="D4D4D4"/>
+          <w:kern w:val="0"/>
+          <w:sz w:val="21"/>
+          <w:szCs w:val="21"/>
+          <w:shd w:val="clear" w:fill="121314"/>
+          <w:lang w:val="en-US" w:eastAsia="zh-CN" w:bidi="ar"/>
+        </w:rPr>
+        <w:t>&gt;</w:t>
+      </w:r>
+      <w:r>
+        <w:rPr>
+          <w:rFonts w:hint="default" w:ascii="Consolas" w:hAnsi="Consolas" w:eastAsia="Consolas" w:cs="Consolas"/>
+          <w:b w:val="0"/>
+          <w:bCs w:val="0"/>
+          <w:color w:val="C9D1D9"/>
+          <w:kern w:val="0"/>
+          <w:sz w:val="21"/>
+          <w:szCs w:val="21"/>
+          <w:shd w:val="clear" w:fill="121314"/>
+          <w:lang w:val="en-US" w:eastAsia="zh-CN" w:bidi="ar"/>
+        </w:rPr>
+        <w:t xml:space="preserve"> </w:t>
+      </w:r>
+      <w:r>
+        <w:rPr>
+          <w:rFonts w:hint="default" w:ascii="Consolas" w:hAnsi="Consolas" w:eastAsia="Consolas" w:cs="Consolas"/>
+          <w:b w:val="0"/>
+          <w:bCs w:val="0"/>
+          <w:color w:val="B5CEA8"/>
+          <w:kern w:val="0"/>
+          <w:sz w:val="21"/>
+          <w:szCs w:val="21"/>
+          <w:shd w:val="clear" w:fill="121314"/>
+          <w:lang w:val="en-US" w:eastAsia="zh-CN" w:bidi="ar"/>
+        </w:rPr>
+        <w:t>0</w:t>
+      </w:r>
+      <w:r>
+        <w:rPr>
+          <w:rFonts w:hint="default" w:ascii="Consolas" w:hAnsi="Consolas" w:eastAsia="Consolas" w:cs="Consolas"/>
+          <w:b w:val="0"/>
+          <w:bCs w:val="0"/>
+          <w:color w:val="C9D1D9"/>
+          <w:kern w:val="0"/>
+          <w:sz w:val="21"/>
+          <w:szCs w:val="21"/>
+          <w:shd w:val="clear" w:fill="121314"/>
+          <w:lang w:val="en-US" w:eastAsia="zh-CN" w:bidi="ar"/>
+        </w:rPr>
+        <w:t>) {</w:t>
+      </w:r>
+    </w:p>
+    <w:p>
+      <w:pPr>
+        <w:keepNext w:val="0"/>
+        <w:keepLines w:val="0"/>
+        <w:widowControl/>
+        <w:suppressLineNumbers w:val="0"/>
+        <w:shd w:val="clear" w:fill="121314"/>
+        <w:spacing w:line="228" w:lineRule="atLeast"/>
+        <w:jc w:val="left"/>
+        <w:rPr>
+          <w:rFonts w:hint="default" w:ascii="Consolas" w:hAnsi="Consolas" w:eastAsia="Consolas" w:cs="Consolas"/>
+          <w:b w:val="0"/>
+          <w:bCs w:val="0"/>
+          <w:color w:val="BBBEBF"/>
+          <w:sz w:val="21"/>
+          <w:szCs w:val="21"/>
+        </w:rPr>
+      </w:pPr>
+      <w:r>
+        <w:rPr>
+          <w:rFonts w:hint="default" w:ascii="Consolas" w:hAnsi="Consolas" w:eastAsia="Consolas" w:cs="Consolas"/>
+          <w:b w:val="0"/>
+          <w:bCs w:val="0"/>
+          <w:color w:val="C9D1D9"/>
+          <w:kern w:val="0"/>
+          <w:sz w:val="21"/>
+          <w:szCs w:val="21"/>
+          <w:shd w:val="clear" w:fill="121314"/>
+          <w:lang w:val="en-US" w:eastAsia="zh-CN" w:bidi="ar"/>
+        </w:rPr>
+        <w:t xml:space="preserve">                </w:t>
+      </w:r>
+      <w:r>
+        <w:rPr>
+          <w:rFonts w:hint="default" w:ascii="Consolas" w:hAnsi="Consolas" w:eastAsia="Consolas" w:cs="Consolas"/>
+          <w:b w:val="0"/>
+          <w:bCs w:val="0"/>
+          <w:color w:val="C586C0"/>
+          <w:kern w:val="0"/>
+          <w:sz w:val="21"/>
+          <w:szCs w:val="21"/>
+          <w:shd w:val="clear" w:fill="121314"/>
+          <w:lang w:val="en-US" w:eastAsia="zh-CN" w:bidi="ar"/>
+        </w:rPr>
+        <w:t>return</w:t>
+      </w:r>
+      <w:r>
+        <w:rPr>
+          <w:rFonts w:hint="default" w:ascii="Consolas" w:hAnsi="Consolas" w:eastAsia="Consolas" w:cs="Consolas"/>
+          <w:b w:val="0"/>
+          <w:bCs w:val="0"/>
+          <w:color w:val="C9D1D9"/>
+          <w:kern w:val="0"/>
+          <w:sz w:val="21"/>
+          <w:szCs w:val="21"/>
+          <w:shd w:val="clear" w:fill="121314"/>
+          <w:lang w:val="en-US" w:eastAsia="zh-CN" w:bidi="ar"/>
+        </w:rPr>
+        <w:t xml:space="preserve"> </w:t>
+      </w:r>
+      <w:r>
+        <w:rPr>
+          <w:rFonts w:hint="default" w:ascii="Consolas" w:hAnsi="Consolas" w:eastAsia="Consolas" w:cs="Consolas"/>
+          <w:b w:val="0"/>
+          <w:bCs w:val="0"/>
+          <w:color w:val="A5D6FF"/>
+          <w:kern w:val="0"/>
+          <w:sz w:val="21"/>
+          <w:szCs w:val="21"/>
+          <w:shd w:val="clear" w:fill="121314"/>
+          <w:lang w:val="en-US" w:eastAsia="zh-CN" w:bidi="ar"/>
+        </w:rPr>
+        <w:t>"Positive"</w:t>
+      </w:r>
+      <w:r>
+        <w:rPr>
+          <w:rFonts w:hint="default" w:ascii="Consolas" w:hAnsi="Consolas" w:eastAsia="Consolas" w:cs="Consolas"/>
+          <w:b w:val="0"/>
+          <w:bCs w:val="0"/>
+          <w:color w:val="C9D1D9"/>
+          <w:kern w:val="0"/>
+          <w:sz w:val="21"/>
+          <w:szCs w:val="21"/>
+          <w:shd w:val="clear" w:fill="121314"/>
+          <w:lang w:val="en-US" w:eastAsia="zh-CN" w:bidi="ar"/>
+        </w:rPr>
+        <w:t>;</w:t>
+      </w:r>
+    </w:p>
+    <w:p>
+      <w:pPr>
+        <w:keepNext w:val="0"/>
+        <w:keepLines w:val="0"/>
+        <w:widowControl/>
+        <w:suppressLineNumbers w:val="0"/>
+        <w:shd w:val="clear" w:fill="121314"/>
+        <w:spacing w:line="228" w:lineRule="atLeast"/>
+        <w:jc w:val="left"/>
+        <w:rPr>
+          <w:rFonts w:hint="default" w:ascii="Consolas" w:hAnsi="Consolas" w:eastAsia="Consolas" w:cs="Consolas"/>
+          <w:b w:val="0"/>
+          <w:bCs w:val="0"/>
+          <w:color w:val="BBBEBF"/>
+          <w:sz w:val="21"/>
+          <w:szCs w:val="21"/>
+        </w:rPr>
+      </w:pPr>
+      <w:r>
+        <w:rPr>
+          <w:rFonts w:hint="default" w:ascii="Consolas" w:hAnsi="Consolas" w:eastAsia="Consolas" w:cs="Consolas"/>
+          <w:b w:val="0"/>
+          <w:bCs w:val="0"/>
+          <w:color w:val="C9D1D9"/>
+          <w:kern w:val="0"/>
+          <w:sz w:val="21"/>
+          <w:szCs w:val="21"/>
+          <w:shd w:val="clear" w:fill="121314"/>
+          <w:lang w:val="en-US" w:eastAsia="zh-CN" w:bidi="ar"/>
+        </w:rPr>
+        <w:t>            }</w:t>
+      </w:r>
+    </w:p>
+    <w:p>
+      <w:pPr>
+        <w:keepNext w:val="0"/>
+        <w:keepLines w:val="0"/>
+        <w:widowControl/>
+        <w:suppressLineNumbers w:val="0"/>
+        <w:shd w:val="clear" w:fill="121314"/>
+        <w:spacing w:line="228" w:lineRule="atLeast"/>
+        <w:jc w:val="left"/>
+        <w:rPr>
+          <w:rFonts w:hint="default" w:ascii="Consolas" w:hAnsi="Consolas" w:eastAsia="Consolas" w:cs="Consolas"/>
+          <w:b w:val="0"/>
+          <w:bCs w:val="0"/>
+          <w:color w:val="BBBEBF"/>
+          <w:sz w:val="21"/>
+          <w:szCs w:val="21"/>
+        </w:rPr>
+      </w:pPr>
+      <w:r>
+        <w:rPr>
+          <w:rFonts w:hint="default" w:ascii="Consolas" w:hAnsi="Consolas" w:eastAsia="Consolas" w:cs="Consolas"/>
+          <w:b w:val="0"/>
+          <w:bCs w:val="0"/>
+          <w:color w:val="C9D1D9"/>
+          <w:kern w:val="0"/>
+          <w:sz w:val="21"/>
+          <w:szCs w:val="21"/>
+          <w:shd w:val="clear" w:fill="121314"/>
+          <w:lang w:val="en-US" w:eastAsia="zh-CN" w:bidi="ar"/>
+        </w:rPr>
+        <w:t xml:space="preserve">            </w:t>
+      </w:r>
+      <w:r>
+        <w:rPr>
+          <w:rFonts w:hint="default" w:ascii="Consolas" w:hAnsi="Consolas" w:eastAsia="Consolas" w:cs="Consolas"/>
+          <w:b w:val="0"/>
+          <w:bCs w:val="0"/>
+          <w:color w:val="C586C0"/>
+          <w:kern w:val="0"/>
+          <w:sz w:val="21"/>
+          <w:szCs w:val="21"/>
+          <w:shd w:val="clear" w:fill="121314"/>
+          <w:lang w:val="en-US" w:eastAsia="zh-CN" w:bidi="ar"/>
+        </w:rPr>
+        <w:t>else</w:t>
+      </w:r>
+      <w:r>
+        <w:rPr>
+          <w:rFonts w:hint="default" w:ascii="Consolas" w:hAnsi="Consolas" w:eastAsia="Consolas" w:cs="Consolas"/>
+          <w:b w:val="0"/>
+          <w:bCs w:val="0"/>
+          <w:color w:val="C9D1D9"/>
+          <w:kern w:val="0"/>
+          <w:sz w:val="21"/>
+          <w:szCs w:val="21"/>
+          <w:shd w:val="clear" w:fill="121314"/>
+          <w:lang w:val="en-US" w:eastAsia="zh-CN" w:bidi="ar"/>
+        </w:rPr>
+        <w:t xml:space="preserve"> </w:t>
+      </w:r>
+      <w:r>
+        <w:rPr>
+          <w:rFonts w:hint="default" w:ascii="Consolas" w:hAnsi="Consolas" w:eastAsia="Consolas" w:cs="Consolas"/>
+          <w:b w:val="0"/>
+          <w:bCs w:val="0"/>
+          <w:color w:val="C586C0"/>
+          <w:kern w:val="0"/>
+          <w:sz w:val="21"/>
+          <w:szCs w:val="21"/>
+          <w:shd w:val="clear" w:fill="121314"/>
+          <w:lang w:val="en-US" w:eastAsia="zh-CN" w:bidi="ar"/>
+        </w:rPr>
+        <w:t>if</w:t>
+      </w:r>
+      <w:r>
+        <w:rPr>
+          <w:rFonts w:hint="default" w:ascii="Consolas" w:hAnsi="Consolas" w:eastAsia="Consolas" w:cs="Consolas"/>
+          <w:b w:val="0"/>
+          <w:bCs w:val="0"/>
+          <w:color w:val="C9D1D9"/>
+          <w:kern w:val="0"/>
+          <w:sz w:val="21"/>
+          <w:szCs w:val="21"/>
+          <w:shd w:val="clear" w:fill="121314"/>
+          <w:lang w:val="en-US" w:eastAsia="zh-CN" w:bidi="ar"/>
+        </w:rPr>
+        <w:t xml:space="preserve"> (</w:t>
+      </w:r>
+      <w:r>
+        <w:rPr>
+          <w:rFonts w:hint="default" w:ascii="Consolas" w:hAnsi="Consolas" w:eastAsia="Consolas" w:cs="Consolas"/>
+          <w:b w:val="0"/>
+          <w:bCs w:val="0"/>
+          <w:color w:val="FFA657"/>
+          <w:kern w:val="0"/>
+          <w:sz w:val="21"/>
+          <w:szCs w:val="21"/>
+          <w:shd w:val="clear" w:fill="121314"/>
+          <w:lang w:val="en-US" w:eastAsia="zh-CN" w:bidi="ar"/>
+        </w:rPr>
+        <w:t>num</w:t>
+      </w:r>
+      <w:r>
+        <w:rPr>
+          <w:rFonts w:hint="default" w:ascii="Consolas" w:hAnsi="Consolas" w:eastAsia="Consolas" w:cs="Consolas"/>
+          <w:b w:val="0"/>
+          <w:bCs w:val="0"/>
+          <w:color w:val="C9D1D9"/>
+          <w:kern w:val="0"/>
+          <w:sz w:val="21"/>
+          <w:szCs w:val="21"/>
+          <w:shd w:val="clear" w:fill="121314"/>
+          <w:lang w:val="en-US" w:eastAsia="zh-CN" w:bidi="ar"/>
+        </w:rPr>
+        <w:t xml:space="preserve"> </w:t>
+      </w:r>
+      <w:r>
+        <w:rPr>
+          <w:rFonts w:hint="default" w:ascii="Consolas" w:hAnsi="Consolas" w:eastAsia="Consolas" w:cs="Consolas"/>
+          <w:b w:val="0"/>
+          <w:bCs w:val="0"/>
+          <w:color w:val="D4D4D4"/>
+          <w:kern w:val="0"/>
+          <w:sz w:val="21"/>
+          <w:szCs w:val="21"/>
+          <w:shd w:val="clear" w:fill="121314"/>
+          <w:lang w:val="en-US" w:eastAsia="zh-CN" w:bidi="ar"/>
+        </w:rPr>
+        <w:t>&lt;</w:t>
+      </w:r>
+      <w:r>
+        <w:rPr>
+          <w:rFonts w:hint="default" w:ascii="Consolas" w:hAnsi="Consolas" w:eastAsia="Consolas" w:cs="Consolas"/>
+          <w:b w:val="0"/>
+          <w:bCs w:val="0"/>
+          <w:color w:val="C9D1D9"/>
+          <w:kern w:val="0"/>
+          <w:sz w:val="21"/>
+          <w:szCs w:val="21"/>
+          <w:shd w:val="clear" w:fill="121314"/>
+          <w:lang w:val="en-US" w:eastAsia="zh-CN" w:bidi="ar"/>
+        </w:rPr>
+        <w:t xml:space="preserve"> </w:t>
+      </w:r>
+      <w:r>
+        <w:rPr>
+          <w:rFonts w:hint="default" w:ascii="Consolas" w:hAnsi="Consolas" w:eastAsia="Consolas" w:cs="Consolas"/>
+          <w:b w:val="0"/>
+          <w:bCs w:val="0"/>
+          <w:color w:val="B5CEA8"/>
+          <w:kern w:val="0"/>
+          <w:sz w:val="21"/>
+          <w:szCs w:val="21"/>
+          <w:shd w:val="clear" w:fill="121314"/>
+          <w:lang w:val="en-US" w:eastAsia="zh-CN" w:bidi="ar"/>
+        </w:rPr>
+        <w:t>0</w:t>
+      </w:r>
+      <w:r>
+        <w:rPr>
+          <w:rFonts w:hint="default" w:ascii="Consolas" w:hAnsi="Consolas" w:eastAsia="Consolas" w:cs="Consolas"/>
+          <w:b w:val="0"/>
+          <w:bCs w:val="0"/>
+          <w:color w:val="C9D1D9"/>
+          <w:kern w:val="0"/>
+          <w:sz w:val="21"/>
+          <w:szCs w:val="21"/>
+          <w:shd w:val="clear" w:fill="121314"/>
+          <w:lang w:val="en-US" w:eastAsia="zh-CN" w:bidi="ar"/>
+        </w:rPr>
+        <w:t>) {</w:t>
+      </w:r>
+    </w:p>
+    <w:p>
+      <w:pPr>
+        <w:keepNext w:val="0"/>
+        <w:keepLines w:val="0"/>
+        <w:widowControl/>
+        <w:suppressLineNumbers w:val="0"/>
+        <w:shd w:val="clear" w:fill="121314"/>
+        <w:spacing w:line="228" w:lineRule="atLeast"/>
+        <w:jc w:val="left"/>
+        <w:rPr>
+          <w:rFonts w:hint="default" w:ascii="Consolas" w:hAnsi="Consolas" w:eastAsia="Consolas" w:cs="Consolas"/>
+          <w:b w:val="0"/>
+          <w:bCs w:val="0"/>
+          <w:color w:val="BBBEBF"/>
+          <w:sz w:val="21"/>
+          <w:szCs w:val="21"/>
+        </w:rPr>
+      </w:pPr>
+      <w:r>
+        <w:rPr>
+          <w:rFonts w:hint="default" w:ascii="Consolas" w:hAnsi="Consolas" w:eastAsia="Consolas" w:cs="Consolas"/>
+          <w:b w:val="0"/>
+          <w:bCs w:val="0"/>
+          <w:color w:val="C9D1D9"/>
+          <w:kern w:val="0"/>
+          <w:sz w:val="21"/>
+          <w:szCs w:val="21"/>
+          <w:shd w:val="clear" w:fill="121314"/>
+          <w:lang w:val="en-US" w:eastAsia="zh-CN" w:bidi="ar"/>
+        </w:rPr>
+        <w:t xml:space="preserve">                </w:t>
+      </w:r>
+      <w:r>
+        <w:rPr>
+          <w:rFonts w:hint="default" w:ascii="Consolas" w:hAnsi="Consolas" w:eastAsia="Consolas" w:cs="Consolas"/>
+          <w:b w:val="0"/>
+          <w:bCs w:val="0"/>
+          <w:color w:val="C586C0"/>
+          <w:kern w:val="0"/>
+          <w:sz w:val="21"/>
+          <w:szCs w:val="21"/>
+          <w:shd w:val="clear" w:fill="121314"/>
+          <w:lang w:val="en-US" w:eastAsia="zh-CN" w:bidi="ar"/>
+        </w:rPr>
+        <w:t>return</w:t>
+      </w:r>
+      <w:r>
+        <w:rPr>
+          <w:rFonts w:hint="default" w:ascii="Consolas" w:hAnsi="Consolas" w:eastAsia="Consolas" w:cs="Consolas"/>
+          <w:b w:val="0"/>
+          <w:bCs w:val="0"/>
+          <w:color w:val="C9D1D9"/>
+          <w:kern w:val="0"/>
+          <w:sz w:val="21"/>
+          <w:szCs w:val="21"/>
+          <w:shd w:val="clear" w:fill="121314"/>
+          <w:lang w:val="en-US" w:eastAsia="zh-CN" w:bidi="ar"/>
+        </w:rPr>
+        <w:t xml:space="preserve"> </w:t>
+      </w:r>
+      <w:r>
+        <w:rPr>
+          <w:rFonts w:hint="default" w:ascii="Consolas" w:hAnsi="Consolas" w:eastAsia="Consolas" w:cs="Consolas"/>
+          <w:b w:val="0"/>
+          <w:bCs w:val="0"/>
+          <w:color w:val="A5D6FF"/>
+          <w:kern w:val="0"/>
+          <w:sz w:val="21"/>
+          <w:szCs w:val="21"/>
+          <w:shd w:val="clear" w:fill="121314"/>
+          <w:lang w:val="en-US" w:eastAsia="zh-CN" w:bidi="ar"/>
+        </w:rPr>
+        <w:t>"Negative"</w:t>
+      </w:r>
+      <w:r>
+        <w:rPr>
+          <w:rFonts w:hint="default" w:ascii="Consolas" w:hAnsi="Consolas" w:eastAsia="Consolas" w:cs="Consolas"/>
+          <w:b w:val="0"/>
+          <w:bCs w:val="0"/>
+          <w:color w:val="C9D1D9"/>
+          <w:kern w:val="0"/>
+          <w:sz w:val="21"/>
+          <w:szCs w:val="21"/>
+          <w:shd w:val="clear" w:fill="121314"/>
+          <w:lang w:val="en-US" w:eastAsia="zh-CN" w:bidi="ar"/>
+        </w:rPr>
+        <w:t>;</w:t>
+      </w:r>
+    </w:p>
+    <w:p>
+      <w:pPr>
+        <w:keepNext w:val="0"/>
+        <w:keepLines w:val="0"/>
+        <w:widowControl/>
+        <w:suppressLineNumbers w:val="0"/>
+        <w:shd w:val="clear" w:fill="121314"/>
+        <w:spacing w:line="228" w:lineRule="atLeast"/>
+        <w:jc w:val="left"/>
+        <w:rPr>
+          <w:rFonts w:hint="default" w:ascii="Consolas" w:hAnsi="Consolas" w:eastAsia="Consolas" w:cs="Consolas"/>
+          <w:b w:val="0"/>
+          <w:bCs w:val="0"/>
+          <w:color w:val="BBBEBF"/>
+          <w:sz w:val="21"/>
+          <w:szCs w:val="21"/>
+        </w:rPr>
+      </w:pPr>
+      <w:r>
+        <w:rPr>
+          <w:rFonts w:hint="default" w:ascii="Consolas" w:hAnsi="Consolas" w:eastAsia="Consolas" w:cs="Consolas"/>
+          <w:b w:val="0"/>
+          <w:bCs w:val="0"/>
+          <w:color w:val="C9D1D9"/>
+          <w:kern w:val="0"/>
+          <w:sz w:val="21"/>
+          <w:szCs w:val="21"/>
+          <w:shd w:val="clear" w:fill="121314"/>
+          <w:lang w:val="en-US" w:eastAsia="zh-CN" w:bidi="ar"/>
+        </w:rPr>
+        <w:t>            }</w:t>
+      </w:r>
+    </w:p>
+    <w:p>
+      <w:pPr>
+        <w:keepNext w:val="0"/>
+        <w:keepLines w:val="0"/>
+        <w:widowControl/>
+        <w:suppressLineNumbers w:val="0"/>
+        <w:shd w:val="clear" w:fill="121314"/>
+        <w:spacing w:line="228" w:lineRule="atLeast"/>
+        <w:jc w:val="left"/>
+        <w:rPr>
+          <w:rFonts w:hint="default" w:ascii="Consolas" w:hAnsi="Consolas" w:eastAsia="Consolas" w:cs="Consolas"/>
+          <w:b w:val="0"/>
+          <w:bCs w:val="0"/>
+          <w:color w:val="BBBEBF"/>
+          <w:sz w:val="21"/>
+          <w:szCs w:val="21"/>
+        </w:rPr>
+      </w:pPr>
+      <w:r>
+        <w:rPr>
+          <w:rFonts w:hint="default" w:ascii="Consolas" w:hAnsi="Consolas" w:eastAsia="Consolas" w:cs="Consolas"/>
+          <w:b w:val="0"/>
+          <w:bCs w:val="0"/>
+          <w:color w:val="C9D1D9"/>
+          <w:kern w:val="0"/>
+          <w:sz w:val="21"/>
+          <w:szCs w:val="21"/>
+          <w:shd w:val="clear" w:fill="121314"/>
+          <w:lang w:val="en-US" w:eastAsia="zh-CN" w:bidi="ar"/>
+        </w:rPr>
+        <w:t xml:space="preserve">            </w:t>
+      </w:r>
+      <w:r>
+        <w:rPr>
+          <w:rFonts w:hint="default" w:ascii="Consolas" w:hAnsi="Consolas" w:eastAsia="Consolas" w:cs="Consolas"/>
+          <w:b w:val="0"/>
+          <w:bCs w:val="0"/>
+          <w:color w:val="C586C0"/>
+          <w:kern w:val="0"/>
+          <w:sz w:val="21"/>
+          <w:szCs w:val="21"/>
+          <w:shd w:val="clear" w:fill="121314"/>
+          <w:lang w:val="en-US" w:eastAsia="zh-CN" w:bidi="ar"/>
+        </w:rPr>
+        <w:t>else</w:t>
+      </w:r>
+      <w:r>
+        <w:rPr>
+          <w:rFonts w:hint="default" w:ascii="Consolas" w:hAnsi="Consolas" w:eastAsia="Consolas" w:cs="Consolas"/>
+          <w:b w:val="0"/>
+          <w:bCs w:val="0"/>
+          <w:color w:val="C9D1D9"/>
+          <w:kern w:val="0"/>
+          <w:sz w:val="21"/>
+          <w:szCs w:val="21"/>
+          <w:shd w:val="clear" w:fill="121314"/>
+          <w:lang w:val="en-US" w:eastAsia="zh-CN" w:bidi="ar"/>
+        </w:rPr>
+        <w:t xml:space="preserve"> </w:t>
+      </w:r>
+      <w:r>
+        <w:rPr>
+          <w:rFonts w:hint="default" w:ascii="Consolas" w:hAnsi="Consolas" w:eastAsia="Consolas" w:cs="Consolas"/>
+          <w:b w:val="0"/>
+          <w:bCs w:val="0"/>
+          <w:color w:val="C586C0"/>
+          <w:kern w:val="0"/>
+          <w:sz w:val="21"/>
+          <w:szCs w:val="21"/>
+          <w:shd w:val="clear" w:fill="121314"/>
+          <w:lang w:val="en-US" w:eastAsia="zh-CN" w:bidi="ar"/>
+        </w:rPr>
+        <w:t>if</w:t>
+      </w:r>
+      <w:r>
+        <w:rPr>
+          <w:rFonts w:hint="default" w:ascii="Consolas" w:hAnsi="Consolas" w:eastAsia="Consolas" w:cs="Consolas"/>
+          <w:b w:val="0"/>
+          <w:bCs w:val="0"/>
+          <w:color w:val="C9D1D9"/>
+          <w:kern w:val="0"/>
+          <w:sz w:val="21"/>
+          <w:szCs w:val="21"/>
+          <w:shd w:val="clear" w:fill="121314"/>
+          <w:lang w:val="en-US" w:eastAsia="zh-CN" w:bidi="ar"/>
+        </w:rPr>
+        <w:t xml:space="preserve"> (</w:t>
+      </w:r>
+      <w:r>
+        <w:rPr>
+          <w:rFonts w:hint="default" w:ascii="Consolas" w:hAnsi="Consolas" w:eastAsia="Consolas" w:cs="Consolas"/>
+          <w:b w:val="0"/>
+          <w:bCs w:val="0"/>
+          <w:color w:val="FFA657"/>
+          <w:kern w:val="0"/>
+          <w:sz w:val="21"/>
+          <w:szCs w:val="21"/>
+          <w:shd w:val="clear" w:fill="121314"/>
+          <w:lang w:val="en-US" w:eastAsia="zh-CN" w:bidi="ar"/>
+        </w:rPr>
+        <w:t>num</w:t>
+      </w:r>
+      <w:r>
+        <w:rPr>
+          <w:rFonts w:hint="default" w:ascii="Consolas" w:hAnsi="Consolas" w:eastAsia="Consolas" w:cs="Consolas"/>
+          <w:b w:val="0"/>
+          <w:bCs w:val="0"/>
+          <w:color w:val="C9D1D9"/>
+          <w:kern w:val="0"/>
+          <w:sz w:val="21"/>
+          <w:szCs w:val="21"/>
+          <w:shd w:val="clear" w:fill="121314"/>
+          <w:lang w:val="en-US" w:eastAsia="zh-CN" w:bidi="ar"/>
+        </w:rPr>
+        <w:t xml:space="preserve"> </w:t>
+      </w:r>
+      <w:r>
+        <w:rPr>
+          <w:rFonts w:hint="default" w:ascii="Consolas" w:hAnsi="Consolas" w:eastAsia="Consolas" w:cs="Consolas"/>
+          <w:b w:val="0"/>
+          <w:bCs w:val="0"/>
+          <w:color w:val="D4D4D4"/>
+          <w:kern w:val="0"/>
+          <w:sz w:val="21"/>
+          <w:szCs w:val="21"/>
+          <w:shd w:val="clear" w:fill="121314"/>
+          <w:lang w:val="en-US" w:eastAsia="zh-CN" w:bidi="ar"/>
+        </w:rPr>
+        <w:t>==</w:t>
+      </w:r>
+      <w:r>
+        <w:rPr>
+          <w:rFonts w:hint="default" w:ascii="Consolas" w:hAnsi="Consolas" w:eastAsia="Consolas" w:cs="Consolas"/>
+          <w:b w:val="0"/>
+          <w:bCs w:val="0"/>
+          <w:color w:val="C9D1D9"/>
+          <w:kern w:val="0"/>
+          <w:sz w:val="21"/>
+          <w:szCs w:val="21"/>
+          <w:shd w:val="clear" w:fill="121314"/>
+          <w:lang w:val="en-US" w:eastAsia="zh-CN" w:bidi="ar"/>
+        </w:rPr>
+        <w:t xml:space="preserve"> </w:t>
+      </w:r>
+      <w:r>
+        <w:rPr>
+          <w:rFonts w:hint="default" w:ascii="Consolas" w:hAnsi="Consolas" w:eastAsia="Consolas" w:cs="Consolas"/>
+          <w:b w:val="0"/>
+          <w:bCs w:val="0"/>
+          <w:color w:val="B5CEA8"/>
+          <w:kern w:val="0"/>
+          <w:sz w:val="21"/>
+          <w:szCs w:val="21"/>
+          <w:shd w:val="clear" w:fill="121314"/>
+          <w:lang w:val="en-US" w:eastAsia="zh-CN" w:bidi="ar"/>
+        </w:rPr>
+        <w:t>0</w:t>
+      </w:r>
+      <w:r>
+        <w:rPr>
+          <w:rFonts w:hint="default" w:ascii="Consolas" w:hAnsi="Consolas" w:eastAsia="Consolas" w:cs="Consolas"/>
+          <w:b w:val="0"/>
+          <w:bCs w:val="0"/>
+          <w:color w:val="C9D1D9"/>
+          <w:kern w:val="0"/>
+          <w:sz w:val="21"/>
+          <w:szCs w:val="21"/>
+          <w:shd w:val="clear" w:fill="121314"/>
+          <w:lang w:val="en-US" w:eastAsia="zh-CN" w:bidi="ar"/>
+        </w:rPr>
+        <w:t>) {</w:t>
+      </w:r>
+    </w:p>
+    <w:p>
+      <w:pPr>
+        <w:keepNext w:val="0"/>
+        <w:keepLines w:val="0"/>
+        <w:widowControl/>
+        <w:suppressLineNumbers w:val="0"/>
+        <w:shd w:val="clear" w:fill="121314"/>
+        <w:spacing w:line="228" w:lineRule="atLeast"/>
+        <w:jc w:val="left"/>
+        <w:rPr>
+          <w:rFonts w:hint="default" w:ascii="Consolas" w:hAnsi="Consolas" w:eastAsia="Consolas" w:cs="Consolas"/>
+          <w:b w:val="0"/>
+          <w:bCs w:val="0"/>
+          <w:color w:val="BBBEBF"/>
+          <w:sz w:val="21"/>
+          <w:szCs w:val="21"/>
+        </w:rPr>
+      </w:pPr>
+      <w:r>
+        <w:rPr>
+          <w:rFonts w:hint="default" w:ascii="Consolas" w:hAnsi="Consolas" w:eastAsia="Consolas" w:cs="Consolas"/>
+          <w:b w:val="0"/>
+          <w:bCs w:val="0"/>
+          <w:color w:val="C9D1D9"/>
+          <w:kern w:val="0"/>
+          <w:sz w:val="21"/>
+          <w:szCs w:val="21"/>
+          <w:shd w:val="clear" w:fill="121314"/>
+          <w:lang w:val="en-US" w:eastAsia="zh-CN" w:bidi="ar"/>
+        </w:rPr>
+        <w:t xml:space="preserve">                </w:t>
+      </w:r>
+      <w:r>
+        <w:rPr>
+          <w:rFonts w:hint="default" w:ascii="Consolas" w:hAnsi="Consolas" w:eastAsia="Consolas" w:cs="Consolas"/>
+          <w:b w:val="0"/>
+          <w:bCs w:val="0"/>
+          <w:color w:val="C586C0"/>
+          <w:kern w:val="0"/>
+          <w:sz w:val="21"/>
+          <w:szCs w:val="21"/>
+          <w:shd w:val="clear" w:fill="121314"/>
+          <w:lang w:val="en-US" w:eastAsia="zh-CN" w:bidi="ar"/>
+        </w:rPr>
+        <w:t>return</w:t>
+      </w:r>
+      <w:r>
+        <w:rPr>
+          <w:rFonts w:hint="default" w:ascii="Consolas" w:hAnsi="Consolas" w:eastAsia="Consolas" w:cs="Consolas"/>
+          <w:b w:val="0"/>
+          <w:bCs w:val="0"/>
+          <w:color w:val="C9D1D9"/>
+          <w:kern w:val="0"/>
+          <w:sz w:val="21"/>
+          <w:szCs w:val="21"/>
+          <w:shd w:val="clear" w:fill="121314"/>
+          <w:lang w:val="en-US" w:eastAsia="zh-CN" w:bidi="ar"/>
+        </w:rPr>
+        <w:t xml:space="preserve"> </w:t>
+      </w:r>
+      <w:r>
+        <w:rPr>
+          <w:rFonts w:hint="default" w:ascii="Consolas" w:hAnsi="Consolas" w:eastAsia="Consolas" w:cs="Consolas"/>
+          <w:b w:val="0"/>
+          <w:bCs w:val="0"/>
+          <w:color w:val="A5D6FF"/>
+          <w:kern w:val="0"/>
+          <w:sz w:val="21"/>
+          <w:szCs w:val="21"/>
+          <w:shd w:val="clear" w:fill="121314"/>
+          <w:lang w:val="en-US" w:eastAsia="zh-CN" w:bidi="ar"/>
+        </w:rPr>
+        <w:t>"Zero"</w:t>
+      </w:r>
+      <w:r>
+        <w:rPr>
+          <w:rFonts w:hint="default" w:ascii="Consolas" w:hAnsi="Consolas" w:eastAsia="Consolas" w:cs="Consolas"/>
+          <w:b w:val="0"/>
+          <w:bCs w:val="0"/>
+          <w:color w:val="C9D1D9"/>
+          <w:kern w:val="0"/>
+          <w:sz w:val="21"/>
+          <w:szCs w:val="21"/>
+          <w:shd w:val="clear" w:fill="121314"/>
+          <w:lang w:val="en-US" w:eastAsia="zh-CN" w:bidi="ar"/>
+        </w:rPr>
+        <w:t>;</w:t>
+      </w:r>
+    </w:p>
+    <w:p>
+      <w:pPr>
+        <w:keepNext w:val="0"/>
+        <w:keepLines w:val="0"/>
+        <w:widowControl/>
+        <w:suppressLineNumbers w:val="0"/>
+        <w:shd w:val="clear" w:fill="121314"/>
+        <w:spacing w:line="228" w:lineRule="atLeast"/>
+        <w:jc w:val="left"/>
+        <w:rPr>
+          <w:rFonts w:hint="default" w:ascii="Consolas" w:hAnsi="Consolas" w:eastAsia="Consolas" w:cs="Consolas"/>
+          <w:b w:val="0"/>
+          <w:bCs w:val="0"/>
+          <w:color w:val="BBBEBF"/>
+          <w:sz w:val="21"/>
+          <w:szCs w:val="21"/>
+        </w:rPr>
+      </w:pPr>
+      <w:r>
+        <w:rPr>
+          <w:rFonts w:hint="default" w:ascii="Consolas" w:hAnsi="Consolas" w:eastAsia="Consolas" w:cs="Consolas"/>
+          <w:b w:val="0"/>
+          <w:bCs w:val="0"/>
+          <w:color w:val="C9D1D9"/>
+          <w:kern w:val="0"/>
+          <w:sz w:val="21"/>
+          <w:szCs w:val="21"/>
+          <w:shd w:val="clear" w:fill="121314"/>
+          <w:lang w:val="en-US" w:eastAsia="zh-CN" w:bidi="ar"/>
+        </w:rPr>
+        <w:t>            }</w:t>
+      </w:r>
+    </w:p>
+    <w:p>
+      <w:pPr>
+        <w:keepNext w:val="0"/>
+        <w:keepLines w:val="0"/>
+        <w:widowControl/>
+        <w:suppressLineNumbers w:val="0"/>
+        <w:shd w:val="clear" w:fill="121314"/>
+        <w:spacing w:line="228" w:lineRule="atLeast"/>
+        <w:jc w:val="left"/>
+        <w:rPr>
+          <w:rFonts w:hint="default" w:ascii="Consolas" w:hAnsi="Consolas" w:eastAsia="Consolas" w:cs="Consolas"/>
+          <w:b w:val="0"/>
+          <w:bCs w:val="0"/>
+          <w:color w:val="BBBEBF"/>
+          <w:sz w:val="21"/>
+          <w:szCs w:val="21"/>
+        </w:rPr>
+      </w:pPr>
+      <w:r>
+        <w:rPr>
+          <w:rFonts w:hint="default" w:ascii="Consolas" w:hAnsi="Consolas" w:eastAsia="Consolas" w:cs="Consolas"/>
+          <w:b w:val="0"/>
+          <w:bCs w:val="0"/>
+          <w:color w:val="C9D1D9"/>
+          <w:kern w:val="0"/>
+          <w:sz w:val="21"/>
+          <w:szCs w:val="21"/>
+          <w:shd w:val="clear" w:fill="121314"/>
+          <w:lang w:val="en-US" w:eastAsia="zh-CN" w:bidi="ar"/>
+        </w:rPr>
+        <w:t xml:space="preserve">            </w:t>
+      </w:r>
+      <w:r>
+        <w:rPr>
+          <w:rFonts w:hint="default" w:ascii="Consolas" w:hAnsi="Consolas" w:eastAsia="Consolas" w:cs="Consolas"/>
+          <w:b w:val="0"/>
+          <w:bCs w:val="0"/>
+          <w:color w:val="C586C0"/>
+          <w:kern w:val="0"/>
+          <w:sz w:val="21"/>
+          <w:szCs w:val="21"/>
+          <w:shd w:val="clear" w:fill="121314"/>
+          <w:lang w:val="en-US" w:eastAsia="zh-CN" w:bidi="ar"/>
+        </w:rPr>
+        <w:t>else</w:t>
+      </w:r>
+      <w:r>
+        <w:rPr>
+          <w:rFonts w:hint="default" w:ascii="Consolas" w:hAnsi="Consolas" w:eastAsia="Consolas" w:cs="Consolas"/>
+          <w:b w:val="0"/>
+          <w:bCs w:val="0"/>
+          <w:color w:val="C9D1D9"/>
+          <w:kern w:val="0"/>
+          <w:sz w:val="21"/>
+          <w:szCs w:val="21"/>
+          <w:shd w:val="clear" w:fill="121314"/>
+          <w:lang w:val="en-US" w:eastAsia="zh-CN" w:bidi="ar"/>
+        </w:rPr>
+        <w:t xml:space="preserve"> {</w:t>
+      </w:r>
+    </w:p>
+    <w:p>
+      <w:pPr>
+        <w:keepNext w:val="0"/>
+        <w:keepLines w:val="0"/>
+        <w:widowControl/>
+        <w:suppressLineNumbers w:val="0"/>
+        <w:shd w:val="clear" w:fill="121314"/>
+        <w:spacing w:line="228" w:lineRule="atLeast"/>
+        <w:jc w:val="left"/>
+        <w:rPr>
+          <w:rFonts w:hint="default" w:ascii="Consolas" w:hAnsi="Consolas" w:eastAsia="Consolas" w:cs="Consolas"/>
+          <w:b w:val="0"/>
+          <w:bCs w:val="0"/>
+          <w:color w:val="BBBEBF"/>
+          <w:sz w:val="21"/>
+          <w:szCs w:val="21"/>
+        </w:rPr>
+      </w:pPr>
+      <w:r>
+        <w:rPr>
+          <w:rFonts w:hint="default" w:ascii="Consolas" w:hAnsi="Consolas" w:eastAsia="Consolas" w:cs="Consolas"/>
+          <w:b w:val="0"/>
+          <w:bCs w:val="0"/>
+          <w:color w:val="C9D1D9"/>
+          <w:kern w:val="0"/>
+          <w:sz w:val="21"/>
+          <w:szCs w:val="21"/>
+          <w:shd w:val="clear" w:fill="121314"/>
+          <w:lang w:val="en-US" w:eastAsia="zh-CN" w:bidi="ar"/>
+        </w:rPr>
+        <w:t xml:space="preserve">                </w:t>
+      </w:r>
+      <w:r>
+        <w:rPr>
+          <w:rFonts w:hint="default" w:ascii="Consolas" w:hAnsi="Consolas" w:eastAsia="Consolas" w:cs="Consolas"/>
+          <w:b w:val="0"/>
+          <w:bCs w:val="0"/>
+          <w:color w:val="C586C0"/>
+          <w:kern w:val="0"/>
+          <w:sz w:val="21"/>
+          <w:szCs w:val="21"/>
+          <w:shd w:val="clear" w:fill="121314"/>
+          <w:lang w:val="en-US" w:eastAsia="zh-CN" w:bidi="ar"/>
+        </w:rPr>
+        <w:t>return</w:t>
+      </w:r>
+      <w:r>
+        <w:rPr>
+          <w:rFonts w:hint="default" w:ascii="Consolas" w:hAnsi="Consolas" w:eastAsia="Consolas" w:cs="Consolas"/>
+          <w:b w:val="0"/>
+          <w:bCs w:val="0"/>
+          <w:color w:val="C9D1D9"/>
+          <w:kern w:val="0"/>
+          <w:sz w:val="21"/>
+          <w:szCs w:val="21"/>
+          <w:shd w:val="clear" w:fill="121314"/>
+          <w:lang w:val="en-US" w:eastAsia="zh-CN" w:bidi="ar"/>
+        </w:rPr>
+        <w:t xml:space="preserve"> </w:t>
+      </w:r>
+      <w:r>
+        <w:rPr>
+          <w:rFonts w:hint="default" w:ascii="Consolas" w:hAnsi="Consolas" w:eastAsia="Consolas" w:cs="Consolas"/>
+          <w:b w:val="0"/>
+          <w:bCs w:val="0"/>
+          <w:color w:val="A5D6FF"/>
+          <w:kern w:val="0"/>
+          <w:sz w:val="21"/>
+          <w:szCs w:val="21"/>
+          <w:shd w:val="clear" w:fill="121314"/>
+          <w:lang w:val="en-US" w:eastAsia="zh-CN" w:bidi="ar"/>
+        </w:rPr>
+        <w:t>"Invalid Number"</w:t>
+      </w:r>
+    </w:p>
+    <w:p>
+      <w:pPr>
+        <w:keepNext w:val="0"/>
+        <w:keepLines w:val="0"/>
+        <w:widowControl/>
+        <w:suppressLineNumbers w:val="0"/>
+        <w:shd w:val="clear" w:fill="121314"/>
+        <w:spacing w:line="228" w:lineRule="atLeast"/>
+        <w:jc w:val="left"/>
+        <w:rPr>
+          <w:rFonts w:hint="default" w:ascii="Consolas" w:hAnsi="Consolas" w:eastAsia="Consolas" w:cs="Consolas"/>
+          <w:b w:val="0"/>
+          <w:bCs w:val="0"/>
+          <w:color w:val="BBBEBF"/>
+          <w:sz w:val="21"/>
+          <w:szCs w:val="21"/>
+        </w:rPr>
+      </w:pPr>
+      <w:r>
+        <w:rPr>
+          <w:rFonts w:hint="default" w:ascii="Consolas" w:hAnsi="Consolas" w:eastAsia="Consolas" w:cs="Consolas"/>
+          <w:b w:val="0"/>
+          <w:bCs w:val="0"/>
+          <w:color w:val="C9D1D9"/>
+          <w:kern w:val="0"/>
+          <w:sz w:val="21"/>
+          <w:szCs w:val="21"/>
+          <w:shd w:val="clear" w:fill="121314"/>
+          <w:lang w:val="en-US" w:eastAsia="zh-CN" w:bidi="ar"/>
+        </w:rPr>
+        <w:t>            }</w:t>
+      </w:r>
+    </w:p>
+    <w:p>
+      <w:pPr>
+        <w:keepNext w:val="0"/>
+        <w:keepLines w:val="0"/>
+        <w:widowControl/>
+        <w:suppressLineNumbers w:val="0"/>
+        <w:shd w:val="clear" w:fill="121314"/>
+        <w:spacing w:line="228" w:lineRule="atLeast"/>
+        <w:jc w:val="left"/>
+        <w:rPr>
+          <w:rFonts w:hint="default" w:ascii="Consolas" w:hAnsi="Consolas" w:eastAsia="Consolas" w:cs="Consolas"/>
+          <w:b w:val="0"/>
+          <w:bCs w:val="0"/>
+          <w:color w:val="BBBEBF"/>
+          <w:sz w:val="21"/>
+          <w:szCs w:val="21"/>
+        </w:rPr>
+      </w:pPr>
+      <w:r>
+        <w:rPr>
+          <w:rFonts w:hint="default" w:ascii="Consolas" w:hAnsi="Consolas" w:eastAsia="Consolas" w:cs="Consolas"/>
+          <w:b w:val="0"/>
+          <w:bCs w:val="0"/>
+          <w:color w:val="C9D1D9"/>
+          <w:kern w:val="0"/>
+          <w:sz w:val="21"/>
+          <w:szCs w:val="21"/>
+          <w:shd w:val="clear" w:fill="121314"/>
+          <w:lang w:val="en-US" w:eastAsia="zh-CN" w:bidi="ar"/>
+        </w:rPr>
+        <w:t>        }</w:t>
+      </w:r>
+      <w:r>
+        <w:rPr>
+          <w:rFonts w:hint="default" w:ascii="Consolas" w:hAnsi="Consolas" w:eastAsia="Consolas" w:cs="Consolas"/>
+          <w:b w:val="0"/>
+          <w:bCs w:val="0"/>
+          <w:color w:val="D4D4D4"/>
+          <w:kern w:val="0"/>
+          <w:sz w:val="21"/>
+          <w:szCs w:val="21"/>
+          <w:shd w:val="clear" w:fill="121314"/>
+          <w:lang w:val="en-US" w:eastAsia="zh-CN" w:bidi="ar"/>
+        </w:rPr>
+        <w:t>;</w:t>
+      </w:r>
+    </w:p>
+    <w:p>
+      <w:pPr>
+        <w:keepNext w:val="0"/>
+        <w:keepLines w:val="0"/>
+        <w:widowControl/>
+        <w:suppressLineNumbers w:val="0"/>
+        <w:shd w:val="clear" w:fill="121314"/>
+        <w:spacing w:line="228" w:lineRule="atLeast"/>
+        <w:jc w:val="left"/>
+        <w:rPr>
+          <w:rFonts w:hint="default" w:ascii="Consolas" w:hAnsi="Consolas" w:eastAsia="Consolas" w:cs="Consolas"/>
+          <w:b w:val="0"/>
+          <w:bCs w:val="0"/>
+          <w:color w:val="BBBEBF"/>
+          <w:sz w:val="21"/>
+          <w:szCs w:val="21"/>
+        </w:rPr>
+      </w:pPr>
+      <w:r>
+        <w:rPr>
+          <w:rFonts w:hint="default" w:ascii="Consolas" w:hAnsi="Consolas" w:eastAsia="Consolas" w:cs="Consolas"/>
+          <w:b w:val="0"/>
+          <w:bCs w:val="0"/>
+          <w:color w:val="D4D4D4"/>
+          <w:kern w:val="0"/>
+          <w:sz w:val="21"/>
+          <w:szCs w:val="21"/>
+          <w:shd w:val="clear" w:fill="121314"/>
+          <w:lang w:val="en-US" w:eastAsia="zh-CN" w:bidi="ar"/>
+        </w:rPr>
+        <w:t xml:space="preserve">        </w:t>
+      </w:r>
+      <w:r>
+        <w:rPr>
+          <w:rFonts w:hint="default" w:ascii="Consolas" w:hAnsi="Consolas" w:eastAsia="Consolas" w:cs="Consolas"/>
+          <w:b w:val="0"/>
+          <w:bCs w:val="0"/>
+          <w:color w:val="79C0FF"/>
+          <w:kern w:val="0"/>
+          <w:sz w:val="21"/>
+          <w:szCs w:val="21"/>
+          <w:shd w:val="clear" w:fill="121314"/>
+          <w:lang w:val="en-US" w:eastAsia="zh-CN" w:bidi="ar"/>
+        </w:rPr>
+        <w:t>console</w:t>
+      </w:r>
+      <w:r>
+        <w:rPr>
+          <w:rFonts w:hint="default" w:ascii="Consolas" w:hAnsi="Consolas" w:eastAsia="Consolas" w:cs="Consolas"/>
+          <w:b w:val="0"/>
+          <w:bCs w:val="0"/>
+          <w:color w:val="D4D4D4"/>
+          <w:kern w:val="0"/>
+          <w:sz w:val="21"/>
+          <w:szCs w:val="21"/>
+          <w:shd w:val="clear" w:fill="121314"/>
+          <w:lang w:val="en-US" w:eastAsia="zh-CN" w:bidi="ar"/>
+        </w:rPr>
+        <w:t>.</w:t>
+      </w:r>
+      <w:r>
+        <w:rPr>
+          <w:rFonts w:hint="default" w:ascii="Consolas" w:hAnsi="Consolas" w:eastAsia="Consolas" w:cs="Consolas"/>
+          <w:b w:val="0"/>
+          <w:bCs w:val="0"/>
+          <w:color w:val="D2A8FF"/>
+          <w:kern w:val="0"/>
+          <w:sz w:val="21"/>
+          <w:szCs w:val="21"/>
+          <w:shd w:val="clear" w:fill="121314"/>
+          <w:lang w:val="en-US" w:eastAsia="zh-CN" w:bidi="ar"/>
+        </w:rPr>
+        <w:t>log</w:t>
+      </w:r>
+      <w:r>
+        <w:rPr>
+          <w:rFonts w:hint="default" w:ascii="Consolas" w:hAnsi="Consolas" w:eastAsia="Consolas" w:cs="Consolas"/>
+          <w:b w:val="0"/>
+          <w:bCs w:val="0"/>
+          <w:color w:val="D4D4D4"/>
+          <w:kern w:val="0"/>
+          <w:sz w:val="21"/>
+          <w:szCs w:val="21"/>
+          <w:shd w:val="clear" w:fill="121314"/>
+          <w:lang w:val="en-US" w:eastAsia="zh-CN" w:bidi="ar"/>
+        </w:rPr>
+        <w:t>(</w:t>
+      </w:r>
+      <w:r>
+        <w:rPr>
+          <w:rFonts w:hint="default" w:ascii="Consolas" w:hAnsi="Consolas" w:eastAsia="Consolas" w:cs="Consolas"/>
+          <w:b w:val="0"/>
+          <w:bCs w:val="0"/>
+          <w:color w:val="D2A8FF"/>
+          <w:kern w:val="0"/>
+          <w:sz w:val="21"/>
+          <w:szCs w:val="21"/>
+          <w:shd w:val="clear" w:fill="121314"/>
+          <w:lang w:val="en-US" w:eastAsia="zh-CN" w:bidi="ar"/>
+        </w:rPr>
+        <w:t>classifyNumber</w:t>
+      </w:r>
+      <w:r>
+        <w:rPr>
+          <w:rFonts w:hint="default" w:ascii="Consolas" w:hAnsi="Consolas" w:eastAsia="Consolas" w:cs="Consolas"/>
+          <w:b w:val="0"/>
+          <w:bCs w:val="0"/>
+          <w:color w:val="D4D4D4"/>
+          <w:kern w:val="0"/>
+          <w:sz w:val="21"/>
+          <w:szCs w:val="21"/>
+          <w:shd w:val="clear" w:fill="121314"/>
+          <w:lang w:val="en-US" w:eastAsia="zh-CN" w:bidi="ar"/>
+        </w:rPr>
+        <w:t>(</w:t>
+      </w:r>
+      <w:r>
+        <w:rPr>
+          <w:rFonts w:hint="default" w:ascii="Consolas" w:hAnsi="Consolas" w:eastAsia="Consolas" w:cs="Consolas"/>
+          <w:b w:val="0"/>
+          <w:bCs w:val="0"/>
+          <w:color w:val="B5CEA8"/>
+          <w:kern w:val="0"/>
+          <w:sz w:val="21"/>
+          <w:szCs w:val="21"/>
+          <w:shd w:val="clear" w:fill="121314"/>
+          <w:lang w:val="en-US" w:eastAsia="zh-CN" w:bidi="ar"/>
+        </w:rPr>
+        <w:t>4</w:t>
+      </w:r>
+      <w:r>
+        <w:rPr>
+          <w:rFonts w:hint="default" w:ascii="Consolas" w:hAnsi="Consolas" w:eastAsia="Consolas" w:cs="Consolas"/>
+          <w:b w:val="0"/>
+          <w:bCs w:val="0"/>
+          <w:color w:val="D4D4D4"/>
+          <w:kern w:val="0"/>
+          <w:sz w:val="21"/>
+          <w:szCs w:val="21"/>
+          <w:shd w:val="clear" w:fill="121314"/>
+          <w:lang w:val="en-US" w:eastAsia="zh-CN" w:bidi="ar"/>
+        </w:rPr>
+        <w:t>));</w:t>
+      </w:r>
+    </w:p>
+    <w:p>
+      <w:pPr>
+        <w:keepNext w:val="0"/>
+        <w:keepLines w:val="0"/>
+        <w:widowControl/>
+        <w:suppressLineNumbers w:val="0"/>
+        <w:shd w:val="clear" w:fill="121314"/>
+        <w:spacing w:line="228" w:lineRule="atLeast"/>
+        <w:jc w:val="left"/>
+        <w:rPr>
+          <w:rFonts w:hint="default" w:ascii="Consolas" w:hAnsi="Consolas" w:eastAsia="Consolas" w:cs="Consolas"/>
+          <w:b w:val="0"/>
+          <w:bCs w:val="0"/>
+          <w:color w:val="BBBEBF"/>
+          <w:sz w:val="21"/>
+          <w:szCs w:val="21"/>
+        </w:rPr>
+      </w:pPr>
+      <w:r>
+        <w:rPr>
+          <w:rFonts w:hint="default" w:ascii="Consolas" w:hAnsi="Consolas" w:eastAsia="Consolas" w:cs="Consolas"/>
+          <w:b w:val="0"/>
+          <w:bCs w:val="0"/>
+          <w:color w:val="D4D4D4"/>
+          <w:kern w:val="0"/>
+          <w:sz w:val="21"/>
+          <w:szCs w:val="21"/>
+          <w:shd w:val="clear" w:fill="121314"/>
+          <w:lang w:val="en-US" w:eastAsia="zh-CN" w:bidi="ar"/>
+        </w:rPr>
+        <w:t xml:space="preserve">        </w:t>
+      </w:r>
+      <w:r>
+        <w:rPr>
+          <w:rFonts w:hint="default" w:ascii="Consolas" w:hAnsi="Consolas" w:eastAsia="Consolas" w:cs="Consolas"/>
+          <w:b w:val="0"/>
+          <w:bCs w:val="0"/>
+          <w:color w:val="79C0FF"/>
+          <w:kern w:val="0"/>
+          <w:sz w:val="21"/>
+          <w:szCs w:val="21"/>
+          <w:shd w:val="clear" w:fill="121314"/>
+          <w:lang w:val="en-US" w:eastAsia="zh-CN" w:bidi="ar"/>
+        </w:rPr>
+        <w:t>console</w:t>
+      </w:r>
+      <w:r>
+        <w:rPr>
+          <w:rFonts w:hint="default" w:ascii="Consolas" w:hAnsi="Consolas" w:eastAsia="Consolas" w:cs="Consolas"/>
+          <w:b w:val="0"/>
+          <w:bCs w:val="0"/>
+          <w:color w:val="D4D4D4"/>
+          <w:kern w:val="0"/>
+          <w:sz w:val="21"/>
+          <w:szCs w:val="21"/>
+          <w:shd w:val="clear" w:fill="121314"/>
+          <w:lang w:val="en-US" w:eastAsia="zh-CN" w:bidi="ar"/>
+        </w:rPr>
+        <w:t>.</w:t>
+      </w:r>
+      <w:r>
+        <w:rPr>
+          <w:rFonts w:hint="default" w:ascii="Consolas" w:hAnsi="Consolas" w:eastAsia="Consolas" w:cs="Consolas"/>
+          <w:b w:val="0"/>
+          <w:bCs w:val="0"/>
+          <w:color w:val="D2A8FF"/>
+          <w:kern w:val="0"/>
+          <w:sz w:val="21"/>
+          <w:szCs w:val="21"/>
+          <w:shd w:val="clear" w:fill="121314"/>
+          <w:lang w:val="en-US" w:eastAsia="zh-CN" w:bidi="ar"/>
+        </w:rPr>
+        <w:t>log</w:t>
+      </w:r>
+      <w:r>
+        <w:rPr>
+          <w:rFonts w:hint="default" w:ascii="Consolas" w:hAnsi="Consolas" w:eastAsia="Consolas" w:cs="Consolas"/>
+          <w:b w:val="0"/>
+          <w:bCs w:val="0"/>
+          <w:color w:val="D4D4D4"/>
+          <w:kern w:val="0"/>
+          <w:sz w:val="21"/>
+          <w:szCs w:val="21"/>
+          <w:shd w:val="clear" w:fill="121314"/>
+          <w:lang w:val="en-US" w:eastAsia="zh-CN" w:bidi="ar"/>
+        </w:rPr>
+        <w:t>(</w:t>
+      </w:r>
+      <w:r>
+        <w:rPr>
+          <w:rFonts w:hint="default" w:ascii="Consolas" w:hAnsi="Consolas" w:eastAsia="Consolas" w:cs="Consolas"/>
+          <w:b w:val="0"/>
+          <w:bCs w:val="0"/>
+          <w:color w:val="D2A8FF"/>
+          <w:kern w:val="0"/>
+          <w:sz w:val="21"/>
+          <w:szCs w:val="21"/>
+          <w:shd w:val="clear" w:fill="121314"/>
+          <w:lang w:val="en-US" w:eastAsia="zh-CN" w:bidi="ar"/>
+        </w:rPr>
+        <w:t>classifyNumber</w:t>
+      </w:r>
+      <w:r>
+        <w:rPr>
+          <w:rFonts w:hint="default" w:ascii="Consolas" w:hAnsi="Consolas" w:eastAsia="Consolas" w:cs="Consolas"/>
+          <w:b w:val="0"/>
+          <w:bCs w:val="0"/>
+          <w:color w:val="D4D4D4"/>
+          <w:kern w:val="0"/>
+          <w:sz w:val="21"/>
+          <w:szCs w:val="21"/>
+          <w:shd w:val="clear" w:fill="121314"/>
+          <w:lang w:val="en-US" w:eastAsia="zh-CN" w:bidi="ar"/>
+        </w:rPr>
+        <w:t>(-</w:t>
+      </w:r>
+      <w:r>
+        <w:rPr>
+          <w:rFonts w:hint="default" w:ascii="Consolas" w:hAnsi="Consolas" w:eastAsia="Consolas" w:cs="Consolas"/>
+          <w:b w:val="0"/>
+          <w:bCs w:val="0"/>
+          <w:color w:val="B5CEA8"/>
+          <w:kern w:val="0"/>
+          <w:sz w:val="21"/>
+          <w:szCs w:val="21"/>
+          <w:shd w:val="clear" w:fill="121314"/>
+          <w:lang w:val="en-US" w:eastAsia="zh-CN" w:bidi="ar"/>
+        </w:rPr>
+        <w:t>4</w:t>
+      </w:r>
+      <w:r>
+        <w:rPr>
+          <w:rFonts w:hint="default" w:ascii="Consolas" w:hAnsi="Consolas" w:eastAsia="Consolas" w:cs="Consolas"/>
+          <w:b w:val="0"/>
+          <w:bCs w:val="0"/>
+          <w:color w:val="D4D4D4"/>
+          <w:kern w:val="0"/>
+          <w:sz w:val="21"/>
+          <w:szCs w:val="21"/>
+          <w:shd w:val="clear" w:fill="121314"/>
+          <w:lang w:val="en-US" w:eastAsia="zh-CN" w:bidi="ar"/>
+        </w:rPr>
+        <w:t>));</w:t>
+      </w:r>
+    </w:p>
+    <w:p>
+      <w:pPr>
+        <w:keepNext w:val="0"/>
+        <w:keepLines w:val="0"/>
+        <w:widowControl/>
+        <w:suppressLineNumbers w:val="0"/>
+        <w:shd w:val="clear" w:fill="121314"/>
+        <w:spacing w:line="228" w:lineRule="atLeast"/>
+        <w:jc w:val="left"/>
+        <w:rPr>
+          <w:rFonts w:hint="default" w:ascii="Consolas" w:hAnsi="Consolas" w:eastAsia="Consolas" w:cs="Consolas"/>
+          <w:b w:val="0"/>
+          <w:bCs w:val="0"/>
+          <w:color w:val="BBBEBF"/>
+          <w:sz w:val="21"/>
+          <w:szCs w:val="21"/>
+        </w:rPr>
+      </w:pPr>
+      <w:r>
+        <w:rPr>
+          <w:rFonts w:hint="default" w:ascii="Consolas" w:hAnsi="Consolas" w:eastAsia="Consolas" w:cs="Consolas"/>
+          <w:b w:val="0"/>
+          <w:bCs w:val="0"/>
+          <w:color w:val="D4D4D4"/>
+          <w:kern w:val="0"/>
+          <w:sz w:val="21"/>
+          <w:szCs w:val="21"/>
+          <w:shd w:val="clear" w:fill="121314"/>
+          <w:lang w:val="en-US" w:eastAsia="zh-CN" w:bidi="ar"/>
+        </w:rPr>
+        <w:t xml:space="preserve">        </w:t>
+      </w:r>
+      <w:r>
+        <w:rPr>
+          <w:rFonts w:hint="default" w:ascii="Consolas" w:hAnsi="Consolas" w:eastAsia="Consolas" w:cs="Consolas"/>
+          <w:b w:val="0"/>
+          <w:bCs w:val="0"/>
+          <w:color w:val="79C0FF"/>
+          <w:kern w:val="0"/>
+          <w:sz w:val="21"/>
+          <w:szCs w:val="21"/>
+          <w:shd w:val="clear" w:fill="121314"/>
+          <w:lang w:val="en-US" w:eastAsia="zh-CN" w:bidi="ar"/>
+        </w:rPr>
+        <w:t>console</w:t>
+      </w:r>
+      <w:r>
+        <w:rPr>
+          <w:rFonts w:hint="default" w:ascii="Consolas" w:hAnsi="Consolas" w:eastAsia="Consolas" w:cs="Consolas"/>
+          <w:b w:val="0"/>
+          <w:bCs w:val="0"/>
+          <w:color w:val="D4D4D4"/>
+          <w:kern w:val="0"/>
+          <w:sz w:val="21"/>
+          <w:szCs w:val="21"/>
+          <w:shd w:val="clear" w:fill="121314"/>
+          <w:lang w:val="en-US" w:eastAsia="zh-CN" w:bidi="ar"/>
+        </w:rPr>
+        <w:t>.</w:t>
+      </w:r>
+      <w:r>
+        <w:rPr>
+          <w:rFonts w:hint="default" w:ascii="Consolas" w:hAnsi="Consolas" w:eastAsia="Consolas" w:cs="Consolas"/>
+          <w:b w:val="0"/>
+          <w:bCs w:val="0"/>
+          <w:color w:val="D2A8FF"/>
+          <w:kern w:val="0"/>
+          <w:sz w:val="21"/>
+          <w:szCs w:val="21"/>
+          <w:shd w:val="clear" w:fill="121314"/>
+          <w:lang w:val="en-US" w:eastAsia="zh-CN" w:bidi="ar"/>
+        </w:rPr>
+        <w:t>log</w:t>
+      </w:r>
+      <w:r>
+        <w:rPr>
+          <w:rFonts w:hint="default" w:ascii="Consolas" w:hAnsi="Consolas" w:eastAsia="Consolas" w:cs="Consolas"/>
+          <w:b w:val="0"/>
+          <w:bCs w:val="0"/>
+          <w:color w:val="D4D4D4"/>
+          <w:kern w:val="0"/>
+          <w:sz w:val="21"/>
+          <w:szCs w:val="21"/>
+          <w:shd w:val="clear" w:fill="121314"/>
+          <w:lang w:val="en-US" w:eastAsia="zh-CN" w:bidi="ar"/>
+        </w:rPr>
+        <w:t>(</w:t>
+      </w:r>
+      <w:r>
+        <w:rPr>
+          <w:rFonts w:hint="default" w:ascii="Consolas" w:hAnsi="Consolas" w:eastAsia="Consolas" w:cs="Consolas"/>
+          <w:b w:val="0"/>
+          <w:bCs w:val="0"/>
+          <w:color w:val="D2A8FF"/>
+          <w:kern w:val="0"/>
+          <w:sz w:val="21"/>
+          <w:szCs w:val="21"/>
+          <w:shd w:val="clear" w:fill="121314"/>
+          <w:lang w:val="en-US" w:eastAsia="zh-CN" w:bidi="ar"/>
+        </w:rPr>
+        <w:t>classifyNumber</w:t>
+      </w:r>
+      <w:r>
+        <w:rPr>
+          <w:rFonts w:hint="default" w:ascii="Consolas" w:hAnsi="Consolas" w:eastAsia="Consolas" w:cs="Consolas"/>
+          <w:b w:val="0"/>
+          <w:bCs w:val="0"/>
+          <w:color w:val="D4D4D4"/>
+          <w:kern w:val="0"/>
+          <w:sz w:val="21"/>
+          <w:szCs w:val="21"/>
+          <w:shd w:val="clear" w:fill="121314"/>
+          <w:lang w:val="en-US" w:eastAsia="zh-CN" w:bidi="ar"/>
+        </w:rPr>
+        <w:t>(</w:t>
+      </w:r>
+      <w:r>
+        <w:rPr>
+          <w:rFonts w:hint="default" w:ascii="Consolas" w:hAnsi="Consolas" w:eastAsia="Consolas" w:cs="Consolas"/>
+          <w:b w:val="0"/>
+          <w:bCs w:val="0"/>
+          <w:color w:val="B5CEA8"/>
+          <w:kern w:val="0"/>
+          <w:sz w:val="21"/>
+          <w:szCs w:val="21"/>
+          <w:shd w:val="clear" w:fill="121314"/>
+          <w:lang w:val="en-US" w:eastAsia="zh-CN" w:bidi="ar"/>
+        </w:rPr>
+        <w:t>0</w:t>
+      </w:r>
+      <w:r>
+        <w:rPr>
+          <w:rFonts w:hint="default" w:ascii="Consolas" w:hAnsi="Consolas" w:eastAsia="Consolas" w:cs="Consolas"/>
+          <w:b w:val="0"/>
+          <w:bCs w:val="0"/>
+          <w:color w:val="D4D4D4"/>
+          <w:kern w:val="0"/>
+          <w:sz w:val="21"/>
+          <w:szCs w:val="21"/>
+          <w:shd w:val="clear" w:fill="121314"/>
+          <w:lang w:val="en-US" w:eastAsia="zh-CN" w:bidi="ar"/>
+        </w:rPr>
+        <w:t>));</w:t>
+      </w:r>
+    </w:p>
+    <w:p>
+      <w:pPr>
+        <w:keepNext w:val="0"/>
+        <w:keepLines w:val="0"/>
+        <w:widowControl/>
+        <w:suppressLineNumbers w:val="0"/>
+        <w:shd w:val="clear" w:fill="121314"/>
+        <w:spacing w:line="228" w:lineRule="atLeast"/>
+        <w:jc w:val="left"/>
+        <w:rPr>
+          <w:rFonts w:hint="default" w:ascii="Consolas" w:hAnsi="Consolas" w:eastAsia="Consolas" w:cs="Consolas"/>
+          <w:b w:val="0"/>
+          <w:bCs w:val="0"/>
+          <w:color w:val="BBBEBF"/>
+          <w:sz w:val="21"/>
+          <w:szCs w:val="21"/>
+        </w:rPr>
+      </w:pPr>
+      <w:r>
+        <w:rPr>
+          <w:rFonts w:hint="default" w:ascii="Consolas" w:hAnsi="Consolas" w:eastAsia="Consolas" w:cs="Consolas"/>
+          <w:b w:val="0"/>
+          <w:bCs w:val="0"/>
+          <w:color w:val="D4D4D4"/>
+          <w:kern w:val="0"/>
+          <w:sz w:val="21"/>
+          <w:szCs w:val="21"/>
+          <w:shd w:val="clear" w:fill="121314"/>
+          <w:lang w:val="en-US" w:eastAsia="zh-CN" w:bidi="ar"/>
+        </w:rPr>
+        <w:t xml:space="preserve">    </w:t>
+      </w:r>
+      <w:r>
+        <w:rPr>
+          <w:rFonts w:hint="default" w:ascii="Consolas" w:hAnsi="Consolas" w:eastAsia="Consolas" w:cs="Consolas"/>
+          <w:b w:val="0"/>
+          <w:bCs w:val="0"/>
+          <w:color w:val="808080"/>
+          <w:kern w:val="0"/>
+          <w:sz w:val="21"/>
+          <w:szCs w:val="21"/>
+          <w:shd w:val="clear" w:fill="121314"/>
+          <w:lang w:val="en-US" w:eastAsia="zh-CN" w:bidi="ar"/>
+        </w:rPr>
+        <w:t>&lt;/</w:t>
+      </w:r>
+      <w:r>
+        <w:rPr>
+          <w:rFonts w:hint="default" w:ascii="Consolas" w:hAnsi="Consolas" w:eastAsia="Consolas" w:cs="Consolas"/>
+          <w:b w:val="0"/>
+          <w:bCs w:val="0"/>
+          <w:color w:val="7EE787"/>
+          <w:kern w:val="0"/>
+          <w:sz w:val="21"/>
+          <w:szCs w:val="21"/>
+          <w:shd w:val="clear" w:fill="121314"/>
+          <w:lang w:val="en-US" w:eastAsia="zh-CN" w:bidi="ar"/>
+        </w:rPr>
+        <w:t>script</w:t>
+      </w:r>
+      <w:r>
+        <w:rPr>
+          <w:rFonts w:hint="default" w:ascii="Consolas" w:hAnsi="Consolas" w:eastAsia="Consolas" w:cs="Consolas"/>
+          <w:b w:val="0"/>
+          <w:bCs w:val="0"/>
+          <w:color w:val="808080"/>
+          <w:kern w:val="0"/>
+          <w:sz w:val="21"/>
+          <w:szCs w:val="21"/>
+          <w:shd w:val="clear" w:fill="121314"/>
+          <w:lang w:val="en-US" w:eastAsia="zh-CN" w:bidi="ar"/>
+        </w:rPr>
+        <w:t>&gt;</w:t>
+      </w:r>
+    </w:p>
+    <w:p>
+      <w:pPr>
+        <w:numPr>
+          <w:numId w:val="0"/>
+        </w:numPr>
         <w:spacing w:before="100" w:beforeAutospacing="1" w:after="100" w:afterAutospacing="1" w:line="240" w:lineRule="auto"/>
+        <w:ind w:left="360" w:leftChars="0"/>
+        <w:rPr>
+          <w:rFonts w:ascii="Times New Roman" w:hAnsi="Times New Roman" w:eastAsia="Times New Roman" w:cs="Times New Roman"/>
+          <w:sz w:val="24"/>
+          <w:szCs w:val="24"/>
+          <w:lang w:eastAsia="en-IN"/>
+        </w:rPr>
+      </w:pPr>
+    </w:p>
+    <w:p>
+      <w:pPr>
+        <w:spacing w:before="100" w:beforeAutospacing="1" w:after="100" w:afterAutospacing="1" w:line="240" w:lineRule="auto"/>
         <w:rPr>
           <w:rFonts w:ascii="Times New Roman" w:hAnsi="Times New Roman" w:eastAsia="Times New Roman" w:cs="Times New Roman"/>
           <w:sz w:val="24"/>
@@ -9548,6 +11338,1331 @@
     </w:p>
     <w:p>
       <w:pPr>
+        <w:keepNext w:val="0"/>
+        <w:keepLines w:val="0"/>
+        <w:widowControl/>
+        <w:suppressLineNumbers w:val="0"/>
+        <w:shd w:val="clear" w:fill="121314"/>
+        <w:spacing w:line="228" w:lineRule="atLeast"/>
+        <w:jc w:val="left"/>
+        <w:rPr>
+          <w:rFonts w:ascii="Consolas" w:hAnsi="Consolas" w:eastAsia="Consolas" w:cs="Consolas"/>
+          <w:b w:val="0"/>
+          <w:bCs w:val="0"/>
+          <w:color w:val="BBBEBF"/>
+          <w:sz w:val="21"/>
+          <w:szCs w:val="21"/>
+        </w:rPr>
+      </w:pPr>
+      <w:r>
+        <w:rPr>
+          <w:rFonts w:hint="default" w:ascii="Consolas" w:hAnsi="Consolas" w:eastAsia="Consolas" w:cs="Consolas"/>
+          <w:b w:val="0"/>
+          <w:bCs w:val="0"/>
+          <w:color w:val="808080"/>
+          <w:kern w:val="0"/>
+          <w:sz w:val="21"/>
+          <w:szCs w:val="21"/>
+          <w:shd w:val="clear" w:fill="121314"/>
+          <w:lang w:val="en-US" w:eastAsia="zh-CN" w:bidi="ar"/>
+        </w:rPr>
+        <w:t>&lt;</w:t>
+      </w:r>
+      <w:r>
+        <w:rPr>
+          <w:rFonts w:hint="default" w:ascii="Consolas" w:hAnsi="Consolas" w:eastAsia="Consolas" w:cs="Consolas"/>
+          <w:b w:val="0"/>
+          <w:bCs w:val="0"/>
+          <w:color w:val="7EE787"/>
+          <w:kern w:val="0"/>
+          <w:sz w:val="21"/>
+          <w:szCs w:val="21"/>
+          <w:shd w:val="clear" w:fill="121314"/>
+          <w:lang w:val="en-US" w:eastAsia="zh-CN" w:bidi="ar"/>
+        </w:rPr>
+        <w:t>script</w:t>
+      </w:r>
+      <w:r>
+        <w:rPr>
+          <w:rFonts w:hint="default" w:ascii="Consolas" w:hAnsi="Consolas" w:eastAsia="Consolas" w:cs="Consolas"/>
+          <w:b w:val="0"/>
+          <w:bCs w:val="0"/>
+          <w:color w:val="808080"/>
+          <w:kern w:val="0"/>
+          <w:sz w:val="21"/>
+          <w:szCs w:val="21"/>
+          <w:shd w:val="clear" w:fill="121314"/>
+          <w:lang w:val="en-US" w:eastAsia="zh-CN" w:bidi="ar"/>
+        </w:rPr>
+        <w:t>&gt;</w:t>
+      </w:r>
+    </w:p>
+    <w:p>
+      <w:pPr>
+        <w:keepNext w:val="0"/>
+        <w:keepLines w:val="0"/>
+        <w:widowControl/>
+        <w:suppressLineNumbers w:val="0"/>
+        <w:shd w:val="clear" w:fill="121314"/>
+        <w:spacing w:line="228" w:lineRule="atLeast"/>
+        <w:jc w:val="left"/>
+        <w:rPr>
+          <w:rFonts w:hint="default" w:ascii="Consolas" w:hAnsi="Consolas" w:eastAsia="Consolas" w:cs="Consolas"/>
+          <w:b w:val="0"/>
+          <w:bCs w:val="0"/>
+          <w:color w:val="BBBEBF"/>
+          <w:sz w:val="21"/>
+          <w:szCs w:val="21"/>
+        </w:rPr>
+      </w:pPr>
+      <w:r>
+        <w:rPr>
+          <w:rFonts w:hint="default" w:ascii="Consolas" w:hAnsi="Consolas" w:eastAsia="Consolas" w:cs="Consolas"/>
+          <w:b w:val="0"/>
+          <w:bCs w:val="0"/>
+          <w:color w:val="D4D4D4"/>
+          <w:kern w:val="0"/>
+          <w:sz w:val="21"/>
+          <w:szCs w:val="21"/>
+          <w:shd w:val="clear" w:fill="121314"/>
+          <w:lang w:val="en-US" w:eastAsia="zh-CN" w:bidi="ar"/>
+        </w:rPr>
+        <w:t xml:space="preserve">        </w:t>
+      </w:r>
+      <w:r>
+        <w:rPr>
+          <w:rFonts w:hint="default" w:ascii="Consolas" w:hAnsi="Consolas" w:eastAsia="Consolas" w:cs="Consolas"/>
+          <w:b w:val="0"/>
+          <w:bCs w:val="0"/>
+          <w:color w:val="FF7B72"/>
+          <w:kern w:val="0"/>
+          <w:sz w:val="21"/>
+          <w:szCs w:val="21"/>
+          <w:shd w:val="clear" w:fill="121314"/>
+          <w:lang w:val="en-US" w:eastAsia="zh-CN" w:bidi="ar"/>
+        </w:rPr>
+        <w:t>function</w:t>
+      </w:r>
+      <w:r>
+        <w:rPr>
+          <w:rFonts w:hint="default" w:ascii="Consolas" w:hAnsi="Consolas" w:eastAsia="Consolas" w:cs="Consolas"/>
+          <w:b w:val="0"/>
+          <w:bCs w:val="0"/>
+          <w:color w:val="D4D4D4"/>
+          <w:kern w:val="0"/>
+          <w:sz w:val="21"/>
+          <w:szCs w:val="21"/>
+          <w:shd w:val="clear" w:fill="121314"/>
+          <w:lang w:val="en-US" w:eastAsia="zh-CN" w:bidi="ar"/>
+        </w:rPr>
+        <w:t xml:space="preserve"> </w:t>
+      </w:r>
+      <w:r>
+        <w:rPr>
+          <w:rFonts w:hint="default" w:ascii="Consolas" w:hAnsi="Consolas" w:eastAsia="Consolas" w:cs="Consolas"/>
+          <w:b w:val="0"/>
+          <w:bCs w:val="0"/>
+          <w:color w:val="D2A8FF"/>
+          <w:kern w:val="0"/>
+          <w:sz w:val="21"/>
+          <w:szCs w:val="21"/>
+          <w:shd w:val="clear" w:fill="121314"/>
+          <w:lang w:val="en-US" w:eastAsia="zh-CN" w:bidi="ar"/>
+        </w:rPr>
+        <w:t>countVowels</w:t>
+      </w:r>
+      <w:r>
+        <w:rPr>
+          <w:rFonts w:hint="default" w:ascii="Consolas" w:hAnsi="Consolas" w:eastAsia="Consolas" w:cs="Consolas"/>
+          <w:b w:val="0"/>
+          <w:bCs w:val="0"/>
+          <w:color w:val="D4D4D4"/>
+          <w:kern w:val="0"/>
+          <w:sz w:val="21"/>
+          <w:szCs w:val="21"/>
+          <w:shd w:val="clear" w:fill="121314"/>
+          <w:lang w:val="en-US" w:eastAsia="zh-CN" w:bidi="ar"/>
+        </w:rPr>
+        <w:t>(</w:t>
+      </w:r>
+      <w:r>
+        <w:rPr>
+          <w:rFonts w:hint="default" w:ascii="Consolas" w:hAnsi="Consolas" w:eastAsia="Consolas" w:cs="Consolas"/>
+          <w:b w:val="0"/>
+          <w:bCs w:val="0"/>
+          <w:color w:val="FFA657"/>
+          <w:kern w:val="0"/>
+          <w:sz w:val="21"/>
+          <w:szCs w:val="21"/>
+          <w:shd w:val="clear" w:fill="121314"/>
+          <w:lang w:val="en-US" w:eastAsia="zh-CN" w:bidi="ar"/>
+        </w:rPr>
+        <w:t>str</w:t>
+      </w:r>
+      <w:r>
+        <w:rPr>
+          <w:rFonts w:hint="default" w:ascii="Consolas" w:hAnsi="Consolas" w:eastAsia="Consolas" w:cs="Consolas"/>
+          <w:b w:val="0"/>
+          <w:bCs w:val="0"/>
+          <w:color w:val="D4D4D4"/>
+          <w:kern w:val="0"/>
+          <w:sz w:val="21"/>
+          <w:szCs w:val="21"/>
+          <w:shd w:val="clear" w:fill="121314"/>
+          <w:lang w:val="en-US" w:eastAsia="zh-CN" w:bidi="ar"/>
+        </w:rPr>
+        <w:t xml:space="preserve">) </w:t>
+      </w:r>
+      <w:r>
+        <w:rPr>
+          <w:rFonts w:hint="default" w:ascii="Consolas" w:hAnsi="Consolas" w:eastAsia="Consolas" w:cs="Consolas"/>
+          <w:b w:val="0"/>
+          <w:bCs w:val="0"/>
+          <w:color w:val="C9D1D9"/>
+          <w:kern w:val="0"/>
+          <w:sz w:val="21"/>
+          <w:szCs w:val="21"/>
+          <w:shd w:val="clear" w:fill="121314"/>
+          <w:lang w:val="en-US" w:eastAsia="zh-CN" w:bidi="ar"/>
+        </w:rPr>
+        <w:t>{</w:t>
+      </w:r>
+    </w:p>
+    <w:p>
+      <w:pPr>
+        <w:keepNext w:val="0"/>
+        <w:keepLines w:val="0"/>
+        <w:widowControl/>
+        <w:suppressLineNumbers w:val="0"/>
+        <w:shd w:val="clear" w:fill="121314"/>
+        <w:spacing w:line="228" w:lineRule="atLeast"/>
+        <w:jc w:val="left"/>
+        <w:rPr>
+          <w:rFonts w:hint="default" w:ascii="Consolas" w:hAnsi="Consolas" w:eastAsia="Consolas" w:cs="Consolas"/>
+          <w:b w:val="0"/>
+          <w:bCs w:val="0"/>
+          <w:color w:val="BBBEBF"/>
+          <w:sz w:val="21"/>
+          <w:szCs w:val="21"/>
+        </w:rPr>
+      </w:pPr>
+      <w:r>
+        <w:rPr>
+          <w:rFonts w:hint="default" w:ascii="Consolas" w:hAnsi="Consolas" w:eastAsia="Consolas" w:cs="Consolas"/>
+          <w:b w:val="0"/>
+          <w:bCs w:val="0"/>
+          <w:color w:val="C9D1D9"/>
+          <w:kern w:val="0"/>
+          <w:sz w:val="21"/>
+          <w:szCs w:val="21"/>
+          <w:shd w:val="clear" w:fill="121314"/>
+          <w:lang w:val="en-US" w:eastAsia="zh-CN" w:bidi="ar"/>
+        </w:rPr>
+        <w:t xml:space="preserve">            </w:t>
+      </w:r>
+      <w:r>
+        <w:rPr>
+          <w:rFonts w:hint="default" w:ascii="Consolas" w:hAnsi="Consolas" w:eastAsia="Consolas" w:cs="Consolas"/>
+          <w:b w:val="0"/>
+          <w:bCs w:val="0"/>
+          <w:color w:val="FF7B72"/>
+          <w:kern w:val="0"/>
+          <w:sz w:val="21"/>
+          <w:szCs w:val="21"/>
+          <w:shd w:val="clear" w:fill="121314"/>
+          <w:lang w:val="en-US" w:eastAsia="zh-CN" w:bidi="ar"/>
+        </w:rPr>
+        <w:t>let</w:t>
+      </w:r>
+      <w:r>
+        <w:rPr>
+          <w:rFonts w:hint="default" w:ascii="Consolas" w:hAnsi="Consolas" w:eastAsia="Consolas" w:cs="Consolas"/>
+          <w:b w:val="0"/>
+          <w:bCs w:val="0"/>
+          <w:color w:val="C9D1D9"/>
+          <w:kern w:val="0"/>
+          <w:sz w:val="21"/>
+          <w:szCs w:val="21"/>
+          <w:shd w:val="clear" w:fill="121314"/>
+          <w:lang w:val="en-US" w:eastAsia="zh-CN" w:bidi="ar"/>
+        </w:rPr>
+        <w:t xml:space="preserve"> count </w:t>
+      </w:r>
+      <w:r>
+        <w:rPr>
+          <w:rFonts w:hint="default" w:ascii="Consolas" w:hAnsi="Consolas" w:eastAsia="Consolas" w:cs="Consolas"/>
+          <w:b w:val="0"/>
+          <w:bCs w:val="0"/>
+          <w:color w:val="D4D4D4"/>
+          <w:kern w:val="0"/>
+          <w:sz w:val="21"/>
+          <w:szCs w:val="21"/>
+          <w:shd w:val="clear" w:fill="121314"/>
+          <w:lang w:val="en-US" w:eastAsia="zh-CN" w:bidi="ar"/>
+        </w:rPr>
+        <w:t>=</w:t>
+      </w:r>
+      <w:r>
+        <w:rPr>
+          <w:rFonts w:hint="default" w:ascii="Consolas" w:hAnsi="Consolas" w:eastAsia="Consolas" w:cs="Consolas"/>
+          <w:b w:val="0"/>
+          <w:bCs w:val="0"/>
+          <w:color w:val="C9D1D9"/>
+          <w:kern w:val="0"/>
+          <w:sz w:val="21"/>
+          <w:szCs w:val="21"/>
+          <w:shd w:val="clear" w:fill="121314"/>
+          <w:lang w:val="en-US" w:eastAsia="zh-CN" w:bidi="ar"/>
+        </w:rPr>
+        <w:t xml:space="preserve"> </w:t>
+      </w:r>
+      <w:r>
+        <w:rPr>
+          <w:rFonts w:hint="default" w:ascii="Consolas" w:hAnsi="Consolas" w:eastAsia="Consolas" w:cs="Consolas"/>
+          <w:b w:val="0"/>
+          <w:bCs w:val="0"/>
+          <w:color w:val="B5CEA8"/>
+          <w:kern w:val="0"/>
+          <w:sz w:val="21"/>
+          <w:szCs w:val="21"/>
+          <w:shd w:val="clear" w:fill="121314"/>
+          <w:lang w:val="en-US" w:eastAsia="zh-CN" w:bidi="ar"/>
+        </w:rPr>
+        <w:t>0</w:t>
+      </w:r>
+      <w:r>
+        <w:rPr>
+          <w:rFonts w:hint="default" w:ascii="Consolas" w:hAnsi="Consolas" w:eastAsia="Consolas" w:cs="Consolas"/>
+          <w:b w:val="0"/>
+          <w:bCs w:val="0"/>
+          <w:color w:val="C9D1D9"/>
+          <w:kern w:val="0"/>
+          <w:sz w:val="21"/>
+          <w:szCs w:val="21"/>
+          <w:shd w:val="clear" w:fill="121314"/>
+          <w:lang w:val="en-US" w:eastAsia="zh-CN" w:bidi="ar"/>
+        </w:rPr>
+        <w:t>;</w:t>
+      </w:r>
+    </w:p>
+    <w:p>
+      <w:pPr>
+        <w:keepNext w:val="0"/>
+        <w:keepLines w:val="0"/>
+        <w:widowControl/>
+        <w:suppressLineNumbers w:val="0"/>
+        <w:shd w:val="clear" w:fill="121314"/>
+        <w:spacing w:line="228" w:lineRule="atLeast"/>
+        <w:jc w:val="left"/>
+        <w:rPr>
+          <w:rFonts w:hint="default" w:ascii="Consolas" w:hAnsi="Consolas" w:eastAsia="Consolas" w:cs="Consolas"/>
+          <w:b w:val="0"/>
+          <w:bCs w:val="0"/>
+          <w:color w:val="BBBEBF"/>
+          <w:sz w:val="21"/>
+          <w:szCs w:val="21"/>
+        </w:rPr>
+      </w:pPr>
+      <w:r>
+        <w:rPr>
+          <w:rFonts w:hint="default" w:ascii="Consolas" w:hAnsi="Consolas" w:eastAsia="Consolas" w:cs="Consolas"/>
+          <w:b w:val="0"/>
+          <w:bCs w:val="0"/>
+          <w:color w:val="C9D1D9"/>
+          <w:kern w:val="0"/>
+          <w:sz w:val="21"/>
+          <w:szCs w:val="21"/>
+          <w:shd w:val="clear" w:fill="121314"/>
+          <w:lang w:val="en-US" w:eastAsia="zh-CN" w:bidi="ar"/>
+        </w:rPr>
+        <w:t xml:space="preserve">            </w:t>
+      </w:r>
+      <w:r>
+        <w:rPr>
+          <w:rFonts w:hint="default" w:ascii="Consolas" w:hAnsi="Consolas" w:eastAsia="Consolas" w:cs="Consolas"/>
+          <w:b w:val="0"/>
+          <w:bCs w:val="0"/>
+          <w:color w:val="C586C0"/>
+          <w:kern w:val="0"/>
+          <w:sz w:val="21"/>
+          <w:szCs w:val="21"/>
+          <w:shd w:val="clear" w:fill="121314"/>
+          <w:lang w:val="en-US" w:eastAsia="zh-CN" w:bidi="ar"/>
+        </w:rPr>
+        <w:t>for</w:t>
+      </w:r>
+      <w:r>
+        <w:rPr>
+          <w:rFonts w:hint="default" w:ascii="Consolas" w:hAnsi="Consolas" w:eastAsia="Consolas" w:cs="Consolas"/>
+          <w:b w:val="0"/>
+          <w:bCs w:val="0"/>
+          <w:color w:val="C9D1D9"/>
+          <w:kern w:val="0"/>
+          <w:sz w:val="21"/>
+          <w:szCs w:val="21"/>
+          <w:shd w:val="clear" w:fill="121314"/>
+          <w:lang w:val="en-US" w:eastAsia="zh-CN" w:bidi="ar"/>
+        </w:rPr>
+        <w:t xml:space="preserve"> (</w:t>
+      </w:r>
+      <w:r>
+        <w:rPr>
+          <w:rFonts w:hint="default" w:ascii="Consolas" w:hAnsi="Consolas" w:eastAsia="Consolas" w:cs="Consolas"/>
+          <w:b w:val="0"/>
+          <w:bCs w:val="0"/>
+          <w:color w:val="FF7B72"/>
+          <w:kern w:val="0"/>
+          <w:sz w:val="21"/>
+          <w:szCs w:val="21"/>
+          <w:shd w:val="clear" w:fill="121314"/>
+          <w:lang w:val="en-US" w:eastAsia="zh-CN" w:bidi="ar"/>
+        </w:rPr>
+        <w:t>let</w:t>
+      </w:r>
+      <w:r>
+        <w:rPr>
+          <w:rFonts w:hint="default" w:ascii="Consolas" w:hAnsi="Consolas" w:eastAsia="Consolas" w:cs="Consolas"/>
+          <w:b w:val="0"/>
+          <w:bCs w:val="0"/>
+          <w:color w:val="C9D1D9"/>
+          <w:kern w:val="0"/>
+          <w:sz w:val="21"/>
+          <w:szCs w:val="21"/>
+          <w:shd w:val="clear" w:fill="121314"/>
+          <w:lang w:val="en-US" w:eastAsia="zh-CN" w:bidi="ar"/>
+        </w:rPr>
+        <w:t xml:space="preserve"> i </w:t>
+      </w:r>
+      <w:r>
+        <w:rPr>
+          <w:rFonts w:hint="default" w:ascii="Consolas" w:hAnsi="Consolas" w:eastAsia="Consolas" w:cs="Consolas"/>
+          <w:b w:val="0"/>
+          <w:bCs w:val="0"/>
+          <w:color w:val="D4D4D4"/>
+          <w:kern w:val="0"/>
+          <w:sz w:val="21"/>
+          <w:szCs w:val="21"/>
+          <w:shd w:val="clear" w:fill="121314"/>
+          <w:lang w:val="en-US" w:eastAsia="zh-CN" w:bidi="ar"/>
+        </w:rPr>
+        <w:t>=</w:t>
+      </w:r>
+      <w:r>
+        <w:rPr>
+          <w:rFonts w:hint="default" w:ascii="Consolas" w:hAnsi="Consolas" w:eastAsia="Consolas" w:cs="Consolas"/>
+          <w:b w:val="0"/>
+          <w:bCs w:val="0"/>
+          <w:color w:val="C9D1D9"/>
+          <w:kern w:val="0"/>
+          <w:sz w:val="21"/>
+          <w:szCs w:val="21"/>
+          <w:shd w:val="clear" w:fill="121314"/>
+          <w:lang w:val="en-US" w:eastAsia="zh-CN" w:bidi="ar"/>
+        </w:rPr>
+        <w:t xml:space="preserve"> </w:t>
+      </w:r>
+      <w:r>
+        <w:rPr>
+          <w:rFonts w:hint="default" w:ascii="Consolas" w:hAnsi="Consolas" w:eastAsia="Consolas" w:cs="Consolas"/>
+          <w:b w:val="0"/>
+          <w:bCs w:val="0"/>
+          <w:color w:val="B5CEA8"/>
+          <w:kern w:val="0"/>
+          <w:sz w:val="21"/>
+          <w:szCs w:val="21"/>
+          <w:shd w:val="clear" w:fill="121314"/>
+          <w:lang w:val="en-US" w:eastAsia="zh-CN" w:bidi="ar"/>
+        </w:rPr>
+        <w:t>0</w:t>
+      </w:r>
+      <w:r>
+        <w:rPr>
+          <w:rFonts w:hint="default" w:ascii="Consolas" w:hAnsi="Consolas" w:eastAsia="Consolas" w:cs="Consolas"/>
+          <w:b w:val="0"/>
+          <w:bCs w:val="0"/>
+          <w:color w:val="C9D1D9"/>
+          <w:kern w:val="0"/>
+          <w:sz w:val="21"/>
+          <w:szCs w:val="21"/>
+          <w:shd w:val="clear" w:fill="121314"/>
+          <w:lang w:val="en-US" w:eastAsia="zh-CN" w:bidi="ar"/>
+        </w:rPr>
+        <w:t xml:space="preserve">; i </w:t>
+      </w:r>
+      <w:r>
+        <w:rPr>
+          <w:rFonts w:hint="default" w:ascii="Consolas" w:hAnsi="Consolas" w:eastAsia="Consolas" w:cs="Consolas"/>
+          <w:b w:val="0"/>
+          <w:bCs w:val="0"/>
+          <w:color w:val="D4D4D4"/>
+          <w:kern w:val="0"/>
+          <w:sz w:val="21"/>
+          <w:szCs w:val="21"/>
+          <w:shd w:val="clear" w:fill="121314"/>
+          <w:lang w:val="en-US" w:eastAsia="zh-CN" w:bidi="ar"/>
+        </w:rPr>
+        <w:t>&lt;</w:t>
+      </w:r>
+      <w:r>
+        <w:rPr>
+          <w:rFonts w:hint="default" w:ascii="Consolas" w:hAnsi="Consolas" w:eastAsia="Consolas" w:cs="Consolas"/>
+          <w:b w:val="0"/>
+          <w:bCs w:val="0"/>
+          <w:color w:val="C9D1D9"/>
+          <w:kern w:val="0"/>
+          <w:sz w:val="21"/>
+          <w:szCs w:val="21"/>
+          <w:shd w:val="clear" w:fill="121314"/>
+          <w:lang w:val="en-US" w:eastAsia="zh-CN" w:bidi="ar"/>
+        </w:rPr>
+        <w:t xml:space="preserve"> </w:t>
+      </w:r>
+      <w:r>
+        <w:rPr>
+          <w:rFonts w:hint="default" w:ascii="Consolas" w:hAnsi="Consolas" w:eastAsia="Consolas" w:cs="Consolas"/>
+          <w:b w:val="0"/>
+          <w:bCs w:val="0"/>
+          <w:color w:val="FFA657"/>
+          <w:kern w:val="0"/>
+          <w:sz w:val="21"/>
+          <w:szCs w:val="21"/>
+          <w:shd w:val="clear" w:fill="121314"/>
+          <w:lang w:val="en-US" w:eastAsia="zh-CN" w:bidi="ar"/>
+        </w:rPr>
+        <w:t>str</w:t>
+      </w:r>
+      <w:r>
+        <w:rPr>
+          <w:rFonts w:hint="default" w:ascii="Consolas" w:hAnsi="Consolas" w:eastAsia="Consolas" w:cs="Consolas"/>
+          <w:b w:val="0"/>
+          <w:bCs w:val="0"/>
+          <w:color w:val="C9D1D9"/>
+          <w:kern w:val="0"/>
+          <w:sz w:val="21"/>
+          <w:szCs w:val="21"/>
+          <w:shd w:val="clear" w:fill="121314"/>
+          <w:lang w:val="en-US" w:eastAsia="zh-CN" w:bidi="ar"/>
+        </w:rPr>
+        <w:t>.</w:t>
+      </w:r>
+      <w:r>
+        <w:rPr>
+          <w:rFonts w:hint="default" w:ascii="Consolas" w:hAnsi="Consolas" w:eastAsia="Consolas" w:cs="Consolas"/>
+          <w:b w:val="0"/>
+          <w:bCs w:val="0"/>
+          <w:color w:val="79C0FF"/>
+          <w:kern w:val="0"/>
+          <w:sz w:val="21"/>
+          <w:szCs w:val="21"/>
+          <w:shd w:val="clear" w:fill="121314"/>
+          <w:lang w:val="en-US" w:eastAsia="zh-CN" w:bidi="ar"/>
+        </w:rPr>
+        <w:t>length</w:t>
+      </w:r>
+      <w:r>
+        <w:rPr>
+          <w:rFonts w:hint="default" w:ascii="Consolas" w:hAnsi="Consolas" w:eastAsia="Consolas" w:cs="Consolas"/>
+          <w:b w:val="0"/>
+          <w:bCs w:val="0"/>
+          <w:color w:val="C9D1D9"/>
+          <w:kern w:val="0"/>
+          <w:sz w:val="21"/>
+          <w:szCs w:val="21"/>
+          <w:shd w:val="clear" w:fill="121314"/>
+          <w:lang w:val="en-US" w:eastAsia="zh-CN" w:bidi="ar"/>
+        </w:rPr>
+        <w:t>; i</w:t>
+      </w:r>
+      <w:r>
+        <w:rPr>
+          <w:rFonts w:hint="default" w:ascii="Consolas" w:hAnsi="Consolas" w:eastAsia="Consolas" w:cs="Consolas"/>
+          <w:b w:val="0"/>
+          <w:bCs w:val="0"/>
+          <w:color w:val="D4D4D4"/>
+          <w:kern w:val="0"/>
+          <w:sz w:val="21"/>
+          <w:szCs w:val="21"/>
+          <w:shd w:val="clear" w:fill="121314"/>
+          <w:lang w:val="en-US" w:eastAsia="zh-CN" w:bidi="ar"/>
+        </w:rPr>
+        <w:t>++</w:t>
+      </w:r>
+      <w:r>
+        <w:rPr>
+          <w:rFonts w:hint="default" w:ascii="Consolas" w:hAnsi="Consolas" w:eastAsia="Consolas" w:cs="Consolas"/>
+          <w:b w:val="0"/>
+          <w:bCs w:val="0"/>
+          <w:color w:val="C9D1D9"/>
+          <w:kern w:val="0"/>
+          <w:sz w:val="21"/>
+          <w:szCs w:val="21"/>
+          <w:shd w:val="clear" w:fill="121314"/>
+          <w:lang w:val="en-US" w:eastAsia="zh-CN" w:bidi="ar"/>
+        </w:rPr>
+        <w:t>) {</w:t>
+      </w:r>
+    </w:p>
+    <w:p>
+      <w:pPr>
+        <w:keepNext w:val="0"/>
+        <w:keepLines w:val="0"/>
+        <w:widowControl/>
+        <w:suppressLineNumbers w:val="0"/>
+        <w:shd w:val="clear" w:fill="121314"/>
+        <w:spacing w:line="228" w:lineRule="atLeast"/>
+        <w:jc w:val="left"/>
+        <w:rPr>
+          <w:rFonts w:hint="default" w:ascii="Consolas" w:hAnsi="Consolas" w:eastAsia="Consolas" w:cs="Consolas"/>
+          <w:b w:val="0"/>
+          <w:bCs w:val="0"/>
+          <w:color w:val="BBBEBF"/>
+          <w:sz w:val="21"/>
+          <w:szCs w:val="21"/>
+        </w:rPr>
+      </w:pPr>
+      <w:r>
+        <w:rPr>
+          <w:rFonts w:hint="default" w:ascii="Consolas" w:hAnsi="Consolas" w:eastAsia="Consolas" w:cs="Consolas"/>
+          <w:b w:val="0"/>
+          <w:bCs w:val="0"/>
+          <w:color w:val="C9D1D9"/>
+          <w:kern w:val="0"/>
+          <w:sz w:val="21"/>
+          <w:szCs w:val="21"/>
+          <w:shd w:val="clear" w:fill="121314"/>
+          <w:lang w:val="en-US" w:eastAsia="zh-CN" w:bidi="ar"/>
+        </w:rPr>
+        <w:t xml:space="preserve">                </w:t>
+      </w:r>
+      <w:r>
+        <w:rPr>
+          <w:rFonts w:hint="default" w:ascii="Consolas" w:hAnsi="Consolas" w:eastAsia="Consolas" w:cs="Consolas"/>
+          <w:b w:val="0"/>
+          <w:bCs w:val="0"/>
+          <w:color w:val="C586C0"/>
+          <w:kern w:val="0"/>
+          <w:sz w:val="21"/>
+          <w:szCs w:val="21"/>
+          <w:shd w:val="clear" w:fill="121314"/>
+          <w:lang w:val="en-US" w:eastAsia="zh-CN" w:bidi="ar"/>
+        </w:rPr>
+        <w:t>if</w:t>
+      </w:r>
+      <w:r>
+        <w:rPr>
+          <w:rFonts w:hint="default" w:ascii="Consolas" w:hAnsi="Consolas" w:eastAsia="Consolas" w:cs="Consolas"/>
+          <w:b w:val="0"/>
+          <w:bCs w:val="0"/>
+          <w:color w:val="C9D1D9"/>
+          <w:kern w:val="0"/>
+          <w:sz w:val="21"/>
+          <w:szCs w:val="21"/>
+          <w:shd w:val="clear" w:fill="121314"/>
+          <w:lang w:val="en-US" w:eastAsia="zh-CN" w:bidi="ar"/>
+        </w:rPr>
+        <w:t xml:space="preserve"> (</w:t>
+      </w:r>
+      <w:r>
+        <w:rPr>
+          <w:rFonts w:hint="default" w:ascii="Consolas" w:hAnsi="Consolas" w:eastAsia="Consolas" w:cs="Consolas"/>
+          <w:b w:val="0"/>
+          <w:bCs w:val="0"/>
+          <w:color w:val="A5D6FF"/>
+          <w:kern w:val="0"/>
+          <w:sz w:val="21"/>
+          <w:szCs w:val="21"/>
+          <w:shd w:val="clear" w:fill="121314"/>
+          <w:lang w:val="en-US" w:eastAsia="zh-CN" w:bidi="ar"/>
+        </w:rPr>
+        <w:t>"aeiou"</w:t>
+      </w:r>
+      <w:r>
+        <w:rPr>
+          <w:rFonts w:hint="default" w:ascii="Consolas" w:hAnsi="Consolas" w:eastAsia="Consolas" w:cs="Consolas"/>
+          <w:b w:val="0"/>
+          <w:bCs w:val="0"/>
+          <w:color w:val="C9D1D9"/>
+          <w:kern w:val="0"/>
+          <w:sz w:val="21"/>
+          <w:szCs w:val="21"/>
+          <w:shd w:val="clear" w:fill="121314"/>
+          <w:lang w:val="en-US" w:eastAsia="zh-CN" w:bidi="ar"/>
+        </w:rPr>
+        <w:t>.</w:t>
+      </w:r>
+      <w:r>
+        <w:rPr>
+          <w:rFonts w:hint="default" w:ascii="Consolas" w:hAnsi="Consolas" w:eastAsia="Consolas" w:cs="Consolas"/>
+          <w:b w:val="0"/>
+          <w:bCs w:val="0"/>
+          <w:color w:val="D2A8FF"/>
+          <w:kern w:val="0"/>
+          <w:sz w:val="21"/>
+          <w:szCs w:val="21"/>
+          <w:shd w:val="clear" w:fill="121314"/>
+          <w:lang w:val="en-US" w:eastAsia="zh-CN" w:bidi="ar"/>
+        </w:rPr>
+        <w:t>includes</w:t>
+      </w:r>
+      <w:r>
+        <w:rPr>
+          <w:rFonts w:hint="default" w:ascii="Consolas" w:hAnsi="Consolas" w:eastAsia="Consolas" w:cs="Consolas"/>
+          <w:b w:val="0"/>
+          <w:bCs w:val="0"/>
+          <w:color w:val="C9D1D9"/>
+          <w:kern w:val="0"/>
+          <w:sz w:val="21"/>
+          <w:szCs w:val="21"/>
+          <w:shd w:val="clear" w:fill="121314"/>
+          <w:lang w:val="en-US" w:eastAsia="zh-CN" w:bidi="ar"/>
+        </w:rPr>
+        <w:t>(</w:t>
+      </w:r>
+      <w:r>
+        <w:rPr>
+          <w:rFonts w:hint="default" w:ascii="Consolas" w:hAnsi="Consolas" w:eastAsia="Consolas" w:cs="Consolas"/>
+          <w:b w:val="0"/>
+          <w:bCs w:val="0"/>
+          <w:color w:val="FFA657"/>
+          <w:kern w:val="0"/>
+          <w:sz w:val="21"/>
+          <w:szCs w:val="21"/>
+          <w:shd w:val="clear" w:fill="121314"/>
+          <w:lang w:val="en-US" w:eastAsia="zh-CN" w:bidi="ar"/>
+        </w:rPr>
+        <w:t>str</w:t>
+      </w:r>
+      <w:r>
+        <w:rPr>
+          <w:rFonts w:hint="default" w:ascii="Consolas" w:hAnsi="Consolas" w:eastAsia="Consolas" w:cs="Consolas"/>
+          <w:b w:val="0"/>
+          <w:bCs w:val="0"/>
+          <w:color w:val="C9D1D9"/>
+          <w:kern w:val="0"/>
+          <w:sz w:val="21"/>
+          <w:szCs w:val="21"/>
+          <w:shd w:val="clear" w:fill="121314"/>
+          <w:lang w:val="en-US" w:eastAsia="zh-CN" w:bidi="ar"/>
+        </w:rPr>
+        <w:t>[i].</w:t>
+      </w:r>
+      <w:r>
+        <w:rPr>
+          <w:rFonts w:hint="default" w:ascii="Consolas" w:hAnsi="Consolas" w:eastAsia="Consolas" w:cs="Consolas"/>
+          <w:b w:val="0"/>
+          <w:bCs w:val="0"/>
+          <w:color w:val="D2A8FF"/>
+          <w:kern w:val="0"/>
+          <w:sz w:val="21"/>
+          <w:szCs w:val="21"/>
+          <w:shd w:val="clear" w:fill="121314"/>
+          <w:lang w:val="en-US" w:eastAsia="zh-CN" w:bidi="ar"/>
+        </w:rPr>
+        <w:t>toLowerCase</w:t>
+      </w:r>
+      <w:r>
+        <w:rPr>
+          <w:rFonts w:hint="default" w:ascii="Consolas" w:hAnsi="Consolas" w:eastAsia="Consolas" w:cs="Consolas"/>
+          <w:b w:val="0"/>
+          <w:bCs w:val="0"/>
+          <w:color w:val="C9D1D9"/>
+          <w:kern w:val="0"/>
+          <w:sz w:val="21"/>
+          <w:szCs w:val="21"/>
+          <w:shd w:val="clear" w:fill="121314"/>
+          <w:lang w:val="en-US" w:eastAsia="zh-CN" w:bidi="ar"/>
+        </w:rPr>
+        <w:t>())) {</w:t>
+      </w:r>
+    </w:p>
+    <w:p>
+      <w:pPr>
+        <w:keepNext w:val="0"/>
+        <w:keepLines w:val="0"/>
+        <w:widowControl/>
+        <w:suppressLineNumbers w:val="0"/>
+        <w:shd w:val="clear" w:fill="121314"/>
+        <w:spacing w:line="228" w:lineRule="atLeast"/>
+        <w:jc w:val="left"/>
+        <w:rPr>
+          <w:rFonts w:hint="default" w:ascii="Consolas" w:hAnsi="Consolas" w:eastAsia="Consolas" w:cs="Consolas"/>
+          <w:b w:val="0"/>
+          <w:bCs w:val="0"/>
+          <w:color w:val="BBBEBF"/>
+          <w:sz w:val="21"/>
+          <w:szCs w:val="21"/>
+        </w:rPr>
+      </w:pPr>
+      <w:r>
+        <w:rPr>
+          <w:rFonts w:hint="default" w:ascii="Consolas" w:hAnsi="Consolas" w:eastAsia="Consolas" w:cs="Consolas"/>
+          <w:b w:val="0"/>
+          <w:bCs w:val="0"/>
+          <w:color w:val="C9D1D9"/>
+          <w:kern w:val="0"/>
+          <w:sz w:val="21"/>
+          <w:szCs w:val="21"/>
+          <w:shd w:val="clear" w:fill="121314"/>
+          <w:lang w:val="en-US" w:eastAsia="zh-CN" w:bidi="ar"/>
+        </w:rPr>
+        <w:t>                    count</w:t>
+      </w:r>
+      <w:r>
+        <w:rPr>
+          <w:rFonts w:hint="default" w:ascii="Consolas" w:hAnsi="Consolas" w:eastAsia="Consolas" w:cs="Consolas"/>
+          <w:b w:val="0"/>
+          <w:bCs w:val="0"/>
+          <w:color w:val="D4D4D4"/>
+          <w:kern w:val="0"/>
+          <w:sz w:val="21"/>
+          <w:szCs w:val="21"/>
+          <w:shd w:val="clear" w:fill="121314"/>
+          <w:lang w:val="en-US" w:eastAsia="zh-CN" w:bidi="ar"/>
+        </w:rPr>
+        <w:t>++</w:t>
+      </w:r>
+      <w:r>
+        <w:rPr>
+          <w:rFonts w:hint="default" w:ascii="Consolas" w:hAnsi="Consolas" w:eastAsia="Consolas" w:cs="Consolas"/>
+          <w:b w:val="0"/>
+          <w:bCs w:val="0"/>
+          <w:color w:val="C9D1D9"/>
+          <w:kern w:val="0"/>
+          <w:sz w:val="21"/>
+          <w:szCs w:val="21"/>
+          <w:shd w:val="clear" w:fill="121314"/>
+          <w:lang w:val="en-US" w:eastAsia="zh-CN" w:bidi="ar"/>
+        </w:rPr>
+        <w:t>;</w:t>
+      </w:r>
+    </w:p>
+    <w:p>
+      <w:pPr>
+        <w:keepNext w:val="0"/>
+        <w:keepLines w:val="0"/>
+        <w:widowControl/>
+        <w:suppressLineNumbers w:val="0"/>
+        <w:shd w:val="clear" w:fill="121314"/>
+        <w:spacing w:line="228" w:lineRule="atLeast"/>
+        <w:jc w:val="left"/>
+        <w:rPr>
+          <w:rFonts w:hint="default" w:ascii="Consolas" w:hAnsi="Consolas" w:eastAsia="Consolas" w:cs="Consolas"/>
+          <w:b w:val="0"/>
+          <w:bCs w:val="0"/>
+          <w:color w:val="BBBEBF"/>
+          <w:sz w:val="21"/>
+          <w:szCs w:val="21"/>
+        </w:rPr>
+      </w:pPr>
+      <w:r>
+        <w:rPr>
+          <w:rFonts w:hint="default" w:ascii="Consolas" w:hAnsi="Consolas" w:eastAsia="Consolas" w:cs="Consolas"/>
+          <w:b w:val="0"/>
+          <w:bCs w:val="0"/>
+          <w:color w:val="C9D1D9"/>
+          <w:kern w:val="0"/>
+          <w:sz w:val="21"/>
+          <w:szCs w:val="21"/>
+          <w:shd w:val="clear" w:fill="121314"/>
+          <w:lang w:val="en-US" w:eastAsia="zh-CN" w:bidi="ar"/>
+        </w:rPr>
+        <w:t>                }</w:t>
+      </w:r>
+    </w:p>
+    <w:p>
+      <w:pPr>
+        <w:keepNext w:val="0"/>
+        <w:keepLines w:val="0"/>
+        <w:widowControl/>
+        <w:suppressLineNumbers w:val="0"/>
+        <w:shd w:val="clear" w:fill="121314"/>
+        <w:spacing w:line="228" w:lineRule="atLeast"/>
+        <w:jc w:val="left"/>
+        <w:rPr>
+          <w:rFonts w:hint="default" w:ascii="Consolas" w:hAnsi="Consolas" w:eastAsia="Consolas" w:cs="Consolas"/>
+          <w:b w:val="0"/>
+          <w:bCs w:val="0"/>
+          <w:color w:val="BBBEBF"/>
+          <w:sz w:val="21"/>
+          <w:szCs w:val="21"/>
+        </w:rPr>
+      </w:pPr>
+      <w:r>
+        <w:rPr>
+          <w:rFonts w:hint="default" w:ascii="Consolas" w:hAnsi="Consolas" w:eastAsia="Consolas" w:cs="Consolas"/>
+          <w:b w:val="0"/>
+          <w:bCs w:val="0"/>
+          <w:color w:val="C9D1D9"/>
+          <w:kern w:val="0"/>
+          <w:sz w:val="21"/>
+          <w:szCs w:val="21"/>
+          <w:shd w:val="clear" w:fill="121314"/>
+          <w:lang w:val="en-US" w:eastAsia="zh-CN" w:bidi="ar"/>
+        </w:rPr>
+        <w:t>            }</w:t>
+      </w:r>
+    </w:p>
+    <w:p>
+      <w:pPr>
+        <w:keepNext w:val="0"/>
+        <w:keepLines w:val="0"/>
+        <w:widowControl/>
+        <w:suppressLineNumbers w:val="0"/>
+        <w:shd w:val="clear" w:fill="121314"/>
+        <w:spacing w:line="228" w:lineRule="atLeast"/>
+        <w:jc w:val="left"/>
+        <w:rPr>
+          <w:rFonts w:hint="default" w:ascii="Consolas" w:hAnsi="Consolas" w:eastAsia="Consolas" w:cs="Consolas"/>
+          <w:b w:val="0"/>
+          <w:bCs w:val="0"/>
+          <w:color w:val="BBBEBF"/>
+          <w:sz w:val="21"/>
+          <w:szCs w:val="21"/>
+        </w:rPr>
+      </w:pPr>
+      <w:r>
+        <w:rPr>
+          <w:rFonts w:hint="default" w:ascii="Consolas" w:hAnsi="Consolas" w:eastAsia="Consolas" w:cs="Consolas"/>
+          <w:b w:val="0"/>
+          <w:bCs w:val="0"/>
+          <w:color w:val="C9D1D9"/>
+          <w:kern w:val="0"/>
+          <w:sz w:val="21"/>
+          <w:szCs w:val="21"/>
+          <w:shd w:val="clear" w:fill="121314"/>
+          <w:lang w:val="en-US" w:eastAsia="zh-CN" w:bidi="ar"/>
+        </w:rPr>
+        <w:t xml:space="preserve">            </w:t>
+      </w:r>
+      <w:r>
+        <w:rPr>
+          <w:rFonts w:hint="default" w:ascii="Consolas" w:hAnsi="Consolas" w:eastAsia="Consolas" w:cs="Consolas"/>
+          <w:b w:val="0"/>
+          <w:bCs w:val="0"/>
+          <w:color w:val="C586C0"/>
+          <w:kern w:val="0"/>
+          <w:sz w:val="21"/>
+          <w:szCs w:val="21"/>
+          <w:shd w:val="clear" w:fill="121314"/>
+          <w:lang w:val="en-US" w:eastAsia="zh-CN" w:bidi="ar"/>
+        </w:rPr>
+        <w:t>return</w:t>
+      </w:r>
+      <w:r>
+        <w:rPr>
+          <w:rFonts w:hint="default" w:ascii="Consolas" w:hAnsi="Consolas" w:eastAsia="Consolas" w:cs="Consolas"/>
+          <w:b w:val="0"/>
+          <w:bCs w:val="0"/>
+          <w:color w:val="C9D1D9"/>
+          <w:kern w:val="0"/>
+          <w:sz w:val="21"/>
+          <w:szCs w:val="21"/>
+          <w:shd w:val="clear" w:fill="121314"/>
+          <w:lang w:val="en-US" w:eastAsia="zh-CN" w:bidi="ar"/>
+        </w:rPr>
+        <w:t xml:space="preserve"> count;</w:t>
+      </w:r>
+    </w:p>
+    <w:p>
+      <w:pPr>
+        <w:keepNext w:val="0"/>
+        <w:keepLines w:val="0"/>
+        <w:widowControl/>
+        <w:suppressLineNumbers w:val="0"/>
+        <w:shd w:val="clear" w:fill="121314"/>
+        <w:spacing w:line="228" w:lineRule="atLeast"/>
+        <w:jc w:val="left"/>
+        <w:rPr>
+          <w:rFonts w:hint="default" w:ascii="Consolas" w:hAnsi="Consolas" w:eastAsia="Consolas" w:cs="Consolas"/>
+          <w:b w:val="0"/>
+          <w:bCs w:val="0"/>
+          <w:color w:val="BBBEBF"/>
+          <w:sz w:val="21"/>
+          <w:szCs w:val="21"/>
+        </w:rPr>
+      </w:pPr>
+      <w:r>
+        <w:rPr>
+          <w:rFonts w:hint="default" w:ascii="Consolas" w:hAnsi="Consolas" w:eastAsia="Consolas" w:cs="Consolas"/>
+          <w:b w:val="0"/>
+          <w:bCs w:val="0"/>
+          <w:color w:val="C9D1D9"/>
+          <w:kern w:val="0"/>
+          <w:sz w:val="21"/>
+          <w:szCs w:val="21"/>
+          <w:shd w:val="clear" w:fill="121314"/>
+          <w:lang w:val="en-US" w:eastAsia="zh-CN" w:bidi="ar"/>
+        </w:rPr>
+        <w:t>        }</w:t>
+      </w:r>
+    </w:p>
+    <w:p>
+      <w:pPr>
+        <w:keepNext w:val="0"/>
+        <w:keepLines w:val="0"/>
+        <w:widowControl/>
+        <w:suppressLineNumbers w:val="0"/>
+        <w:shd w:val="clear" w:fill="121314"/>
+        <w:spacing w:line="228" w:lineRule="atLeast"/>
+        <w:jc w:val="left"/>
+        <w:rPr>
+          <w:rFonts w:hint="default" w:ascii="Consolas" w:hAnsi="Consolas" w:eastAsia="Consolas" w:cs="Consolas"/>
+          <w:b w:val="0"/>
+          <w:bCs w:val="0"/>
+          <w:color w:val="BBBEBF"/>
+          <w:sz w:val="21"/>
+          <w:szCs w:val="21"/>
+        </w:rPr>
+      </w:pPr>
+      <w:r>
+        <w:rPr>
+          <w:rFonts w:hint="default" w:ascii="Consolas" w:hAnsi="Consolas" w:eastAsia="Consolas" w:cs="Consolas"/>
+          <w:b w:val="0"/>
+          <w:bCs w:val="0"/>
+          <w:color w:val="D4D4D4"/>
+          <w:kern w:val="0"/>
+          <w:sz w:val="21"/>
+          <w:szCs w:val="21"/>
+          <w:shd w:val="clear" w:fill="121314"/>
+          <w:lang w:val="en-US" w:eastAsia="zh-CN" w:bidi="ar"/>
+        </w:rPr>
+        <w:t xml:space="preserve">        </w:t>
+      </w:r>
+      <w:r>
+        <w:rPr>
+          <w:rFonts w:hint="default" w:ascii="Consolas" w:hAnsi="Consolas" w:eastAsia="Consolas" w:cs="Consolas"/>
+          <w:b w:val="0"/>
+          <w:bCs w:val="0"/>
+          <w:color w:val="79C0FF"/>
+          <w:kern w:val="0"/>
+          <w:sz w:val="21"/>
+          <w:szCs w:val="21"/>
+          <w:shd w:val="clear" w:fill="121314"/>
+          <w:lang w:val="en-US" w:eastAsia="zh-CN" w:bidi="ar"/>
+        </w:rPr>
+        <w:t>console</w:t>
+      </w:r>
+      <w:r>
+        <w:rPr>
+          <w:rFonts w:hint="default" w:ascii="Consolas" w:hAnsi="Consolas" w:eastAsia="Consolas" w:cs="Consolas"/>
+          <w:b w:val="0"/>
+          <w:bCs w:val="0"/>
+          <w:color w:val="D4D4D4"/>
+          <w:kern w:val="0"/>
+          <w:sz w:val="21"/>
+          <w:szCs w:val="21"/>
+          <w:shd w:val="clear" w:fill="121314"/>
+          <w:lang w:val="en-US" w:eastAsia="zh-CN" w:bidi="ar"/>
+        </w:rPr>
+        <w:t>.</w:t>
+      </w:r>
+      <w:r>
+        <w:rPr>
+          <w:rFonts w:hint="default" w:ascii="Consolas" w:hAnsi="Consolas" w:eastAsia="Consolas" w:cs="Consolas"/>
+          <w:b w:val="0"/>
+          <w:bCs w:val="0"/>
+          <w:color w:val="D2A8FF"/>
+          <w:kern w:val="0"/>
+          <w:sz w:val="21"/>
+          <w:szCs w:val="21"/>
+          <w:shd w:val="clear" w:fill="121314"/>
+          <w:lang w:val="en-US" w:eastAsia="zh-CN" w:bidi="ar"/>
+        </w:rPr>
+        <w:t>log</w:t>
+      </w:r>
+      <w:r>
+        <w:rPr>
+          <w:rFonts w:hint="default" w:ascii="Consolas" w:hAnsi="Consolas" w:eastAsia="Consolas" w:cs="Consolas"/>
+          <w:b w:val="0"/>
+          <w:bCs w:val="0"/>
+          <w:color w:val="D4D4D4"/>
+          <w:kern w:val="0"/>
+          <w:sz w:val="21"/>
+          <w:szCs w:val="21"/>
+          <w:shd w:val="clear" w:fill="121314"/>
+          <w:lang w:val="en-US" w:eastAsia="zh-CN" w:bidi="ar"/>
+        </w:rPr>
+        <w:t>(</w:t>
+      </w:r>
+      <w:r>
+        <w:rPr>
+          <w:rFonts w:hint="default" w:ascii="Consolas" w:hAnsi="Consolas" w:eastAsia="Consolas" w:cs="Consolas"/>
+          <w:b w:val="0"/>
+          <w:bCs w:val="0"/>
+          <w:color w:val="D2A8FF"/>
+          <w:kern w:val="0"/>
+          <w:sz w:val="21"/>
+          <w:szCs w:val="21"/>
+          <w:shd w:val="clear" w:fill="121314"/>
+          <w:lang w:val="en-US" w:eastAsia="zh-CN" w:bidi="ar"/>
+        </w:rPr>
+        <w:t>countVowels</w:t>
+      </w:r>
+      <w:r>
+        <w:rPr>
+          <w:rFonts w:hint="default" w:ascii="Consolas" w:hAnsi="Consolas" w:eastAsia="Consolas" w:cs="Consolas"/>
+          <w:b w:val="0"/>
+          <w:bCs w:val="0"/>
+          <w:color w:val="D4D4D4"/>
+          <w:kern w:val="0"/>
+          <w:sz w:val="21"/>
+          <w:szCs w:val="21"/>
+          <w:shd w:val="clear" w:fill="121314"/>
+          <w:lang w:val="en-US" w:eastAsia="zh-CN" w:bidi="ar"/>
+        </w:rPr>
+        <w:t>(</w:t>
+      </w:r>
+      <w:r>
+        <w:rPr>
+          <w:rFonts w:hint="default" w:ascii="Consolas" w:hAnsi="Consolas" w:eastAsia="Consolas" w:cs="Consolas"/>
+          <w:b w:val="0"/>
+          <w:bCs w:val="0"/>
+          <w:color w:val="A5D6FF"/>
+          <w:kern w:val="0"/>
+          <w:sz w:val="21"/>
+          <w:szCs w:val="21"/>
+          <w:shd w:val="clear" w:fill="121314"/>
+          <w:lang w:val="en-US" w:eastAsia="zh-CN" w:bidi="ar"/>
+        </w:rPr>
+        <w:t>"Hello"</w:t>
+      </w:r>
+      <w:r>
+        <w:rPr>
+          <w:rFonts w:hint="default" w:ascii="Consolas" w:hAnsi="Consolas" w:eastAsia="Consolas" w:cs="Consolas"/>
+          <w:b w:val="0"/>
+          <w:bCs w:val="0"/>
+          <w:color w:val="D4D4D4"/>
+          <w:kern w:val="0"/>
+          <w:sz w:val="21"/>
+          <w:szCs w:val="21"/>
+          <w:shd w:val="clear" w:fill="121314"/>
+          <w:lang w:val="en-US" w:eastAsia="zh-CN" w:bidi="ar"/>
+        </w:rPr>
+        <w:t>));</w:t>
+      </w:r>
+    </w:p>
+    <w:p>
+      <w:pPr>
+        <w:keepNext w:val="0"/>
+        <w:keepLines w:val="0"/>
+        <w:widowControl/>
+        <w:suppressLineNumbers w:val="0"/>
+        <w:shd w:val="clear" w:fill="121314"/>
+        <w:spacing w:line="228" w:lineRule="atLeast"/>
+        <w:jc w:val="left"/>
+        <w:rPr>
+          <w:rFonts w:hint="default" w:ascii="Consolas" w:hAnsi="Consolas" w:eastAsia="Consolas" w:cs="Consolas"/>
+          <w:b w:val="0"/>
+          <w:bCs w:val="0"/>
+          <w:color w:val="BBBEBF"/>
+          <w:sz w:val="21"/>
+          <w:szCs w:val="21"/>
+        </w:rPr>
+      </w:pPr>
+      <w:r>
+        <w:rPr>
+          <w:rFonts w:hint="default" w:ascii="Consolas" w:hAnsi="Consolas" w:eastAsia="Consolas" w:cs="Consolas"/>
+          <w:b w:val="0"/>
+          <w:bCs w:val="0"/>
+          <w:color w:val="D4D4D4"/>
+          <w:kern w:val="0"/>
+          <w:sz w:val="21"/>
+          <w:szCs w:val="21"/>
+          <w:shd w:val="clear" w:fill="121314"/>
+          <w:lang w:val="en-US" w:eastAsia="zh-CN" w:bidi="ar"/>
+        </w:rPr>
+        <w:t xml:space="preserve">        </w:t>
+      </w:r>
+      <w:r>
+        <w:rPr>
+          <w:rFonts w:hint="default" w:ascii="Consolas" w:hAnsi="Consolas" w:eastAsia="Consolas" w:cs="Consolas"/>
+          <w:b w:val="0"/>
+          <w:bCs w:val="0"/>
+          <w:color w:val="79C0FF"/>
+          <w:kern w:val="0"/>
+          <w:sz w:val="21"/>
+          <w:szCs w:val="21"/>
+          <w:shd w:val="clear" w:fill="121314"/>
+          <w:lang w:val="en-US" w:eastAsia="zh-CN" w:bidi="ar"/>
+        </w:rPr>
+        <w:t>console</w:t>
+      </w:r>
+      <w:r>
+        <w:rPr>
+          <w:rFonts w:hint="default" w:ascii="Consolas" w:hAnsi="Consolas" w:eastAsia="Consolas" w:cs="Consolas"/>
+          <w:b w:val="0"/>
+          <w:bCs w:val="0"/>
+          <w:color w:val="D4D4D4"/>
+          <w:kern w:val="0"/>
+          <w:sz w:val="21"/>
+          <w:szCs w:val="21"/>
+          <w:shd w:val="clear" w:fill="121314"/>
+          <w:lang w:val="en-US" w:eastAsia="zh-CN" w:bidi="ar"/>
+        </w:rPr>
+        <w:t>.</w:t>
+      </w:r>
+      <w:r>
+        <w:rPr>
+          <w:rFonts w:hint="default" w:ascii="Consolas" w:hAnsi="Consolas" w:eastAsia="Consolas" w:cs="Consolas"/>
+          <w:b w:val="0"/>
+          <w:bCs w:val="0"/>
+          <w:color w:val="D2A8FF"/>
+          <w:kern w:val="0"/>
+          <w:sz w:val="21"/>
+          <w:szCs w:val="21"/>
+          <w:shd w:val="clear" w:fill="121314"/>
+          <w:lang w:val="en-US" w:eastAsia="zh-CN" w:bidi="ar"/>
+        </w:rPr>
+        <w:t>log</w:t>
+      </w:r>
+      <w:r>
+        <w:rPr>
+          <w:rFonts w:hint="default" w:ascii="Consolas" w:hAnsi="Consolas" w:eastAsia="Consolas" w:cs="Consolas"/>
+          <w:b w:val="0"/>
+          <w:bCs w:val="0"/>
+          <w:color w:val="D4D4D4"/>
+          <w:kern w:val="0"/>
+          <w:sz w:val="21"/>
+          <w:szCs w:val="21"/>
+          <w:shd w:val="clear" w:fill="121314"/>
+          <w:lang w:val="en-US" w:eastAsia="zh-CN" w:bidi="ar"/>
+        </w:rPr>
+        <w:t>(</w:t>
+      </w:r>
+      <w:r>
+        <w:rPr>
+          <w:rFonts w:hint="default" w:ascii="Consolas" w:hAnsi="Consolas" w:eastAsia="Consolas" w:cs="Consolas"/>
+          <w:b w:val="0"/>
+          <w:bCs w:val="0"/>
+          <w:color w:val="D2A8FF"/>
+          <w:kern w:val="0"/>
+          <w:sz w:val="21"/>
+          <w:szCs w:val="21"/>
+          <w:shd w:val="clear" w:fill="121314"/>
+          <w:lang w:val="en-US" w:eastAsia="zh-CN" w:bidi="ar"/>
+        </w:rPr>
+        <w:t>countVowels</w:t>
+      </w:r>
+      <w:r>
+        <w:rPr>
+          <w:rFonts w:hint="default" w:ascii="Consolas" w:hAnsi="Consolas" w:eastAsia="Consolas" w:cs="Consolas"/>
+          <w:b w:val="0"/>
+          <w:bCs w:val="0"/>
+          <w:color w:val="D4D4D4"/>
+          <w:kern w:val="0"/>
+          <w:sz w:val="21"/>
+          <w:szCs w:val="21"/>
+          <w:shd w:val="clear" w:fill="121314"/>
+          <w:lang w:val="en-US" w:eastAsia="zh-CN" w:bidi="ar"/>
+        </w:rPr>
+        <w:t>(</w:t>
+      </w:r>
+      <w:r>
+        <w:rPr>
+          <w:rFonts w:hint="default" w:ascii="Consolas" w:hAnsi="Consolas" w:eastAsia="Consolas" w:cs="Consolas"/>
+          <w:b w:val="0"/>
+          <w:bCs w:val="0"/>
+          <w:color w:val="A5D6FF"/>
+          <w:kern w:val="0"/>
+          <w:sz w:val="21"/>
+          <w:szCs w:val="21"/>
+          <w:shd w:val="clear" w:fill="121314"/>
+          <w:lang w:val="en-US" w:eastAsia="zh-CN" w:bidi="ar"/>
+        </w:rPr>
+        <w:t>"Javascript"</w:t>
+      </w:r>
+      <w:r>
+        <w:rPr>
+          <w:rFonts w:hint="default" w:ascii="Consolas" w:hAnsi="Consolas" w:eastAsia="Consolas" w:cs="Consolas"/>
+          <w:b w:val="0"/>
+          <w:bCs w:val="0"/>
+          <w:color w:val="D4D4D4"/>
+          <w:kern w:val="0"/>
+          <w:sz w:val="21"/>
+          <w:szCs w:val="21"/>
+          <w:shd w:val="clear" w:fill="121314"/>
+          <w:lang w:val="en-US" w:eastAsia="zh-CN" w:bidi="ar"/>
+        </w:rPr>
+        <w:t>));</w:t>
+      </w:r>
+    </w:p>
+    <w:p>
+      <w:pPr>
+        <w:keepNext w:val="0"/>
+        <w:keepLines w:val="0"/>
+        <w:widowControl/>
+        <w:suppressLineNumbers w:val="0"/>
+        <w:shd w:val="clear" w:fill="121314"/>
+        <w:spacing w:line="228" w:lineRule="atLeast"/>
+        <w:jc w:val="left"/>
+        <w:rPr>
+          <w:rFonts w:hint="default" w:ascii="Consolas" w:hAnsi="Consolas" w:eastAsia="Consolas" w:cs="Consolas"/>
+          <w:b w:val="0"/>
+          <w:bCs w:val="0"/>
+          <w:color w:val="BBBEBF"/>
+          <w:sz w:val="21"/>
+          <w:szCs w:val="21"/>
+        </w:rPr>
+      </w:pPr>
+      <w:r>
+        <w:rPr>
+          <w:rFonts w:hint="default" w:ascii="Consolas" w:hAnsi="Consolas" w:eastAsia="Consolas" w:cs="Consolas"/>
+          <w:b w:val="0"/>
+          <w:bCs w:val="0"/>
+          <w:color w:val="D4D4D4"/>
+          <w:kern w:val="0"/>
+          <w:sz w:val="21"/>
+          <w:szCs w:val="21"/>
+          <w:shd w:val="clear" w:fill="121314"/>
+          <w:lang w:val="en-US" w:eastAsia="zh-CN" w:bidi="ar"/>
+        </w:rPr>
+        <w:t xml:space="preserve">    </w:t>
+      </w:r>
+      <w:r>
+        <w:rPr>
+          <w:rFonts w:hint="default" w:ascii="Consolas" w:hAnsi="Consolas" w:eastAsia="Consolas" w:cs="Consolas"/>
+          <w:b w:val="0"/>
+          <w:bCs w:val="0"/>
+          <w:color w:val="808080"/>
+          <w:kern w:val="0"/>
+          <w:sz w:val="21"/>
+          <w:szCs w:val="21"/>
+          <w:shd w:val="clear" w:fill="121314"/>
+          <w:lang w:val="en-US" w:eastAsia="zh-CN" w:bidi="ar"/>
+        </w:rPr>
+        <w:t>&lt;/</w:t>
+      </w:r>
+      <w:r>
+        <w:rPr>
+          <w:rFonts w:hint="default" w:ascii="Consolas" w:hAnsi="Consolas" w:eastAsia="Consolas" w:cs="Consolas"/>
+          <w:b w:val="0"/>
+          <w:bCs w:val="0"/>
+          <w:color w:val="7EE787"/>
+          <w:kern w:val="0"/>
+          <w:sz w:val="21"/>
+          <w:szCs w:val="21"/>
+          <w:shd w:val="clear" w:fill="121314"/>
+          <w:lang w:val="en-US" w:eastAsia="zh-CN" w:bidi="ar"/>
+        </w:rPr>
+        <w:t>script</w:t>
+      </w:r>
+      <w:r>
+        <w:rPr>
+          <w:rFonts w:hint="default" w:ascii="Consolas" w:hAnsi="Consolas" w:eastAsia="Consolas" w:cs="Consolas"/>
+          <w:b w:val="0"/>
+          <w:bCs w:val="0"/>
+          <w:color w:val="808080"/>
+          <w:kern w:val="0"/>
+          <w:sz w:val="21"/>
+          <w:szCs w:val="21"/>
+          <w:shd w:val="clear" w:fill="121314"/>
+          <w:lang w:val="en-US" w:eastAsia="zh-CN" w:bidi="ar"/>
+        </w:rPr>
+        <w:t>&gt;</w:t>
+      </w:r>
+    </w:p>
+    <w:p>
+      <w:pPr>
         <w:spacing w:before="100" w:beforeAutospacing="1" w:after="100" w:afterAutospacing="1" w:line="240" w:lineRule="auto"/>
         <w:rPr>
           <w:rFonts w:ascii="Times New Roman" w:hAnsi="Times New Roman" w:eastAsia="Times New Roman" w:cs="Times New Roman"/>
@@ -9556,6 +12671,17 @@
           <w:lang w:eastAsia="en-IN"/>
         </w:rPr>
       </w:pPr>
+    </w:p>
+    <w:p>
+      <w:pPr>
+        <w:spacing w:before="100" w:beforeAutospacing="1" w:after="100" w:afterAutospacing="1" w:line="240" w:lineRule="auto"/>
+        <w:rPr>
+          <w:rFonts w:ascii="Times New Roman" w:hAnsi="Times New Roman" w:eastAsia="Times New Roman" w:cs="Times New Roman"/>
+          <w:sz w:val="24"/>
+          <w:szCs w:val="24"/>
+          <w:lang w:eastAsia="en-IN"/>
+        </w:rPr>
+      </w:pPr>
       <w:r>
         <w:rPr>
           <w:rFonts w:ascii="Times New Roman" w:hAnsi="Times New Roman" w:eastAsia="Times New Roman" w:cs="Times New Roman"/>
@@ -9637,9 +12763,9 @@
       <w:pPr>
         <w:spacing w:before="100" w:beforeAutospacing="1" w:after="100" w:afterAutospacing="1" w:line="240" w:lineRule="auto"/>
         <w:rPr>
-          <w:rFonts w:ascii="Times New Roman" w:hAnsi="Times New Roman" w:eastAsia="Times New Roman" w:cs="Times New Roman"/>
-          <w:sz w:val="24"/>
-          <w:szCs w:val="24"/>
+          <w:rFonts w:ascii="Courier New" w:hAnsi="Courier New" w:eastAsia="Times New Roman" w:cs="Courier New"/>
+          <w:sz w:val="20"/>
+          <w:szCs w:val="20"/>
           <w:lang w:eastAsia="en-IN"/>
         </w:rPr>
       </w:pPr>
@@ -9664,8 +12790,992 @@
     </w:p>
     <w:p>
       <w:pPr>
+        <w:keepNext w:val="0"/>
+        <w:keepLines w:val="0"/>
+        <w:widowControl/>
+        <w:suppressLineNumbers w:val="0"/>
+        <w:shd w:val="clear" w:fill="121314"/>
+        <w:spacing w:line="228" w:lineRule="atLeast"/>
+        <w:jc w:val="left"/>
+        <w:rPr>
+          <w:rFonts w:ascii="Consolas" w:hAnsi="Consolas" w:eastAsia="Consolas" w:cs="Consolas"/>
+          <w:b w:val="0"/>
+          <w:bCs w:val="0"/>
+          <w:color w:val="BBBEBF"/>
+          <w:sz w:val="21"/>
+          <w:szCs w:val="21"/>
+        </w:rPr>
+      </w:pPr>
+      <w:r>
+        <w:rPr>
+          <w:rFonts w:hint="default" w:ascii="Consolas" w:hAnsi="Consolas" w:eastAsia="Consolas" w:cs="Consolas"/>
+          <w:b w:val="0"/>
+          <w:bCs w:val="0"/>
+          <w:color w:val="BBBEBF"/>
+          <w:kern w:val="0"/>
+          <w:sz w:val="21"/>
+          <w:szCs w:val="21"/>
+          <w:shd w:val="clear" w:fill="121314"/>
+          <w:lang w:val="en-US" w:eastAsia="zh-CN" w:bidi="ar"/>
+        </w:rPr>
+        <w:t xml:space="preserve">    </w:t>
+      </w:r>
+      <w:r>
+        <w:rPr>
+          <w:rFonts w:hint="default" w:ascii="Consolas" w:hAnsi="Consolas" w:eastAsia="Consolas" w:cs="Consolas"/>
+          <w:b w:val="0"/>
+          <w:bCs w:val="0"/>
+          <w:color w:val="808080"/>
+          <w:kern w:val="0"/>
+          <w:sz w:val="21"/>
+          <w:szCs w:val="21"/>
+          <w:shd w:val="clear" w:fill="121314"/>
+          <w:lang w:val="en-US" w:eastAsia="zh-CN" w:bidi="ar"/>
+        </w:rPr>
+        <w:t>&lt;</w:t>
+      </w:r>
+      <w:r>
+        <w:rPr>
+          <w:rFonts w:hint="default" w:ascii="Consolas" w:hAnsi="Consolas" w:eastAsia="Consolas" w:cs="Consolas"/>
+          <w:b w:val="0"/>
+          <w:bCs w:val="0"/>
+          <w:color w:val="7EE787"/>
+          <w:kern w:val="0"/>
+          <w:sz w:val="21"/>
+          <w:szCs w:val="21"/>
+          <w:shd w:val="clear" w:fill="121314"/>
+          <w:lang w:val="en-US" w:eastAsia="zh-CN" w:bidi="ar"/>
+        </w:rPr>
+        <w:t>script</w:t>
+      </w:r>
+      <w:r>
+        <w:rPr>
+          <w:rFonts w:hint="default" w:ascii="Consolas" w:hAnsi="Consolas" w:eastAsia="Consolas" w:cs="Consolas"/>
+          <w:b w:val="0"/>
+          <w:bCs w:val="0"/>
+          <w:color w:val="808080"/>
+          <w:kern w:val="0"/>
+          <w:sz w:val="21"/>
+          <w:szCs w:val="21"/>
+          <w:shd w:val="clear" w:fill="121314"/>
+          <w:lang w:val="en-US" w:eastAsia="zh-CN" w:bidi="ar"/>
+        </w:rPr>
+        <w:t>&gt;</w:t>
+      </w:r>
+    </w:p>
+    <w:p>
+      <w:pPr>
+        <w:keepNext w:val="0"/>
+        <w:keepLines w:val="0"/>
+        <w:widowControl/>
+        <w:suppressLineNumbers w:val="0"/>
+        <w:shd w:val="clear" w:fill="121314"/>
+        <w:spacing w:line="228" w:lineRule="atLeast"/>
+        <w:jc w:val="left"/>
+        <w:rPr>
+          <w:rFonts w:hint="default" w:ascii="Consolas" w:hAnsi="Consolas" w:eastAsia="Consolas" w:cs="Consolas"/>
+          <w:b w:val="0"/>
+          <w:bCs w:val="0"/>
+          <w:color w:val="BBBEBF"/>
+          <w:sz w:val="21"/>
+          <w:szCs w:val="21"/>
+        </w:rPr>
+      </w:pPr>
+      <w:r>
+        <w:rPr>
+          <w:rFonts w:hint="default" w:ascii="Consolas" w:hAnsi="Consolas" w:eastAsia="Consolas" w:cs="Consolas"/>
+          <w:b w:val="0"/>
+          <w:bCs w:val="0"/>
+          <w:color w:val="D4D4D4"/>
+          <w:kern w:val="0"/>
+          <w:sz w:val="21"/>
+          <w:szCs w:val="21"/>
+          <w:shd w:val="clear" w:fill="121314"/>
+          <w:lang w:val="en-US" w:eastAsia="zh-CN" w:bidi="ar"/>
+        </w:rPr>
+        <w:t xml:space="preserve">        </w:t>
+      </w:r>
+      <w:r>
+        <w:rPr>
+          <w:rFonts w:hint="default" w:ascii="Consolas" w:hAnsi="Consolas" w:eastAsia="Consolas" w:cs="Consolas"/>
+          <w:b w:val="0"/>
+          <w:bCs w:val="0"/>
+          <w:color w:val="FF7B72"/>
+          <w:kern w:val="0"/>
+          <w:sz w:val="21"/>
+          <w:szCs w:val="21"/>
+          <w:shd w:val="clear" w:fill="121314"/>
+          <w:lang w:val="en-US" w:eastAsia="zh-CN" w:bidi="ar"/>
+        </w:rPr>
+        <w:t>function</w:t>
+      </w:r>
+      <w:r>
+        <w:rPr>
+          <w:rFonts w:hint="default" w:ascii="Consolas" w:hAnsi="Consolas" w:eastAsia="Consolas" w:cs="Consolas"/>
+          <w:b w:val="0"/>
+          <w:bCs w:val="0"/>
+          <w:color w:val="D4D4D4"/>
+          <w:kern w:val="0"/>
+          <w:sz w:val="21"/>
+          <w:szCs w:val="21"/>
+          <w:shd w:val="clear" w:fill="121314"/>
+          <w:lang w:val="en-US" w:eastAsia="zh-CN" w:bidi="ar"/>
+        </w:rPr>
+        <w:t xml:space="preserve"> </w:t>
+      </w:r>
+      <w:r>
+        <w:rPr>
+          <w:rFonts w:hint="default" w:ascii="Consolas" w:hAnsi="Consolas" w:eastAsia="Consolas" w:cs="Consolas"/>
+          <w:b w:val="0"/>
+          <w:bCs w:val="0"/>
+          <w:color w:val="D2A8FF"/>
+          <w:kern w:val="0"/>
+          <w:sz w:val="21"/>
+          <w:szCs w:val="21"/>
+          <w:shd w:val="clear" w:fill="121314"/>
+          <w:lang w:val="en-US" w:eastAsia="zh-CN" w:bidi="ar"/>
+        </w:rPr>
+        <w:t>array_transform</w:t>
+      </w:r>
+      <w:r>
+        <w:rPr>
+          <w:rFonts w:hint="default" w:ascii="Consolas" w:hAnsi="Consolas" w:eastAsia="Consolas" w:cs="Consolas"/>
+          <w:b w:val="0"/>
+          <w:bCs w:val="0"/>
+          <w:color w:val="D4D4D4"/>
+          <w:kern w:val="0"/>
+          <w:sz w:val="21"/>
+          <w:szCs w:val="21"/>
+          <w:shd w:val="clear" w:fill="121314"/>
+          <w:lang w:val="en-US" w:eastAsia="zh-CN" w:bidi="ar"/>
+        </w:rPr>
+        <w:t>(</w:t>
+      </w:r>
+      <w:r>
+        <w:rPr>
+          <w:rFonts w:hint="default" w:ascii="Consolas" w:hAnsi="Consolas" w:eastAsia="Consolas" w:cs="Consolas"/>
+          <w:b w:val="0"/>
+          <w:bCs w:val="0"/>
+          <w:color w:val="FFA657"/>
+          <w:kern w:val="0"/>
+          <w:sz w:val="21"/>
+          <w:szCs w:val="21"/>
+          <w:shd w:val="clear" w:fill="121314"/>
+          <w:lang w:val="en-US" w:eastAsia="zh-CN" w:bidi="ar"/>
+        </w:rPr>
+        <w:t>array_input</w:t>
+      </w:r>
+      <w:r>
+        <w:rPr>
+          <w:rFonts w:hint="default" w:ascii="Consolas" w:hAnsi="Consolas" w:eastAsia="Consolas" w:cs="Consolas"/>
+          <w:b w:val="0"/>
+          <w:bCs w:val="0"/>
+          <w:color w:val="D4D4D4"/>
+          <w:kern w:val="0"/>
+          <w:sz w:val="21"/>
+          <w:szCs w:val="21"/>
+          <w:shd w:val="clear" w:fill="121314"/>
+          <w:lang w:val="en-US" w:eastAsia="zh-CN" w:bidi="ar"/>
+        </w:rPr>
+        <w:t xml:space="preserve">) </w:t>
+      </w:r>
+      <w:r>
+        <w:rPr>
+          <w:rFonts w:hint="default" w:ascii="Consolas" w:hAnsi="Consolas" w:eastAsia="Consolas" w:cs="Consolas"/>
+          <w:b w:val="0"/>
+          <w:bCs w:val="0"/>
+          <w:color w:val="C9D1D9"/>
+          <w:kern w:val="0"/>
+          <w:sz w:val="21"/>
+          <w:szCs w:val="21"/>
+          <w:shd w:val="clear" w:fill="121314"/>
+          <w:lang w:val="en-US" w:eastAsia="zh-CN" w:bidi="ar"/>
+        </w:rPr>
+        <w:t>{</w:t>
+      </w:r>
+    </w:p>
+    <w:p>
+      <w:pPr>
+        <w:keepNext w:val="0"/>
+        <w:keepLines w:val="0"/>
+        <w:widowControl/>
+        <w:suppressLineNumbers w:val="0"/>
+        <w:shd w:val="clear" w:fill="121314"/>
+        <w:spacing w:line="228" w:lineRule="atLeast"/>
+        <w:jc w:val="left"/>
+        <w:rPr>
+          <w:rFonts w:hint="default" w:ascii="Consolas" w:hAnsi="Consolas" w:eastAsia="Consolas" w:cs="Consolas"/>
+          <w:b w:val="0"/>
+          <w:bCs w:val="0"/>
+          <w:color w:val="BBBEBF"/>
+          <w:sz w:val="21"/>
+          <w:szCs w:val="21"/>
+        </w:rPr>
+      </w:pPr>
+      <w:r>
+        <w:rPr>
+          <w:rFonts w:hint="default" w:ascii="Consolas" w:hAnsi="Consolas" w:eastAsia="Consolas" w:cs="Consolas"/>
+          <w:b w:val="0"/>
+          <w:bCs w:val="0"/>
+          <w:color w:val="C9D1D9"/>
+          <w:kern w:val="0"/>
+          <w:sz w:val="21"/>
+          <w:szCs w:val="21"/>
+          <w:shd w:val="clear" w:fill="121314"/>
+          <w:lang w:val="en-US" w:eastAsia="zh-CN" w:bidi="ar"/>
+        </w:rPr>
+        <w:t xml:space="preserve">            </w:t>
+      </w:r>
+      <w:r>
+        <w:rPr>
+          <w:rFonts w:hint="default" w:ascii="Consolas" w:hAnsi="Consolas" w:eastAsia="Consolas" w:cs="Consolas"/>
+          <w:b w:val="0"/>
+          <w:bCs w:val="0"/>
+          <w:color w:val="FF7B72"/>
+          <w:kern w:val="0"/>
+          <w:sz w:val="21"/>
+          <w:szCs w:val="21"/>
+          <w:shd w:val="clear" w:fill="121314"/>
+          <w:lang w:val="en-US" w:eastAsia="zh-CN" w:bidi="ar"/>
+        </w:rPr>
+        <w:t>let</w:t>
+      </w:r>
+      <w:r>
+        <w:rPr>
+          <w:rFonts w:hint="default" w:ascii="Consolas" w:hAnsi="Consolas" w:eastAsia="Consolas" w:cs="Consolas"/>
+          <w:b w:val="0"/>
+          <w:bCs w:val="0"/>
+          <w:color w:val="C9D1D9"/>
+          <w:kern w:val="0"/>
+          <w:sz w:val="21"/>
+          <w:szCs w:val="21"/>
+          <w:shd w:val="clear" w:fill="121314"/>
+          <w:lang w:val="en-US" w:eastAsia="zh-CN" w:bidi="ar"/>
+        </w:rPr>
+        <w:t xml:space="preserve"> res </w:t>
+      </w:r>
+      <w:r>
+        <w:rPr>
+          <w:rFonts w:hint="default" w:ascii="Consolas" w:hAnsi="Consolas" w:eastAsia="Consolas" w:cs="Consolas"/>
+          <w:b w:val="0"/>
+          <w:bCs w:val="0"/>
+          <w:color w:val="D4D4D4"/>
+          <w:kern w:val="0"/>
+          <w:sz w:val="21"/>
+          <w:szCs w:val="21"/>
+          <w:shd w:val="clear" w:fill="121314"/>
+          <w:lang w:val="en-US" w:eastAsia="zh-CN" w:bidi="ar"/>
+        </w:rPr>
+        <w:t>=</w:t>
+      </w:r>
+      <w:r>
+        <w:rPr>
+          <w:rFonts w:hint="default" w:ascii="Consolas" w:hAnsi="Consolas" w:eastAsia="Consolas" w:cs="Consolas"/>
+          <w:b w:val="0"/>
+          <w:bCs w:val="0"/>
+          <w:color w:val="C9D1D9"/>
+          <w:kern w:val="0"/>
+          <w:sz w:val="21"/>
+          <w:szCs w:val="21"/>
+          <w:shd w:val="clear" w:fill="121314"/>
+          <w:lang w:val="en-US" w:eastAsia="zh-CN" w:bidi="ar"/>
+        </w:rPr>
+        <w:t xml:space="preserve"> </w:t>
+      </w:r>
+      <w:r>
+        <w:rPr>
+          <w:rFonts w:hint="default" w:ascii="Consolas" w:hAnsi="Consolas" w:eastAsia="Consolas" w:cs="Consolas"/>
+          <w:b w:val="0"/>
+          <w:bCs w:val="0"/>
+          <w:color w:val="FFA657"/>
+          <w:kern w:val="0"/>
+          <w:sz w:val="21"/>
+          <w:szCs w:val="21"/>
+          <w:shd w:val="clear" w:fill="121314"/>
+          <w:lang w:val="en-US" w:eastAsia="zh-CN" w:bidi="ar"/>
+        </w:rPr>
+        <w:t>array_input</w:t>
+      </w:r>
+      <w:r>
+        <w:rPr>
+          <w:rFonts w:hint="default" w:ascii="Consolas" w:hAnsi="Consolas" w:eastAsia="Consolas" w:cs="Consolas"/>
+          <w:b w:val="0"/>
+          <w:bCs w:val="0"/>
+          <w:color w:val="C9D1D9"/>
+          <w:kern w:val="0"/>
+          <w:sz w:val="21"/>
+          <w:szCs w:val="21"/>
+          <w:shd w:val="clear" w:fill="121314"/>
+          <w:lang w:val="en-US" w:eastAsia="zh-CN" w:bidi="ar"/>
+        </w:rPr>
+        <w:t>.</w:t>
+      </w:r>
+      <w:r>
+        <w:rPr>
+          <w:rFonts w:hint="default" w:ascii="Consolas" w:hAnsi="Consolas" w:eastAsia="Consolas" w:cs="Consolas"/>
+          <w:b w:val="0"/>
+          <w:bCs w:val="0"/>
+          <w:color w:val="D2A8FF"/>
+          <w:kern w:val="0"/>
+          <w:sz w:val="21"/>
+          <w:szCs w:val="21"/>
+          <w:shd w:val="clear" w:fill="121314"/>
+          <w:lang w:val="en-US" w:eastAsia="zh-CN" w:bidi="ar"/>
+        </w:rPr>
+        <w:t>map</w:t>
+      </w:r>
+      <w:r>
+        <w:rPr>
+          <w:rFonts w:hint="default" w:ascii="Consolas" w:hAnsi="Consolas" w:eastAsia="Consolas" w:cs="Consolas"/>
+          <w:b w:val="0"/>
+          <w:bCs w:val="0"/>
+          <w:color w:val="C9D1D9"/>
+          <w:kern w:val="0"/>
+          <w:sz w:val="21"/>
+          <w:szCs w:val="21"/>
+          <w:shd w:val="clear" w:fill="121314"/>
+          <w:lang w:val="en-US" w:eastAsia="zh-CN" w:bidi="ar"/>
+        </w:rPr>
+        <w:t>((</w:t>
+      </w:r>
+      <w:r>
+        <w:rPr>
+          <w:rFonts w:hint="default" w:ascii="Consolas" w:hAnsi="Consolas" w:eastAsia="Consolas" w:cs="Consolas"/>
+          <w:b w:val="0"/>
+          <w:bCs w:val="0"/>
+          <w:color w:val="FFA657"/>
+          <w:kern w:val="0"/>
+          <w:sz w:val="21"/>
+          <w:szCs w:val="21"/>
+          <w:shd w:val="clear" w:fill="121314"/>
+          <w:lang w:val="en-US" w:eastAsia="zh-CN" w:bidi="ar"/>
+        </w:rPr>
+        <w:t>val</w:t>
+      </w:r>
+      <w:r>
+        <w:rPr>
+          <w:rFonts w:hint="default" w:ascii="Consolas" w:hAnsi="Consolas" w:eastAsia="Consolas" w:cs="Consolas"/>
+          <w:b w:val="0"/>
+          <w:bCs w:val="0"/>
+          <w:color w:val="C9D1D9"/>
+          <w:kern w:val="0"/>
+          <w:sz w:val="21"/>
+          <w:szCs w:val="21"/>
+          <w:shd w:val="clear" w:fill="121314"/>
+          <w:lang w:val="en-US" w:eastAsia="zh-CN" w:bidi="ar"/>
+        </w:rPr>
+        <w:t xml:space="preserve">, </w:t>
+      </w:r>
+      <w:r>
+        <w:rPr>
+          <w:rFonts w:hint="default" w:ascii="Consolas" w:hAnsi="Consolas" w:eastAsia="Consolas" w:cs="Consolas"/>
+          <w:b w:val="0"/>
+          <w:bCs w:val="0"/>
+          <w:color w:val="FFA657"/>
+          <w:kern w:val="0"/>
+          <w:sz w:val="21"/>
+          <w:szCs w:val="21"/>
+          <w:shd w:val="clear" w:fill="121314"/>
+          <w:lang w:val="en-US" w:eastAsia="zh-CN" w:bidi="ar"/>
+        </w:rPr>
+        <w:t>ind</w:t>
+      </w:r>
+      <w:r>
+        <w:rPr>
+          <w:rFonts w:hint="default" w:ascii="Consolas" w:hAnsi="Consolas" w:eastAsia="Consolas" w:cs="Consolas"/>
+          <w:b w:val="0"/>
+          <w:bCs w:val="0"/>
+          <w:color w:val="C9D1D9"/>
+          <w:kern w:val="0"/>
+          <w:sz w:val="21"/>
+          <w:szCs w:val="21"/>
+          <w:shd w:val="clear" w:fill="121314"/>
+          <w:lang w:val="en-US" w:eastAsia="zh-CN" w:bidi="ar"/>
+        </w:rPr>
+        <w:t xml:space="preserve">, </w:t>
+      </w:r>
+      <w:r>
+        <w:rPr>
+          <w:rFonts w:hint="default" w:ascii="Consolas" w:hAnsi="Consolas" w:eastAsia="Consolas" w:cs="Consolas"/>
+          <w:b w:val="0"/>
+          <w:bCs w:val="0"/>
+          <w:color w:val="FFA657"/>
+          <w:kern w:val="0"/>
+          <w:sz w:val="21"/>
+          <w:szCs w:val="21"/>
+          <w:shd w:val="clear" w:fill="121314"/>
+          <w:lang w:val="en-US" w:eastAsia="zh-CN" w:bidi="ar"/>
+        </w:rPr>
+        <w:t>arr</w:t>
+      </w:r>
+      <w:r>
+        <w:rPr>
+          <w:rFonts w:hint="default" w:ascii="Consolas" w:hAnsi="Consolas" w:eastAsia="Consolas" w:cs="Consolas"/>
+          <w:b w:val="0"/>
+          <w:bCs w:val="0"/>
+          <w:color w:val="C9D1D9"/>
+          <w:kern w:val="0"/>
+          <w:sz w:val="21"/>
+          <w:szCs w:val="21"/>
+          <w:shd w:val="clear" w:fill="121314"/>
+          <w:lang w:val="en-US" w:eastAsia="zh-CN" w:bidi="ar"/>
+        </w:rPr>
+        <w:t xml:space="preserve">) </w:t>
+      </w:r>
+      <w:r>
+        <w:rPr>
+          <w:rFonts w:hint="default" w:ascii="Consolas" w:hAnsi="Consolas" w:eastAsia="Consolas" w:cs="Consolas"/>
+          <w:b w:val="0"/>
+          <w:bCs w:val="0"/>
+          <w:color w:val="FF7B72"/>
+          <w:kern w:val="0"/>
+          <w:sz w:val="21"/>
+          <w:szCs w:val="21"/>
+          <w:shd w:val="clear" w:fill="121314"/>
+          <w:lang w:val="en-US" w:eastAsia="zh-CN" w:bidi="ar"/>
+        </w:rPr>
+        <w:t>=&gt;</w:t>
+      </w:r>
+      <w:r>
+        <w:rPr>
+          <w:rFonts w:hint="default" w:ascii="Consolas" w:hAnsi="Consolas" w:eastAsia="Consolas" w:cs="Consolas"/>
+          <w:b w:val="0"/>
+          <w:bCs w:val="0"/>
+          <w:color w:val="C9D1D9"/>
+          <w:kern w:val="0"/>
+          <w:sz w:val="21"/>
+          <w:szCs w:val="21"/>
+          <w:shd w:val="clear" w:fill="121314"/>
+          <w:lang w:val="en-US" w:eastAsia="zh-CN" w:bidi="ar"/>
+        </w:rPr>
+        <w:t xml:space="preserve"> { </w:t>
+      </w:r>
+      <w:r>
+        <w:rPr>
+          <w:rFonts w:hint="default" w:ascii="Consolas" w:hAnsi="Consolas" w:eastAsia="Consolas" w:cs="Consolas"/>
+          <w:b w:val="0"/>
+          <w:bCs w:val="0"/>
+          <w:color w:val="C586C0"/>
+          <w:kern w:val="0"/>
+          <w:sz w:val="21"/>
+          <w:szCs w:val="21"/>
+          <w:shd w:val="clear" w:fill="121314"/>
+          <w:lang w:val="en-US" w:eastAsia="zh-CN" w:bidi="ar"/>
+        </w:rPr>
+        <w:t>return</w:t>
+      </w:r>
+      <w:r>
+        <w:rPr>
+          <w:rFonts w:hint="default" w:ascii="Consolas" w:hAnsi="Consolas" w:eastAsia="Consolas" w:cs="Consolas"/>
+          <w:b w:val="0"/>
+          <w:bCs w:val="0"/>
+          <w:color w:val="C9D1D9"/>
+          <w:kern w:val="0"/>
+          <w:sz w:val="21"/>
+          <w:szCs w:val="21"/>
+          <w:shd w:val="clear" w:fill="121314"/>
+          <w:lang w:val="en-US" w:eastAsia="zh-CN" w:bidi="ar"/>
+        </w:rPr>
+        <w:t xml:space="preserve"> </w:t>
+      </w:r>
+      <w:r>
+        <w:rPr>
+          <w:rFonts w:hint="default" w:ascii="Consolas" w:hAnsi="Consolas" w:eastAsia="Consolas" w:cs="Consolas"/>
+          <w:b w:val="0"/>
+          <w:bCs w:val="0"/>
+          <w:color w:val="FFA657"/>
+          <w:kern w:val="0"/>
+          <w:sz w:val="21"/>
+          <w:szCs w:val="21"/>
+          <w:shd w:val="clear" w:fill="121314"/>
+          <w:lang w:val="en-US" w:eastAsia="zh-CN" w:bidi="ar"/>
+        </w:rPr>
+        <w:t>val</w:t>
+      </w:r>
+      <w:r>
+        <w:rPr>
+          <w:rFonts w:hint="default" w:ascii="Consolas" w:hAnsi="Consolas" w:eastAsia="Consolas" w:cs="Consolas"/>
+          <w:b w:val="0"/>
+          <w:bCs w:val="0"/>
+          <w:color w:val="C9D1D9"/>
+          <w:kern w:val="0"/>
+          <w:sz w:val="21"/>
+          <w:szCs w:val="21"/>
+          <w:shd w:val="clear" w:fill="121314"/>
+          <w:lang w:val="en-US" w:eastAsia="zh-CN" w:bidi="ar"/>
+        </w:rPr>
+        <w:t xml:space="preserve"> </w:t>
+      </w:r>
+      <w:r>
+        <w:rPr>
+          <w:rFonts w:hint="default" w:ascii="Consolas" w:hAnsi="Consolas" w:eastAsia="Consolas" w:cs="Consolas"/>
+          <w:b w:val="0"/>
+          <w:bCs w:val="0"/>
+          <w:color w:val="D4D4D4"/>
+          <w:kern w:val="0"/>
+          <w:sz w:val="21"/>
+          <w:szCs w:val="21"/>
+          <w:shd w:val="clear" w:fill="121314"/>
+          <w:lang w:val="en-US" w:eastAsia="zh-CN" w:bidi="ar"/>
+        </w:rPr>
+        <w:t>*</w:t>
+      </w:r>
+      <w:r>
+        <w:rPr>
+          <w:rFonts w:hint="default" w:ascii="Consolas" w:hAnsi="Consolas" w:eastAsia="Consolas" w:cs="Consolas"/>
+          <w:b w:val="0"/>
+          <w:bCs w:val="0"/>
+          <w:color w:val="C9D1D9"/>
+          <w:kern w:val="0"/>
+          <w:sz w:val="21"/>
+          <w:szCs w:val="21"/>
+          <w:shd w:val="clear" w:fill="121314"/>
+          <w:lang w:val="en-US" w:eastAsia="zh-CN" w:bidi="ar"/>
+        </w:rPr>
+        <w:t xml:space="preserve"> </w:t>
+      </w:r>
+      <w:r>
+        <w:rPr>
+          <w:rFonts w:hint="default" w:ascii="Consolas" w:hAnsi="Consolas" w:eastAsia="Consolas" w:cs="Consolas"/>
+          <w:b w:val="0"/>
+          <w:bCs w:val="0"/>
+          <w:color w:val="FFA657"/>
+          <w:kern w:val="0"/>
+          <w:sz w:val="21"/>
+          <w:szCs w:val="21"/>
+          <w:shd w:val="clear" w:fill="121314"/>
+          <w:lang w:val="en-US" w:eastAsia="zh-CN" w:bidi="ar"/>
+        </w:rPr>
+        <w:t>val</w:t>
+      </w:r>
+      <w:r>
+        <w:rPr>
+          <w:rFonts w:hint="default" w:ascii="Consolas" w:hAnsi="Consolas" w:eastAsia="Consolas" w:cs="Consolas"/>
+          <w:b w:val="0"/>
+          <w:bCs w:val="0"/>
+          <w:color w:val="C9D1D9"/>
+          <w:kern w:val="0"/>
+          <w:sz w:val="21"/>
+          <w:szCs w:val="21"/>
+          <w:shd w:val="clear" w:fill="121314"/>
+          <w:lang w:val="en-US" w:eastAsia="zh-CN" w:bidi="ar"/>
+        </w:rPr>
+        <w:t xml:space="preserve"> });</w:t>
+      </w:r>
+    </w:p>
+    <w:p>
+      <w:pPr>
+        <w:keepNext w:val="0"/>
+        <w:keepLines w:val="0"/>
+        <w:widowControl/>
+        <w:suppressLineNumbers w:val="0"/>
+        <w:shd w:val="clear" w:fill="121314"/>
+        <w:spacing w:line="228" w:lineRule="atLeast"/>
+        <w:jc w:val="left"/>
+        <w:rPr>
+          <w:rFonts w:hint="default" w:ascii="Consolas" w:hAnsi="Consolas" w:eastAsia="Consolas" w:cs="Consolas"/>
+          <w:b w:val="0"/>
+          <w:bCs w:val="0"/>
+          <w:color w:val="BBBEBF"/>
+          <w:sz w:val="21"/>
+          <w:szCs w:val="21"/>
+        </w:rPr>
+      </w:pPr>
+      <w:r>
+        <w:rPr>
+          <w:rFonts w:hint="default" w:ascii="Consolas" w:hAnsi="Consolas" w:eastAsia="Consolas" w:cs="Consolas"/>
+          <w:b w:val="0"/>
+          <w:bCs w:val="0"/>
+          <w:color w:val="C9D1D9"/>
+          <w:kern w:val="0"/>
+          <w:sz w:val="21"/>
+          <w:szCs w:val="21"/>
+          <w:shd w:val="clear" w:fill="121314"/>
+          <w:lang w:val="en-US" w:eastAsia="zh-CN" w:bidi="ar"/>
+        </w:rPr>
+        <w:t xml:space="preserve">            </w:t>
+      </w:r>
+      <w:r>
+        <w:rPr>
+          <w:rFonts w:hint="default" w:ascii="Consolas" w:hAnsi="Consolas" w:eastAsia="Consolas" w:cs="Consolas"/>
+          <w:b w:val="0"/>
+          <w:bCs w:val="0"/>
+          <w:color w:val="C586C0"/>
+          <w:kern w:val="0"/>
+          <w:sz w:val="21"/>
+          <w:szCs w:val="21"/>
+          <w:shd w:val="clear" w:fill="121314"/>
+          <w:lang w:val="en-US" w:eastAsia="zh-CN" w:bidi="ar"/>
+        </w:rPr>
+        <w:t>return</w:t>
+      </w:r>
+      <w:r>
+        <w:rPr>
+          <w:rFonts w:hint="default" w:ascii="Consolas" w:hAnsi="Consolas" w:eastAsia="Consolas" w:cs="Consolas"/>
+          <w:b w:val="0"/>
+          <w:bCs w:val="0"/>
+          <w:color w:val="C9D1D9"/>
+          <w:kern w:val="0"/>
+          <w:sz w:val="21"/>
+          <w:szCs w:val="21"/>
+          <w:shd w:val="clear" w:fill="121314"/>
+          <w:lang w:val="en-US" w:eastAsia="zh-CN" w:bidi="ar"/>
+        </w:rPr>
+        <w:t xml:space="preserve"> res;</w:t>
+      </w:r>
+    </w:p>
+    <w:p>
+      <w:pPr>
+        <w:keepNext w:val="0"/>
+        <w:keepLines w:val="0"/>
+        <w:widowControl/>
+        <w:suppressLineNumbers w:val="0"/>
+        <w:shd w:val="clear" w:fill="121314"/>
+        <w:spacing w:line="228" w:lineRule="atLeast"/>
+        <w:jc w:val="left"/>
+        <w:rPr>
+          <w:rFonts w:hint="default" w:ascii="Consolas" w:hAnsi="Consolas" w:eastAsia="Consolas" w:cs="Consolas"/>
+          <w:b w:val="0"/>
+          <w:bCs w:val="0"/>
+          <w:color w:val="BBBEBF"/>
+          <w:sz w:val="21"/>
+          <w:szCs w:val="21"/>
+        </w:rPr>
+      </w:pPr>
+      <w:r>
+        <w:rPr>
+          <w:rFonts w:hint="default" w:ascii="Consolas" w:hAnsi="Consolas" w:eastAsia="Consolas" w:cs="Consolas"/>
+          <w:b w:val="0"/>
+          <w:bCs w:val="0"/>
+          <w:color w:val="C9D1D9"/>
+          <w:kern w:val="0"/>
+          <w:sz w:val="21"/>
+          <w:szCs w:val="21"/>
+          <w:shd w:val="clear" w:fill="121314"/>
+          <w:lang w:val="en-US" w:eastAsia="zh-CN" w:bidi="ar"/>
+        </w:rPr>
+        <w:t>        }</w:t>
+      </w:r>
+    </w:p>
+    <w:p>
+      <w:pPr>
+        <w:keepNext w:val="0"/>
+        <w:keepLines w:val="0"/>
+        <w:widowControl/>
+        <w:suppressLineNumbers w:val="0"/>
+        <w:shd w:val="clear" w:fill="121314"/>
+        <w:spacing w:line="228" w:lineRule="atLeast"/>
+        <w:jc w:val="left"/>
+        <w:rPr>
+          <w:rFonts w:hint="default" w:ascii="Consolas" w:hAnsi="Consolas" w:eastAsia="Consolas" w:cs="Consolas"/>
+          <w:b w:val="0"/>
+          <w:bCs w:val="0"/>
+          <w:color w:val="BBBEBF"/>
+          <w:sz w:val="21"/>
+          <w:szCs w:val="21"/>
+        </w:rPr>
+      </w:pPr>
+      <w:r>
+        <w:rPr>
+          <w:rFonts w:hint="default" w:ascii="Consolas" w:hAnsi="Consolas" w:eastAsia="Consolas" w:cs="Consolas"/>
+          <w:b w:val="0"/>
+          <w:bCs w:val="0"/>
+          <w:color w:val="D4D4D4"/>
+          <w:kern w:val="0"/>
+          <w:sz w:val="21"/>
+          <w:szCs w:val="21"/>
+          <w:shd w:val="clear" w:fill="121314"/>
+          <w:lang w:val="en-US" w:eastAsia="zh-CN" w:bidi="ar"/>
+        </w:rPr>
+        <w:t xml:space="preserve">        </w:t>
+      </w:r>
+      <w:r>
+        <w:rPr>
+          <w:rFonts w:hint="default" w:ascii="Consolas" w:hAnsi="Consolas" w:eastAsia="Consolas" w:cs="Consolas"/>
+          <w:b w:val="0"/>
+          <w:bCs w:val="0"/>
+          <w:color w:val="79C0FF"/>
+          <w:kern w:val="0"/>
+          <w:sz w:val="21"/>
+          <w:szCs w:val="21"/>
+          <w:shd w:val="clear" w:fill="121314"/>
+          <w:lang w:val="en-US" w:eastAsia="zh-CN" w:bidi="ar"/>
+        </w:rPr>
+        <w:t>console</w:t>
+      </w:r>
+      <w:r>
+        <w:rPr>
+          <w:rFonts w:hint="default" w:ascii="Consolas" w:hAnsi="Consolas" w:eastAsia="Consolas" w:cs="Consolas"/>
+          <w:b w:val="0"/>
+          <w:bCs w:val="0"/>
+          <w:color w:val="D4D4D4"/>
+          <w:kern w:val="0"/>
+          <w:sz w:val="21"/>
+          <w:szCs w:val="21"/>
+          <w:shd w:val="clear" w:fill="121314"/>
+          <w:lang w:val="en-US" w:eastAsia="zh-CN" w:bidi="ar"/>
+        </w:rPr>
+        <w:t>.</w:t>
+      </w:r>
+      <w:r>
+        <w:rPr>
+          <w:rFonts w:hint="default" w:ascii="Consolas" w:hAnsi="Consolas" w:eastAsia="Consolas" w:cs="Consolas"/>
+          <w:b w:val="0"/>
+          <w:bCs w:val="0"/>
+          <w:color w:val="D2A8FF"/>
+          <w:kern w:val="0"/>
+          <w:sz w:val="21"/>
+          <w:szCs w:val="21"/>
+          <w:shd w:val="clear" w:fill="121314"/>
+          <w:lang w:val="en-US" w:eastAsia="zh-CN" w:bidi="ar"/>
+        </w:rPr>
+        <w:t>log</w:t>
+      </w:r>
+      <w:r>
+        <w:rPr>
+          <w:rFonts w:hint="default" w:ascii="Consolas" w:hAnsi="Consolas" w:eastAsia="Consolas" w:cs="Consolas"/>
+          <w:b w:val="0"/>
+          <w:bCs w:val="0"/>
+          <w:color w:val="D4D4D4"/>
+          <w:kern w:val="0"/>
+          <w:sz w:val="21"/>
+          <w:szCs w:val="21"/>
+          <w:shd w:val="clear" w:fill="121314"/>
+          <w:lang w:val="en-US" w:eastAsia="zh-CN" w:bidi="ar"/>
+        </w:rPr>
+        <w:t>(</w:t>
+      </w:r>
+      <w:r>
+        <w:rPr>
+          <w:rFonts w:hint="default" w:ascii="Consolas" w:hAnsi="Consolas" w:eastAsia="Consolas" w:cs="Consolas"/>
+          <w:b w:val="0"/>
+          <w:bCs w:val="0"/>
+          <w:color w:val="D2A8FF"/>
+          <w:kern w:val="0"/>
+          <w:sz w:val="21"/>
+          <w:szCs w:val="21"/>
+          <w:shd w:val="clear" w:fill="121314"/>
+          <w:lang w:val="en-US" w:eastAsia="zh-CN" w:bidi="ar"/>
+        </w:rPr>
+        <w:t>array_transform</w:t>
+      </w:r>
+      <w:r>
+        <w:rPr>
+          <w:rFonts w:hint="default" w:ascii="Consolas" w:hAnsi="Consolas" w:eastAsia="Consolas" w:cs="Consolas"/>
+          <w:b w:val="0"/>
+          <w:bCs w:val="0"/>
+          <w:color w:val="D4D4D4"/>
+          <w:kern w:val="0"/>
+          <w:sz w:val="21"/>
+          <w:szCs w:val="21"/>
+          <w:shd w:val="clear" w:fill="121314"/>
+          <w:lang w:val="en-US" w:eastAsia="zh-CN" w:bidi="ar"/>
+        </w:rPr>
+        <w:t>([</w:t>
+      </w:r>
+      <w:r>
+        <w:rPr>
+          <w:rFonts w:hint="default" w:ascii="Consolas" w:hAnsi="Consolas" w:eastAsia="Consolas" w:cs="Consolas"/>
+          <w:b w:val="0"/>
+          <w:bCs w:val="0"/>
+          <w:color w:val="B5CEA8"/>
+          <w:kern w:val="0"/>
+          <w:sz w:val="21"/>
+          <w:szCs w:val="21"/>
+          <w:shd w:val="clear" w:fill="121314"/>
+          <w:lang w:val="en-US" w:eastAsia="zh-CN" w:bidi="ar"/>
+        </w:rPr>
+        <w:t>2</w:t>
+      </w:r>
+      <w:r>
+        <w:rPr>
+          <w:rFonts w:hint="default" w:ascii="Consolas" w:hAnsi="Consolas" w:eastAsia="Consolas" w:cs="Consolas"/>
+          <w:b w:val="0"/>
+          <w:bCs w:val="0"/>
+          <w:color w:val="D4D4D4"/>
+          <w:kern w:val="0"/>
+          <w:sz w:val="21"/>
+          <w:szCs w:val="21"/>
+          <w:shd w:val="clear" w:fill="121314"/>
+          <w:lang w:val="en-US" w:eastAsia="zh-CN" w:bidi="ar"/>
+        </w:rPr>
+        <w:t>,</w:t>
+      </w:r>
+      <w:r>
+        <w:rPr>
+          <w:rFonts w:hint="default" w:ascii="Consolas" w:hAnsi="Consolas" w:eastAsia="Consolas" w:cs="Consolas"/>
+          <w:b w:val="0"/>
+          <w:bCs w:val="0"/>
+          <w:color w:val="B5CEA8"/>
+          <w:kern w:val="0"/>
+          <w:sz w:val="21"/>
+          <w:szCs w:val="21"/>
+          <w:shd w:val="clear" w:fill="121314"/>
+          <w:lang w:val="en-US" w:eastAsia="zh-CN" w:bidi="ar"/>
+        </w:rPr>
+        <w:t>3</w:t>
+      </w:r>
+      <w:r>
+        <w:rPr>
+          <w:rFonts w:hint="default" w:ascii="Consolas" w:hAnsi="Consolas" w:eastAsia="Consolas" w:cs="Consolas"/>
+          <w:b w:val="0"/>
+          <w:bCs w:val="0"/>
+          <w:color w:val="D4D4D4"/>
+          <w:kern w:val="0"/>
+          <w:sz w:val="21"/>
+          <w:szCs w:val="21"/>
+          <w:shd w:val="clear" w:fill="121314"/>
+          <w:lang w:val="en-US" w:eastAsia="zh-CN" w:bidi="ar"/>
+        </w:rPr>
+        <w:t>,</w:t>
+      </w:r>
+      <w:r>
+        <w:rPr>
+          <w:rFonts w:hint="default" w:ascii="Consolas" w:hAnsi="Consolas" w:eastAsia="Consolas" w:cs="Consolas"/>
+          <w:b w:val="0"/>
+          <w:bCs w:val="0"/>
+          <w:color w:val="B5CEA8"/>
+          <w:kern w:val="0"/>
+          <w:sz w:val="21"/>
+          <w:szCs w:val="21"/>
+          <w:shd w:val="clear" w:fill="121314"/>
+          <w:lang w:val="en-US" w:eastAsia="zh-CN" w:bidi="ar"/>
+        </w:rPr>
+        <w:t>4</w:t>
+      </w:r>
+      <w:r>
+        <w:rPr>
+          <w:rFonts w:hint="default" w:ascii="Consolas" w:hAnsi="Consolas" w:eastAsia="Consolas" w:cs="Consolas"/>
+          <w:b w:val="0"/>
+          <w:bCs w:val="0"/>
+          <w:color w:val="D4D4D4"/>
+          <w:kern w:val="0"/>
+          <w:sz w:val="21"/>
+          <w:szCs w:val="21"/>
+          <w:shd w:val="clear" w:fill="121314"/>
+          <w:lang w:val="en-US" w:eastAsia="zh-CN" w:bidi="ar"/>
+        </w:rPr>
+        <w:t>,</w:t>
+      </w:r>
+      <w:r>
+        <w:rPr>
+          <w:rFonts w:hint="default" w:ascii="Consolas" w:hAnsi="Consolas" w:eastAsia="Consolas" w:cs="Consolas"/>
+          <w:b w:val="0"/>
+          <w:bCs w:val="0"/>
+          <w:color w:val="B5CEA8"/>
+          <w:kern w:val="0"/>
+          <w:sz w:val="21"/>
+          <w:szCs w:val="21"/>
+          <w:shd w:val="clear" w:fill="121314"/>
+          <w:lang w:val="en-US" w:eastAsia="zh-CN" w:bidi="ar"/>
+        </w:rPr>
+        <w:t>5</w:t>
+      </w:r>
+      <w:r>
+        <w:rPr>
+          <w:rFonts w:hint="default" w:ascii="Consolas" w:hAnsi="Consolas" w:eastAsia="Consolas" w:cs="Consolas"/>
+          <w:b w:val="0"/>
+          <w:bCs w:val="0"/>
+          <w:color w:val="D4D4D4"/>
+          <w:kern w:val="0"/>
+          <w:sz w:val="21"/>
+          <w:szCs w:val="21"/>
+          <w:shd w:val="clear" w:fill="121314"/>
+          <w:lang w:val="en-US" w:eastAsia="zh-CN" w:bidi="ar"/>
+        </w:rPr>
+        <w:t>]));</w:t>
+      </w:r>
+    </w:p>
+    <w:p>
+      <w:pPr>
+        <w:keepNext w:val="0"/>
+        <w:keepLines w:val="0"/>
+        <w:widowControl/>
+        <w:suppressLineNumbers w:val="0"/>
+        <w:shd w:val="clear" w:fill="121314"/>
+        <w:spacing w:line="228" w:lineRule="atLeast"/>
+        <w:jc w:val="left"/>
+        <w:rPr>
+          <w:rFonts w:hint="default" w:ascii="Consolas" w:hAnsi="Consolas" w:eastAsia="Consolas" w:cs="Consolas"/>
+          <w:b w:val="0"/>
+          <w:bCs w:val="0"/>
+          <w:color w:val="BBBEBF"/>
+          <w:sz w:val="21"/>
+          <w:szCs w:val="21"/>
+        </w:rPr>
+      </w:pPr>
+      <w:r>
+        <w:rPr>
+          <w:rFonts w:hint="default" w:ascii="Consolas" w:hAnsi="Consolas" w:eastAsia="Consolas" w:cs="Consolas"/>
+          <w:b w:val="0"/>
+          <w:bCs w:val="0"/>
+          <w:color w:val="D4D4D4"/>
+          <w:kern w:val="0"/>
+          <w:sz w:val="21"/>
+          <w:szCs w:val="21"/>
+          <w:shd w:val="clear" w:fill="121314"/>
+          <w:lang w:val="en-US" w:eastAsia="zh-CN" w:bidi="ar"/>
+        </w:rPr>
+        <w:t xml:space="preserve">    </w:t>
+      </w:r>
+      <w:r>
+        <w:rPr>
+          <w:rFonts w:hint="default" w:ascii="Consolas" w:hAnsi="Consolas" w:eastAsia="Consolas" w:cs="Consolas"/>
+          <w:b w:val="0"/>
+          <w:bCs w:val="0"/>
+          <w:color w:val="808080"/>
+          <w:kern w:val="0"/>
+          <w:sz w:val="21"/>
+          <w:szCs w:val="21"/>
+          <w:shd w:val="clear" w:fill="121314"/>
+          <w:lang w:val="en-US" w:eastAsia="zh-CN" w:bidi="ar"/>
+        </w:rPr>
+        <w:t>&lt;/</w:t>
+      </w:r>
+      <w:r>
+        <w:rPr>
+          <w:rFonts w:hint="default" w:ascii="Consolas" w:hAnsi="Consolas" w:eastAsia="Consolas" w:cs="Consolas"/>
+          <w:b w:val="0"/>
+          <w:bCs w:val="0"/>
+          <w:color w:val="7EE787"/>
+          <w:kern w:val="0"/>
+          <w:sz w:val="21"/>
+          <w:szCs w:val="21"/>
+          <w:shd w:val="clear" w:fill="121314"/>
+          <w:lang w:val="en-US" w:eastAsia="zh-CN" w:bidi="ar"/>
+        </w:rPr>
+        <w:t>script</w:t>
+      </w:r>
+      <w:r>
+        <w:rPr>
+          <w:rFonts w:hint="default" w:ascii="Consolas" w:hAnsi="Consolas" w:eastAsia="Consolas" w:cs="Consolas"/>
+          <w:b w:val="0"/>
+          <w:bCs w:val="0"/>
+          <w:color w:val="808080"/>
+          <w:kern w:val="0"/>
+          <w:sz w:val="21"/>
+          <w:szCs w:val="21"/>
+          <w:shd w:val="clear" w:fill="121314"/>
+          <w:lang w:val="en-US" w:eastAsia="zh-CN" w:bidi="ar"/>
+        </w:rPr>
+        <w:t>&gt;</w:t>
+      </w:r>
+    </w:p>
+    <w:p>
+      <w:pPr>
         <w:spacing w:before="100" w:beforeAutospacing="1" w:after="100" w:afterAutospacing="1" w:line="240" w:lineRule="auto"/>
         <w:rPr>
+          <w:rFonts w:ascii="Courier New" w:hAnsi="Courier New" w:eastAsia="Times New Roman" w:cs="Courier New"/>
+          <w:sz w:val="20"/>
+          <w:szCs w:val="20"/>
+          <w:lang w:eastAsia="en-IN"/>
+        </w:rPr>
+      </w:pPr>
+    </w:p>
+    <w:p>
+      <w:pPr>
+        <w:spacing w:before="100" w:beforeAutospacing="1" w:after="100" w:afterAutospacing="1" w:line="240" w:lineRule="auto"/>
+        <w:rPr>
           <w:rFonts w:ascii="Times New Roman" w:hAnsi="Times New Roman" w:eastAsia="Times New Roman" w:cs="Times New Roman"/>
           <w:sz w:val="24"/>
           <w:szCs w:val="24"/>
@@ -9753,9 +13863,9 @@
       <w:pPr>
         <w:spacing w:before="100" w:beforeAutospacing="1" w:after="100" w:afterAutospacing="1" w:line="240" w:lineRule="auto"/>
         <w:rPr>
-          <w:rFonts w:ascii="Times New Roman" w:hAnsi="Times New Roman" w:eastAsia="Times New Roman" w:cs="Times New Roman"/>
-          <w:sz w:val="24"/>
-          <w:szCs w:val="24"/>
+          <w:rFonts w:ascii="Courier New" w:hAnsi="Courier New" w:eastAsia="Times New Roman" w:cs="Courier New"/>
+          <w:sz w:val="20"/>
+          <w:szCs w:val="20"/>
           <w:lang w:eastAsia="en-IN"/>
         </w:rPr>
       </w:pPr>
@@ -9780,8 +13890,1076 @@
     </w:p>
     <w:p>
       <w:pPr>
+        <w:keepNext w:val="0"/>
+        <w:keepLines w:val="0"/>
+        <w:widowControl/>
+        <w:suppressLineNumbers w:val="0"/>
+        <w:shd w:val="clear" w:fill="121314"/>
+        <w:spacing w:line="228" w:lineRule="atLeast"/>
+        <w:jc w:val="left"/>
+        <w:rPr>
+          <w:rFonts w:ascii="Consolas" w:hAnsi="Consolas" w:eastAsia="Consolas" w:cs="Consolas"/>
+          <w:b w:val="0"/>
+          <w:bCs w:val="0"/>
+          <w:color w:val="BBBEBF"/>
+          <w:sz w:val="21"/>
+          <w:szCs w:val="21"/>
+        </w:rPr>
+      </w:pPr>
+      <w:r>
+        <w:rPr>
+          <w:rFonts w:hint="default" w:ascii="Consolas" w:hAnsi="Consolas" w:eastAsia="Consolas" w:cs="Consolas"/>
+          <w:b w:val="0"/>
+          <w:bCs w:val="0"/>
+          <w:color w:val="808080"/>
+          <w:kern w:val="0"/>
+          <w:sz w:val="21"/>
+          <w:szCs w:val="21"/>
+          <w:shd w:val="clear" w:fill="121314"/>
+          <w:lang w:val="en-US" w:eastAsia="zh-CN" w:bidi="ar"/>
+        </w:rPr>
+        <w:t>&lt;</w:t>
+      </w:r>
+      <w:r>
+        <w:rPr>
+          <w:rFonts w:hint="default" w:ascii="Consolas" w:hAnsi="Consolas" w:eastAsia="Consolas" w:cs="Consolas"/>
+          <w:b w:val="0"/>
+          <w:bCs w:val="0"/>
+          <w:color w:val="7EE787"/>
+          <w:kern w:val="0"/>
+          <w:sz w:val="21"/>
+          <w:szCs w:val="21"/>
+          <w:shd w:val="clear" w:fill="121314"/>
+          <w:lang w:val="en-US" w:eastAsia="zh-CN" w:bidi="ar"/>
+        </w:rPr>
+        <w:t>script</w:t>
+      </w:r>
+      <w:r>
+        <w:rPr>
+          <w:rFonts w:hint="default" w:ascii="Consolas" w:hAnsi="Consolas" w:eastAsia="Consolas" w:cs="Consolas"/>
+          <w:b w:val="0"/>
+          <w:bCs w:val="0"/>
+          <w:color w:val="808080"/>
+          <w:kern w:val="0"/>
+          <w:sz w:val="21"/>
+          <w:szCs w:val="21"/>
+          <w:shd w:val="clear" w:fill="121314"/>
+          <w:lang w:val="en-US" w:eastAsia="zh-CN" w:bidi="ar"/>
+        </w:rPr>
+        <w:t>&gt;</w:t>
+      </w:r>
+    </w:p>
+    <w:p>
+      <w:pPr>
+        <w:keepNext w:val="0"/>
+        <w:keepLines w:val="0"/>
+        <w:widowControl/>
+        <w:suppressLineNumbers w:val="0"/>
+        <w:shd w:val="clear" w:fill="121314"/>
+        <w:spacing w:line="228" w:lineRule="atLeast"/>
+        <w:jc w:val="left"/>
+        <w:rPr>
+          <w:rFonts w:hint="default" w:ascii="Consolas" w:hAnsi="Consolas" w:eastAsia="Consolas" w:cs="Consolas"/>
+          <w:b w:val="0"/>
+          <w:bCs w:val="0"/>
+          <w:color w:val="BBBEBF"/>
+          <w:sz w:val="21"/>
+          <w:szCs w:val="21"/>
+        </w:rPr>
+      </w:pPr>
+      <w:r>
+        <w:rPr>
+          <w:rFonts w:hint="default" w:ascii="Consolas" w:hAnsi="Consolas" w:eastAsia="Consolas" w:cs="Consolas"/>
+          <w:b w:val="0"/>
+          <w:bCs w:val="0"/>
+          <w:color w:val="D4D4D4"/>
+          <w:kern w:val="0"/>
+          <w:sz w:val="21"/>
+          <w:szCs w:val="21"/>
+          <w:shd w:val="clear" w:fill="121314"/>
+          <w:lang w:val="en-US" w:eastAsia="zh-CN" w:bidi="ar"/>
+        </w:rPr>
+        <w:t xml:space="preserve">        </w:t>
+      </w:r>
+      <w:r>
+        <w:rPr>
+          <w:rFonts w:hint="default" w:ascii="Consolas" w:hAnsi="Consolas" w:eastAsia="Consolas" w:cs="Consolas"/>
+          <w:b w:val="0"/>
+          <w:bCs w:val="0"/>
+          <w:color w:val="FF7B72"/>
+          <w:kern w:val="0"/>
+          <w:sz w:val="21"/>
+          <w:szCs w:val="21"/>
+          <w:shd w:val="clear" w:fill="121314"/>
+          <w:lang w:val="en-US" w:eastAsia="zh-CN" w:bidi="ar"/>
+        </w:rPr>
+        <w:t>function</w:t>
+      </w:r>
+      <w:r>
+        <w:rPr>
+          <w:rFonts w:hint="default" w:ascii="Consolas" w:hAnsi="Consolas" w:eastAsia="Consolas" w:cs="Consolas"/>
+          <w:b w:val="0"/>
+          <w:bCs w:val="0"/>
+          <w:color w:val="D4D4D4"/>
+          <w:kern w:val="0"/>
+          <w:sz w:val="21"/>
+          <w:szCs w:val="21"/>
+          <w:shd w:val="clear" w:fill="121314"/>
+          <w:lang w:val="en-US" w:eastAsia="zh-CN" w:bidi="ar"/>
+        </w:rPr>
+        <w:t xml:space="preserve"> </w:t>
+      </w:r>
+      <w:r>
+        <w:rPr>
+          <w:rFonts w:hint="default" w:ascii="Consolas" w:hAnsi="Consolas" w:eastAsia="Consolas" w:cs="Consolas"/>
+          <w:b w:val="0"/>
+          <w:bCs w:val="0"/>
+          <w:color w:val="D2A8FF"/>
+          <w:kern w:val="0"/>
+          <w:sz w:val="21"/>
+          <w:szCs w:val="21"/>
+          <w:shd w:val="clear" w:fill="121314"/>
+          <w:lang w:val="en-US" w:eastAsia="zh-CN" w:bidi="ar"/>
+        </w:rPr>
+        <w:t>array_transform</w:t>
+      </w:r>
+      <w:r>
+        <w:rPr>
+          <w:rFonts w:hint="default" w:ascii="Consolas" w:hAnsi="Consolas" w:eastAsia="Consolas" w:cs="Consolas"/>
+          <w:b w:val="0"/>
+          <w:bCs w:val="0"/>
+          <w:color w:val="D4D4D4"/>
+          <w:kern w:val="0"/>
+          <w:sz w:val="21"/>
+          <w:szCs w:val="21"/>
+          <w:shd w:val="clear" w:fill="121314"/>
+          <w:lang w:val="en-US" w:eastAsia="zh-CN" w:bidi="ar"/>
+        </w:rPr>
+        <w:t>(</w:t>
+      </w:r>
+      <w:r>
+        <w:rPr>
+          <w:rFonts w:hint="default" w:ascii="Consolas" w:hAnsi="Consolas" w:eastAsia="Consolas" w:cs="Consolas"/>
+          <w:b w:val="0"/>
+          <w:bCs w:val="0"/>
+          <w:color w:val="FFA657"/>
+          <w:kern w:val="0"/>
+          <w:sz w:val="21"/>
+          <w:szCs w:val="21"/>
+          <w:shd w:val="clear" w:fill="121314"/>
+          <w:lang w:val="en-US" w:eastAsia="zh-CN" w:bidi="ar"/>
+        </w:rPr>
+        <w:t>array_input</w:t>
+      </w:r>
+      <w:r>
+        <w:rPr>
+          <w:rFonts w:hint="default" w:ascii="Consolas" w:hAnsi="Consolas" w:eastAsia="Consolas" w:cs="Consolas"/>
+          <w:b w:val="0"/>
+          <w:bCs w:val="0"/>
+          <w:color w:val="D4D4D4"/>
+          <w:kern w:val="0"/>
+          <w:sz w:val="21"/>
+          <w:szCs w:val="21"/>
+          <w:shd w:val="clear" w:fill="121314"/>
+          <w:lang w:val="en-US" w:eastAsia="zh-CN" w:bidi="ar"/>
+        </w:rPr>
+        <w:t xml:space="preserve">) </w:t>
+      </w:r>
+      <w:r>
+        <w:rPr>
+          <w:rFonts w:hint="default" w:ascii="Consolas" w:hAnsi="Consolas" w:eastAsia="Consolas" w:cs="Consolas"/>
+          <w:b w:val="0"/>
+          <w:bCs w:val="0"/>
+          <w:color w:val="C9D1D9"/>
+          <w:kern w:val="0"/>
+          <w:sz w:val="21"/>
+          <w:szCs w:val="21"/>
+          <w:shd w:val="clear" w:fill="121314"/>
+          <w:lang w:val="en-US" w:eastAsia="zh-CN" w:bidi="ar"/>
+        </w:rPr>
+        <w:t>{</w:t>
+      </w:r>
+    </w:p>
+    <w:p>
+      <w:pPr>
+        <w:keepNext w:val="0"/>
+        <w:keepLines w:val="0"/>
+        <w:widowControl/>
+        <w:suppressLineNumbers w:val="0"/>
+        <w:shd w:val="clear" w:fill="121314"/>
+        <w:spacing w:line="228" w:lineRule="atLeast"/>
+        <w:jc w:val="left"/>
+        <w:rPr>
+          <w:rFonts w:hint="default" w:ascii="Consolas" w:hAnsi="Consolas" w:eastAsia="Consolas" w:cs="Consolas"/>
+          <w:b w:val="0"/>
+          <w:bCs w:val="0"/>
+          <w:color w:val="BBBEBF"/>
+          <w:sz w:val="21"/>
+          <w:szCs w:val="21"/>
+        </w:rPr>
+      </w:pPr>
+      <w:r>
+        <w:rPr>
+          <w:rFonts w:hint="default" w:ascii="Consolas" w:hAnsi="Consolas" w:eastAsia="Consolas" w:cs="Consolas"/>
+          <w:b w:val="0"/>
+          <w:bCs w:val="0"/>
+          <w:color w:val="C9D1D9"/>
+          <w:kern w:val="0"/>
+          <w:sz w:val="21"/>
+          <w:szCs w:val="21"/>
+          <w:shd w:val="clear" w:fill="121314"/>
+          <w:lang w:val="en-US" w:eastAsia="zh-CN" w:bidi="ar"/>
+        </w:rPr>
+        <w:t xml:space="preserve">            </w:t>
+      </w:r>
+      <w:r>
+        <w:rPr>
+          <w:rFonts w:hint="default" w:ascii="Consolas" w:hAnsi="Consolas" w:eastAsia="Consolas" w:cs="Consolas"/>
+          <w:b w:val="0"/>
+          <w:bCs w:val="0"/>
+          <w:color w:val="FF7B72"/>
+          <w:kern w:val="0"/>
+          <w:sz w:val="21"/>
+          <w:szCs w:val="21"/>
+          <w:shd w:val="clear" w:fill="121314"/>
+          <w:lang w:val="en-US" w:eastAsia="zh-CN" w:bidi="ar"/>
+        </w:rPr>
+        <w:t>let</w:t>
+      </w:r>
+      <w:r>
+        <w:rPr>
+          <w:rFonts w:hint="default" w:ascii="Consolas" w:hAnsi="Consolas" w:eastAsia="Consolas" w:cs="Consolas"/>
+          <w:b w:val="0"/>
+          <w:bCs w:val="0"/>
+          <w:color w:val="C9D1D9"/>
+          <w:kern w:val="0"/>
+          <w:sz w:val="21"/>
+          <w:szCs w:val="21"/>
+          <w:shd w:val="clear" w:fill="121314"/>
+          <w:lang w:val="en-US" w:eastAsia="zh-CN" w:bidi="ar"/>
+        </w:rPr>
+        <w:t xml:space="preserve"> res </w:t>
+      </w:r>
+      <w:r>
+        <w:rPr>
+          <w:rFonts w:hint="default" w:ascii="Consolas" w:hAnsi="Consolas" w:eastAsia="Consolas" w:cs="Consolas"/>
+          <w:b w:val="0"/>
+          <w:bCs w:val="0"/>
+          <w:color w:val="D4D4D4"/>
+          <w:kern w:val="0"/>
+          <w:sz w:val="21"/>
+          <w:szCs w:val="21"/>
+          <w:shd w:val="clear" w:fill="121314"/>
+          <w:lang w:val="en-US" w:eastAsia="zh-CN" w:bidi="ar"/>
+        </w:rPr>
+        <w:t>=</w:t>
+      </w:r>
+      <w:r>
+        <w:rPr>
+          <w:rFonts w:hint="default" w:ascii="Consolas" w:hAnsi="Consolas" w:eastAsia="Consolas" w:cs="Consolas"/>
+          <w:b w:val="0"/>
+          <w:bCs w:val="0"/>
+          <w:color w:val="C9D1D9"/>
+          <w:kern w:val="0"/>
+          <w:sz w:val="21"/>
+          <w:szCs w:val="21"/>
+          <w:shd w:val="clear" w:fill="121314"/>
+          <w:lang w:val="en-US" w:eastAsia="zh-CN" w:bidi="ar"/>
+        </w:rPr>
+        <w:t xml:space="preserve"> (</w:t>
+      </w:r>
+      <w:r>
+        <w:rPr>
+          <w:rFonts w:hint="default" w:ascii="Consolas" w:hAnsi="Consolas" w:eastAsia="Consolas" w:cs="Consolas"/>
+          <w:b w:val="0"/>
+          <w:bCs w:val="0"/>
+          <w:color w:val="FFA657"/>
+          <w:kern w:val="0"/>
+          <w:sz w:val="21"/>
+          <w:szCs w:val="21"/>
+          <w:shd w:val="clear" w:fill="121314"/>
+          <w:lang w:val="en-US" w:eastAsia="zh-CN" w:bidi="ar"/>
+        </w:rPr>
+        <w:t>array_input</w:t>
+      </w:r>
+      <w:r>
+        <w:rPr>
+          <w:rFonts w:hint="default" w:ascii="Consolas" w:hAnsi="Consolas" w:eastAsia="Consolas" w:cs="Consolas"/>
+          <w:b w:val="0"/>
+          <w:bCs w:val="0"/>
+          <w:color w:val="C9D1D9"/>
+          <w:kern w:val="0"/>
+          <w:sz w:val="21"/>
+          <w:szCs w:val="21"/>
+          <w:shd w:val="clear" w:fill="121314"/>
+          <w:lang w:val="en-US" w:eastAsia="zh-CN" w:bidi="ar"/>
+        </w:rPr>
+        <w:t>.</w:t>
+      </w:r>
+      <w:r>
+        <w:rPr>
+          <w:rFonts w:hint="default" w:ascii="Consolas" w:hAnsi="Consolas" w:eastAsia="Consolas" w:cs="Consolas"/>
+          <w:b w:val="0"/>
+          <w:bCs w:val="0"/>
+          <w:color w:val="D2A8FF"/>
+          <w:kern w:val="0"/>
+          <w:sz w:val="21"/>
+          <w:szCs w:val="21"/>
+          <w:shd w:val="clear" w:fill="121314"/>
+          <w:lang w:val="en-US" w:eastAsia="zh-CN" w:bidi="ar"/>
+        </w:rPr>
+        <w:t>filter</w:t>
+      </w:r>
+      <w:r>
+        <w:rPr>
+          <w:rFonts w:hint="default" w:ascii="Consolas" w:hAnsi="Consolas" w:eastAsia="Consolas" w:cs="Consolas"/>
+          <w:b w:val="0"/>
+          <w:bCs w:val="0"/>
+          <w:color w:val="C9D1D9"/>
+          <w:kern w:val="0"/>
+          <w:sz w:val="21"/>
+          <w:szCs w:val="21"/>
+          <w:shd w:val="clear" w:fill="121314"/>
+          <w:lang w:val="en-US" w:eastAsia="zh-CN" w:bidi="ar"/>
+        </w:rPr>
+        <w:t>((</w:t>
+      </w:r>
+      <w:r>
+        <w:rPr>
+          <w:rFonts w:hint="default" w:ascii="Consolas" w:hAnsi="Consolas" w:eastAsia="Consolas" w:cs="Consolas"/>
+          <w:b w:val="0"/>
+          <w:bCs w:val="0"/>
+          <w:color w:val="FFA657"/>
+          <w:kern w:val="0"/>
+          <w:sz w:val="21"/>
+          <w:szCs w:val="21"/>
+          <w:shd w:val="clear" w:fill="121314"/>
+          <w:lang w:val="en-US" w:eastAsia="zh-CN" w:bidi="ar"/>
+        </w:rPr>
+        <w:t>val</w:t>
+      </w:r>
+      <w:r>
+        <w:rPr>
+          <w:rFonts w:hint="default" w:ascii="Consolas" w:hAnsi="Consolas" w:eastAsia="Consolas" w:cs="Consolas"/>
+          <w:b w:val="0"/>
+          <w:bCs w:val="0"/>
+          <w:color w:val="C9D1D9"/>
+          <w:kern w:val="0"/>
+          <w:sz w:val="21"/>
+          <w:szCs w:val="21"/>
+          <w:shd w:val="clear" w:fill="121314"/>
+          <w:lang w:val="en-US" w:eastAsia="zh-CN" w:bidi="ar"/>
+        </w:rPr>
+        <w:t>)</w:t>
+      </w:r>
+      <w:r>
+        <w:rPr>
+          <w:rFonts w:hint="default" w:ascii="Consolas" w:hAnsi="Consolas" w:eastAsia="Consolas" w:cs="Consolas"/>
+          <w:b w:val="0"/>
+          <w:bCs w:val="0"/>
+          <w:color w:val="FF7B72"/>
+          <w:kern w:val="0"/>
+          <w:sz w:val="21"/>
+          <w:szCs w:val="21"/>
+          <w:shd w:val="clear" w:fill="121314"/>
+          <w:lang w:val="en-US" w:eastAsia="zh-CN" w:bidi="ar"/>
+        </w:rPr>
+        <w:t>=&gt;</w:t>
+      </w:r>
+      <w:r>
+        <w:rPr>
+          <w:rFonts w:hint="default" w:ascii="Consolas" w:hAnsi="Consolas" w:eastAsia="Consolas" w:cs="Consolas"/>
+          <w:b w:val="0"/>
+          <w:bCs w:val="0"/>
+          <w:color w:val="C9D1D9"/>
+          <w:kern w:val="0"/>
+          <w:sz w:val="21"/>
+          <w:szCs w:val="21"/>
+          <w:shd w:val="clear" w:fill="121314"/>
+          <w:lang w:val="en-US" w:eastAsia="zh-CN" w:bidi="ar"/>
+        </w:rPr>
+        <w:t xml:space="preserve"> (</w:t>
+      </w:r>
+      <w:r>
+        <w:rPr>
+          <w:rFonts w:hint="default" w:ascii="Consolas" w:hAnsi="Consolas" w:eastAsia="Consolas" w:cs="Consolas"/>
+          <w:b w:val="0"/>
+          <w:bCs w:val="0"/>
+          <w:color w:val="FFA657"/>
+          <w:kern w:val="0"/>
+          <w:sz w:val="21"/>
+          <w:szCs w:val="21"/>
+          <w:shd w:val="clear" w:fill="121314"/>
+          <w:lang w:val="en-US" w:eastAsia="zh-CN" w:bidi="ar"/>
+        </w:rPr>
+        <w:t>val</w:t>
+      </w:r>
+      <w:r>
+        <w:rPr>
+          <w:rFonts w:hint="default" w:ascii="Consolas" w:hAnsi="Consolas" w:eastAsia="Consolas" w:cs="Consolas"/>
+          <w:b w:val="0"/>
+          <w:bCs w:val="0"/>
+          <w:color w:val="D4D4D4"/>
+          <w:kern w:val="0"/>
+          <w:sz w:val="21"/>
+          <w:szCs w:val="21"/>
+          <w:shd w:val="clear" w:fill="121314"/>
+          <w:lang w:val="en-US" w:eastAsia="zh-CN" w:bidi="ar"/>
+        </w:rPr>
+        <w:t>&gt;</w:t>
+      </w:r>
+      <w:r>
+        <w:rPr>
+          <w:rFonts w:hint="default" w:ascii="Consolas" w:hAnsi="Consolas" w:eastAsia="Consolas" w:cs="Consolas"/>
+          <w:b w:val="0"/>
+          <w:bCs w:val="0"/>
+          <w:color w:val="B5CEA8"/>
+          <w:kern w:val="0"/>
+          <w:sz w:val="21"/>
+          <w:szCs w:val="21"/>
+          <w:shd w:val="clear" w:fill="121314"/>
+          <w:lang w:val="en-US" w:eastAsia="zh-CN" w:bidi="ar"/>
+        </w:rPr>
+        <w:t>10</w:t>
+      </w:r>
+      <w:r>
+        <w:rPr>
+          <w:rFonts w:hint="default" w:ascii="Consolas" w:hAnsi="Consolas" w:eastAsia="Consolas" w:cs="Consolas"/>
+          <w:b w:val="0"/>
+          <w:bCs w:val="0"/>
+          <w:color w:val="C9D1D9"/>
+          <w:kern w:val="0"/>
+          <w:sz w:val="21"/>
+          <w:szCs w:val="21"/>
+          <w:shd w:val="clear" w:fill="121314"/>
+          <w:lang w:val="en-US" w:eastAsia="zh-CN" w:bidi="ar"/>
+        </w:rPr>
+        <w:t>))).</w:t>
+      </w:r>
+      <w:r>
+        <w:rPr>
+          <w:rFonts w:hint="default" w:ascii="Consolas" w:hAnsi="Consolas" w:eastAsia="Consolas" w:cs="Consolas"/>
+          <w:b w:val="0"/>
+          <w:bCs w:val="0"/>
+          <w:color w:val="D2A8FF"/>
+          <w:kern w:val="0"/>
+          <w:sz w:val="21"/>
+          <w:szCs w:val="21"/>
+          <w:shd w:val="clear" w:fill="121314"/>
+          <w:lang w:val="en-US" w:eastAsia="zh-CN" w:bidi="ar"/>
+        </w:rPr>
+        <w:t>sort</w:t>
+      </w:r>
+      <w:r>
+        <w:rPr>
+          <w:rFonts w:hint="default" w:ascii="Consolas" w:hAnsi="Consolas" w:eastAsia="Consolas" w:cs="Consolas"/>
+          <w:b w:val="0"/>
+          <w:bCs w:val="0"/>
+          <w:color w:val="C9D1D9"/>
+          <w:kern w:val="0"/>
+          <w:sz w:val="21"/>
+          <w:szCs w:val="21"/>
+          <w:shd w:val="clear" w:fill="121314"/>
+          <w:lang w:val="en-US" w:eastAsia="zh-CN" w:bidi="ar"/>
+        </w:rPr>
+        <w:t>((</w:t>
+      </w:r>
+      <w:r>
+        <w:rPr>
+          <w:rFonts w:hint="default" w:ascii="Consolas" w:hAnsi="Consolas" w:eastAsia="Consolas" w:cs="Consolas"/>
+          <w:b w:val="0"/>
+          <w:bCs w:val="0"/>
+          <w:color w:val="FFA657"/>
+          <w:kern w:val="0"/>
+          <w:sz w:val="21"/>
+          <w:szCs w:val="21"/>
+          <w:shd w:val="clear" w:fill="121314"/>
+          <w:lang w:val="en-US" w:eastAsia="zh-CN" w:bidi="ar"/>
+        </w:rPr>
+        <w:t>a</w:t>
+      </w:r>
+      <w:r>
+        <w:rPr>
+          <w:rFonts w:hint="default" w:ascii="Consolas" w:hAnsi="Consolas" w:eastAsia="Consolas" w:cs="Consolas"/>
+          <w:b w:val="0"/>
+          <w:bCs w:val="0"/>
+          <w:color w:val="C9D1D9"/>
+          <w:kern w:val="0"/>
+          <w:sz w:val="21"/>
+          <w:szCs w:val="21"/>
+          <w:shd w:val="clear" w:fill="121314"/>
+          <w:lang w:val="en-US" w:eastAsia="zh-CN" w:bidi="ar"/>
+        </w:rPr>
+        <w:t>,</w:t>
+      </w:r>
+      <w:r>
+        <w:rPr>
+          <w:rFonts w:hint="default" w:ascii="Consolas" w:hAnsi="Consolas" w:eastAsia="Consolas" w:cs="Consolas"/>
+          <w:b w:val="0"/>
+          <w:bCs w:val="0"/>
+          <w:color w:val="FFA657"/>
+          <w:kern w:val="0"/>
+          <w:sz w:val="21"/>
+          <w:szCs w:val="21"/>
+          <w:shd w:val="clear" w:fill="121314"/>
+          <w:lang w:val="en-US" w:eastAsia="zh-CN" w:bidi="ar"/>
+        </w:rPr>
+        <w:t>b</w:t>
+      </w:r>
+      <w:r>
+        <w:rPr>
+          <w:rFonts w:hint="default" w:ascii="Consolas" w:hAnsi="Consolas" w:eastAsia="Consolas" w:cs="Consolas"/>
+          <w:b w:val="0"/>
+          <w:bCs w:val="0"/>
+          <w:color w:val="C9D1D9"/>
+          <w:kern w:val="0"/>
+          <w:sz w:val="21"/>
+          <w:szCs w:val="21"/>
+          <w:shd w:val="clear" w:fill="121314"/>
+          <w:lang w:val="en-US" w:eastAsia="zh-CN" w:bidi="ar"/>
+        </w:rPr>
+        <w:t>)</w:t>
+      </w:r>
+      <w:r>
+        <w:rPr>
+          <w:rFonts w:hint="default" w:ascii="Consolas" w:hAnsi="Consolas" w:eastAsia="Consolas" w:cs="Consolas"/>
+          <w:b w:val="0"/>
+          <w:bCs w:val="0"/>
+          <w:color w:val="FF7B72"/>
+          <w:kern w:val="0"/>
+          <w:sz w:val="21"/>
+          <w:szCs w:val="21"/>
+          <w:shd w:val="clear" w:fill="121314"/>
+          <w:lang w:val="en-US" w:eastAsia="zh-CN" w:bidi="ar"/>
+        </w:rPr>
+        <w:t>=&gt;</w:t>
+      </w:r>
+      <w:r>
+        <w:rPr>
+          <w:rFonts w:hint="default" w:ascii="Consolas" w:hAnsi="Consolas" w:eastAsia="Consolas" w:cs="Consolas"/>
+          <w:b w:val="0"/>
+          <w:bCs w:val="0"/>
+          <w:color w:val="FFA657"/>
+          <w:kern w:val="0"/>
+          <w:sz w:val="21"/>
+          <w:szCs w:val="21"/>
+          <w:shd w:val="clear" w:fill="121314"/>
+          <w:lang w:val="en-US" w:eastAsia="zh-CN" w:bidi="ar"/>
+        </w:rPr>
+        <w:t>a</w:t>
+      </w:r>
+      <w:r>
+        <w:rPr>
+          <w:rFonts w:hint="default" w:ascii="Consolas" w:hAnsi="Consolas" w:eastAsia="Consolas" w:cs="Consolas"/>
+          <w:b w:val="0"/>
+          <w:bCs w:val="0"/>
+          <w:color w:val="D4D4D4"/>
+          <w:kern w:val="0"/>
+          <w:sz w:val="21"/>
+          <w:szCs w:val="21"/>
+          <w:shd w:val="clear" w:fill="121314"/>
+          <w:lang w:val="en-US" w:eastAsia="zh-CN" w:bidi="ar"/>
+        </w:rPr>
+        <w:t>-</w:t>
+      </w:r>
+      <w:r>
+        <w:rPr>
+          <w:rFonts w:hint="default" w:ascii="Consolas" w:hAnsi="Consolas" w:eastAsia="Consolas" w:cs="Consolas"/>
+          <w:b w:val="0"/>
+          <w:bCs w:val="0"/>
+          <w:color w:val="FFA657"/>
+          <w:kern w:val="0"/>
+          <w:sz w:val="21"/>
+          <w:szCs w:val="21"/>
+          <w:shd w:val="clear" w:fill="121314"/>
+          <w:lang w:val="en-US" w:eastAsia="zh-CN" w:bidi="ar"/>
+        </w:rPr>
+        <w:t>b</w:t>
+      </w:r>
+      <w:r>
+        <w:rPr>
+          <w:rFonts w:hint="default" w:ascii="Consolas" w:hAnsi="Consolas" w:eastAsia="Consolas" w:cs="Consolas"/>
+          <w:b w:val="0"/>
+          <w:bCs w:val="0"/>
+          <w:color w:val="C9D1D9"/>
+          <w:kern w:val="0"/>
+          <w:sz w:val="21"/>
+          <w:szCs w:val="21"/>
+          <w:shd w:val="clear" w:fill="121314"/>
+          <w:lang w:val="en-US" w:eastAsia="zh-CN" w:bidi="ar"/>
+        </w:rPr>
+        <w:t>);</w:t>
+      </w:r>
+    </w:p>
+    <w:p>
+      <w:pPr>
+        <w:keepNext w:val="0"/>
+        <w:keepLines w:val="0"/>
+        <w:widowControl/>
+        <w:suppressLineNumbers w:val="0"/>
+        <w:shd w:val="clear" w:fill="121314"/>
+        <w:spacing w:line="228" w:lineRule="atLeast"/>
+        <w:jc w:val="left"/>
+        <w:rPr>
+          <w:rFonts w:hint="default" w:ascii="Consolas" w:hAnsi="Consolas" w:eastAsia="Consolas" w:cs="Consolas"/>
+          <w:b w:val="0"/>
+          <w:bCs w:val="0"/>
+          <w:color w:val="BBBEBF"/>
+          <w:sz w:val="21"/>
+          <w:szCs w:val="21"/>
+        </w:rPr>
+      </w:pPr>
+      <w:r>
+        <w:rPr>
+          <w:rFonts w:hint="default" w:ascii="Consolas" w:hAnsi="Consolas" w:eastAsia="Consolas" w:cs="Consolas"/>
+          <w:b w:val="0"/>
+          <w:bCs w:val="0"/>
+          <w:color w:val="C9D1D9"/>
+          <w:kern w:val="0"/>
+          <w:sz w:val="21"/>
+          <w:szCs w:val="21"/>
+          <w:shd w:val="clear" w:fill="121314"/>
+          <w:lang w:val="en-US" w:eastAsia="zh-CN" w:bidi="ar"/>
+        </w:rPr>
+        <w:t xml:space="preserve">            </w:t>
+      </w:r>
+      <w:r>
+        <w:rPr>
+          <w:rFonts w:hint="default" w:ascii="Consolas" w:hAnsi="Consolas" w:eastAsia="Consolas" w:cs="Consolas"/>
+          <w:b w:val="0"/>
+          <w:bCs w:val="0"/>
+          <w:color w:val="C586C0"/>
+          <w:kern w:val="0"/>
+          <w:sz w:val="21"/>
+          <w:szCs w:val="21"/>
+          <w:shd w:val="clear" w:fill="121314"/>
+          <w:lang w:val="en-US" w:eastAsia="zh-CN" w:bidi="ar"/>
+        </w:rPr>
+        <w:t>return</w:t>
+      </w:r>
+      <w:r>
+        <w:rPr>
+          <w:rFonts w:hint="default" w:ascii="Consolas" w:hAnsi="Consolas" w:eastAsia="Consolas" w:cs="Consolas"/>
+          <w:b w:val="0"/>
+          <w:bCs w:val="0"/>
+          <w:color w:val="C9D1D9"/>
+          <w:kern w:val="0"/>
+          <w:sz w:val="21"/>
+          <w:szCs w:val="21"/>
+          <w:shd w:val="clear" w:fill="121314"/>
+          <w:lang w:val="en-US" w:eastAsia="zh-CN" w:bidi="ar"/>
+        </w:rPr>
+        <w:t xml:space="preserve"> res;</w:t>
+      </w:r>
+    </w:p>
+    <w:p>
+      <w:pPr>
+        <w:keepNext w:val="0"/>
+        <w:keepLines w:val="0"/>
+        <w:widowControl/>
+        <w:suppressLineNumbers w:val="0"/>
+        <w:shd w:val="clear" w:fill="121314"/>
+        <w:spacing w:line="228" w:lineRule="atLeast"/>
+        <w:jc w:val="left"/>
+        <w:rPr>
+          <w:rFonts w:hint="default" w:ascii="Consolas" w:hAnsi="Consolas" w:eastAsia="Consolas" w:cs="Consolas"/>
+          <w:b w:val="0"/>
+          <w:bCs w:val="0"/>
+          <w:color w:val="BBBEBF"/>
+          <w:sz w:val="21"/>
+          <w:szCs w:val="21"/>
+        </w:rPr>
+      </w:pPr>
+      <w:r>
+        <w:rPr>
+          <w:rFonts w:hint="default" w:ascii="Consolas" w:hAnsi="Consolas" w:eastAsia="Consolas" w:cs="Consolas"/>
+          <w:b w:val="0"/>
+          <w:bCs w:val="0"/>
+          <w:color w:val="C9D1D9"/>
+          <w:kern w:val="0"/>
+          <w:sz w:val="21"/>
+          <w:szCs w:val="21"/>
+          <w:shd w:val="clear" w:fill="121314"/>
+          <w:lang w:val="en-US" w:eastAsia="zh-CN" w:bidi="ar"/>
+        </w:rPr>
+        <w:t>        }</w:t>
+      </w:r>
+    </w:p>
+    <w:p>
+      <w:pPr>
+        <w:keepNext w:val="0"/>
+        <w:keepLines w:val="0"/>
+        <w:widowControl/>
+        <w:suppressLineNumbers w:val="0"/>
+        <w:shd w:val="clear" w:fill="121314"/>
+        <w:spacing w:line="228" w:lineRule="atLeast"/>
+        <w:jc w:val="left"/>
+        <w:rPr>
+          <w:rFonts w:hint="default" w:ascii="Consolas" w:hAnsi="Consolas" w:eastAsia="Consolas" w:cs="Consolas"/>
+          <w:b w:val="0"/>
+          <w:bCs w:val="0"/>
+          <w:color w:val="BBBEBF"/>
+          <w:sz w:val="21"/>
+          <w:szCs w:val="21"/>
+        </w:rPr>
+      </w:pPr>
+      <w:r>
+        <w:rPr>
+          <w:rFonts w:hint="default" w:ascii="Consolas" w:hAnsi="Consolas" w:eastAsia="Consolas" w:cs="Consolas"/>
+          <w:b w:val="0"/>
+          <w:bCs w:val="0"/>
+          <w:color w:val="D4D4D4"/>
+          <w:kern w:val="0"/>
+          <w:sz w:val="21"/>
+          <w:szCs w:val="21"/>
+          <w:shd w:val="clear" w:fill="121314"/>
+          <w:lang w:val="en-US" w:eastAsia="zh-CN" w:bidi="ar"/>
+        </w:rPr>
+        <w:t xml:space="preserve">        </w:t>
+      </w:r>
+      <w:r>
+        <w:rPr>
+          <w:rFonts w:hint="default" w:ascii="Consolas" w:hAnsi="Consolas" w:eastAsia="Consolas" w:cs="Consolas"/>
+          <w:b w:val="0"/>
+          <w:bCs w:val="0"/>
+          <w:color w:val="79C0FF"/>
+          <w:kern w:val="0"/>
+          <w:sz w:val="21"/>
+          <w:szCs w:val="21"/>
+          <w:shd w:val="clear" w:fill="121314"/>
+          <w:lang w:val="en-US" w:eastAsia="zh-CN" w:bidi="ar"/>
+        </w:rPr>
+        <w:t>console</w:t>
+      </w:r>
+      <w:r>
+        <w:rPr>
+          <w:rFonts w:hint="default" w:ascii="Consolas" w:hAnsi="Consolas" w:eastAsia="Consolas" w:cs="Consolas"/>
+          <w:b w:val="0"/>
+          <w:bCs w:val="0"/>
+          <w:color w:val="D4D4D4"/>
+          <w:kern w:val="0"/>
+          <w:sz w:val="21"/>
+          <w:szCs w:val="21"/>
+          <w:shd w:val="clear" w:fill="121314"/>
+          <w:lang w:val="en-US" w:eastAsia="zh-CN" w:bidi="ar"/>
+        </w:rPr>
+        <w:t>.</w:t>
+      </w:r>
+      <w:r>
+        <w:rPr>
+          <w:rFonts w:hint="default" w:ascii="Consolas" w:hAnsi="Consolas" w:eastAsia="Consolas" w:cs="Consolas"/>
+          <w:b w:val="0"/>
+          <w:bCs w:val="0"/>
+          <w:color w:val="D2A8FF"/>
+          <w:kern w:val="0"/>
+          <w:sz w:val="21"/>
+          <w:szCs w:val="21"/>
+          <w:shd w:val="clear" w:fill="121314"/>
+          <w:lang w:val="en-US" w:eastAsia="zh-CN" w:bidi="ar"/>
+        </w:rPr>
+        <w:t>log</w:t>
+      </w:r>
+      <w:r>
+        <w:rPr>
+          <w:rFonts w:hint="default" w:ascii="Consolas" w:hAnsi="Consolas" w:eastAsia="Consolas" w:cs="Consolas"/>
+          <w:b w:val="0"/>
+          <w:bCs w:val="0"/>
+          <w:color w:val="D4D4D4"/>
+          <w:kern w:val="0"/>
+          <w:sz w:val="21"/>
+          <w:szCs w:val="21"/>
+          <w:shd w:val="clear" w:fill="121314"/>
+          <w:lang w:val="en-US" w:eastAsia="zh-CN" w:bidi="ar"/>
+        </w:rPr>
+        <w:t>(</w:t>
+      </w:r>
+      <w:r>
+        <w:rPr>
+          <w:rFonts w:hint="default" w:ascii="Consolas" w:hAnsi="Consolas" w:eastAsia="Consolas" w:cs="Consolas"/>
+          <w:b w:val="0"/>
+          <w:bCs w:val="0"/>
+          <w:color w:val="D2A8FF"/>
+          <w:kern w:val="0"/>
+          <w:sz w:val="21"/>
+          <w:szCs w:val="21"/>
+          <w:shd w:val="clear" w:fill="121314"/>
+          <w:lang w:val="en-US" w:eastAsia="zh-CN" w:bidi="ar"/>
+        </w:rPr>
+        <w:t>array_transform</w:t>
+      </w:r>
+      <w:r>
+        <w:rPr>
+          <w:rFonts w:hint="default" w:ascii="Consolas" w:hAnsi="Consolas" w:eastAsia="Consolas" w:cs="Consolas"/>
+          <w:b w:val="0"/>
+          <w:bCs w:val="0"/>
+          <w:color w:val="D4D4D4"/>
+          <w:kern w:val="0"/>
+          <w:sz w:val="21"/>
+          <w:szCs w:val="21"/>
+          <w:shd w:val="clear" w:fill="121314"/>
+          <w:lang w:val="en-US" w:eastAsia="zh-CN" w:bidi="ar"/>
+        </w:rPr>
+        <w:t>([</w:t>
+      </w:r>
+      <w:r>
+        <w:rPr>
+          <w:rFonts w:hint="default" w:ascii="Consolas" w:hAnsi="Consolas" w:eastAsia="Consolas" w:cs="Consolas"/>
+          <w:b w:val="0"/>
+          <w:bCs w:val="0"/>
+          <w:color w:val="B5CEA8"/>
+          <w:kern w:val="0"/>
+          <w:sz w:val="21"/>
+          <w:szCs w:val="21"/>
+          <w:shd w:val="clear" w:fill="121314"/>
+          <w:lang w:val="en-US" w:eastAsia="zh-CN" w:bidi="ar"/>
+        </w:rPr>
+        <w:t>25</w:t>
+      </w:r>
+      <w:r>
+        <w:rPr>
+          <w:rFonts w:hint="default" w:ascii="Consolas" w:hAnsi="Consolas" w:eastAsia="Consolas" w:cs="Consolas"/>
+          <w:b w:val="0"/>
+          <w:bCs w:val="0"/>
+          <w:color w:val="D4D4D4"/>
+          <w:kern w:val="0"/>
+          <w:sz w:val="21"/>
+          <w:szCs w:val="21"/>
+          <w:shd w:val="clear" w:fill="121314"/>
+          <w:lang w:val="en-US" w:eastAsia="zh-CN" w:bidi="ar"/>
+        </w:rPr>
+        <w:t xml:space="preserve">, </w:t>
+      </w:r>
+      <w:r>
+        <w:rPr>
+          <w:rFonts w:hint="default" w:ascii="Consolas" w:hAnsi="Consolas" w:eastAsia="Consolas" w:cs="Consolas"/>
+          <w:b w:val="0"/>
+          <w:bCs w:val="0"/>
+          <w:color w:val="B5CEA8"/>
+          <w:kern w:val="0"/>
+          <w:sz w:val="21"/>
+          <w:szCs w:val="21"/>
+          <w:shd w:val="clear" w:fill="121314"/>
+          <w:lang w:val="en-US" w:eastAsia="zh-CN" w:bidi="ar"/>
+        </w:rPr>
+        <w:t>5</w:t>
+      </w:r>
+      <w:r>
+        <w:rPr>
+          <w:rFonts w:hint="default" w:ascii="Consolas" w:hAnsi="Consolas" w:eastAsia="Consolas" w:cs="Consolas"/>
+          <w:b w:val="0"/>
+          <w:bCs w:val="0"/>
+          <w:color w:val="D4D4D4"/>
+          <w:kern w:val="0"/>
+          <w:sz w:val="21"/>
+          <w:szCs w:val="21"/>
+          <w:shd w:val="clear" w:fill="121314"/>
+          <w:lang w:val="en-US" w:eastAsia="zh-CN" w:bidi="ar"/>
+        </w:rPr>
+        <w:t xml:space="preserve">, </w:t>
+      </w:r>
+      <w:r>
+        <w:rPr>
+          <w:rFonts w:hint="default" w:ascii="Consolas" w:hAnsi="Consolas" w:eastAsia="Consolas" w:cs="Consolas"/>
+          <w:b w:val="0"/>
+          <w:bCs w:val="0"/>
+          <w:color w:val="B5CEA8"/>
+          <w:kern w:val="0"/>
+          <w:sz w:val="21"/>
+          <w:szCs w:val="21"/>
+          <w:shd w:val="clear" w:fill="121314"/>
+          <w:lang w:val="en-US" w:eastAsia="zh-CN" w:bidi="ar"/>
+        </w:rPr>
+        <w:t>12</w:t>
+      </w:r>
+      <w:r>
+        <w:rPr>
+          <w:rFonts w:hint="default" w:ascii="Consolas" w:hAnsi="Consolas" w:eastAsia="Consolas" w:cs="Consolas"/>
+          <w:b w:val="0"/>
+          <w:bCs w:val="0"/>
+          <w:color w:val="D4D4D4"/>
+          <w:kern w:val="0"/>
+          <w:sz w:val="21"/>
+          <w:szCs w:val="21"/>
+          <w:shd w:val="clear" w:fill="121314"/>
+          <w:lang w:val="en-US" w:eastAsia="zh-CN" w:bidi="ar"/>
+        </w:rPr>
+        <w:t xml:space="preserve">, </w:t>
+      </w:r>
+      <w:r>
+        <w:rPr>
+          <w:rFonts w:hint="default" w:ascii="Consolas" w:hAnsi="Consolas" w:eastAsia="Consolas" w:cs="Consolas"/>
+          <w:b w:val="0"/>
+          <w:bCs w:val="0"/>
+          <w:color w:val="B5CEA8"/>
+          <w:kern w:val="0"/>
+          <w:sz w:val="21"/>
+          <w:szCs w:val="21"/>
+          <w:shd w:val="clear" w:fill="121314"/>
+          <w:lang w:val="en-US" w:eastAsia="zh-CN" w:bidi="ar"/>
+        </w:rPr>
+        <w:t>40</w:t>
+      </w:r>
+      <w:r>
+        <w:rPr>
+          <w:rFonts w:hint="default" w:ascii="Consolas" w:hAnsi="Consolas" w:eastAsia="Consolas" w:cs="Consolas"/>
+          <w:b w:val="0"/>
+          <w:bCs w:val="0"/>
+          <w:color w:val="D4D4D4"/>
+          <w:kern w:val="0"/>
+          <w:sz w:val="21"/>
+          <w:szCs w:val="21"/>
+          <w:shd w:val="clear" w:fill="121314"/>
+          <w:lang w:val="en-US" w:eastAsia="zh-CN" w:bidi="ar"/>
+        </w:rPr>
+        <w:t xml:space="preserve">, </w:t>
+      </w:r>
+      <w:r>
+        <w:rPr>
+          <w:rFonts w:hint="default" w:ascii="Consolas" w:hAnsi="Consolas" w:eastAsia="Consolas" w:cs="Consolas"/>
+          <w:b w:val="0"/>
+          <w:bCs w:val="0"/>
+          <w:color w:val="B5CEA8"/>
+          <w:kern w:val="0"/>
+          <w:sz w:val="21"/>
+          <w:szCs w:val="21"/>
+          <w:shd w:val="clear" w:fill="121314"/>
+          <w:lang w:val="en-US" w:eastAsia="zh-CN" w:bidi="ar"/>
+        </w:rPr>
+        <w:t>8</w:t>
+      </w:r>
+      <w:r>
+        <w:rPr>
+          <w:rFonts w:hint="default" w:ascii="Consolas" w:hAnsi="Consolas" w:eastAsia="Consolas" w:cs="Consolas"/>
+          <w:b w:val="0"/>
+          <w:bCs w:val="0"/>
+          <w:color w:val="D4D4D4"/>
+          <w:kern w:val="0"/>
+          <w:sz w:val="21"/>
+          <w:szCs w:val="21"/>
+          <w:shd w:val="clear" w:fill="121314"/>
+          <w:lang w:val="en-US" w:eastAsia="zh-CN" w:bidi="ar"/>
+        </w:rPr>
+        <w:t xml:space="preserve">, </w:t>
+      </w:r>
+      <w:r>
+        <w:rPr>
+          <w:rFonts w:hint="default" w:ascii="Consolas" w:hAnsi="Consolas" w:eastAsia="Consolas" w:cs="Consolas"/>
+          <w:b w:val="0"/>
+          <w:bCs w:val="0"/>
+          <w:color w:val="B5CEA8"/>
+          <w:kern w:val="0"/>
+          <w:sz w:val="21"/>
+          <w:szCs w:val="21"/>
+          <w:shd w:val="clear" w:fill="121314"/>
+          <w:lang w:val="en-US" w:eastAsia="zh-CN" w:bidi="ar"/>
+        </w:rPr>
+        <w:t>15</w:t>
+      </w:r>
+      <w:r>
+        <w:rPr>
+          <w:rFonts w:hint="default" w:ascii="Consolas" w:hAnsi="Consolas" w:eastAsia="Consolas" w:cs="Consolas"/>
+          <w:b w:val="0"/>
+          <w:bCs w:val="0"/>
+          <w:color w:val="D4D4D4"/>
+          <w:kern w:val="0"/>
+          <w:sz w:val="21"/>
+          <w:szCs w:val="21"/>
+          <w:shd w:val="clear" w:fill="121314"/>
+          <w:lang w:val="en-US" w:eastAsia="zh-CN" w:bidi="ar"/>
+        </w:rPr>
+        <w:t>]));</w:t>
+      </w:r>
+    </w:p>
+    <w:p>
+      <w:pPr>
+        <w:keepNext w:val="0"/>
+        <w:keepLines w:val="0"/>
+        <w:widowControl/>
+        <w:suppressLineNumbers w:val="0"/>
+        <w:shd w:val="clear" w:fill="121314"/>
+        <w:spacing w:line="228" w:lineRule="atLeast"/>
+        <w:jc w:val="left"/>
+        <w:rPr>
+          <w:rFonts w:hint="default" w:ascii="Consolas" w:hAnsi="Consolas" w:eastAsia="Consolas" w:cs="Consolas"/>
+          <w:b w:val="0"/>
+          <w:bCs w:val="0"/>
+          <w:color w:val="BBBEBF"/>
+          <w:sz w:val="21"/>
+          <w:szCs w:val="21"/>
+        </w:rPr>
+      </w:pPr>
+      <w:r>
+        <w:rPr>
+          <w:rFonts w:hint="default" w:ascii="Consolas" w:hAnsi="Consolas" w:eastAsia="Consolas" w:cs="Consolas"/>
+          <w:b w:val="0"/>
+          <w:bCs w:val="0"/>
+          <w:color w:val="D4D4D4"/>
+          <w:kern w:val="0"/>
+          <w:sz w:val="21"/>
+          <w:szCs w:val="21"/>
+          <w:shd w:val="clear" w:fill="121314"/>
+          <w:lang w:val="en-US" w:eastAsia="zh-CN" w:bidi="ar"/>
+        </w:rPr>
+        <w:t xml:space="preserve">    </w:t>
+      </w:r>
+      <w:r>
+        <w:rPr>
+          <w:rFonts w:hint="default" w:ascii="Consolas" w:hAnsi="Consolas" w:eastAsia="Consolas" w:cs="Consolas"/>
+          <w:b w:val="0"/>
+          <w:bCs w:val="0"/>
+          <w:color w:val="808080"/>
+          <w:kern w:val="0"/>
+          <w:sz w:val="21"/>
+          <w:szCs w:val="21"/>
+          <w:shd w:val="clear" w:fill="121314"/>
+          <w:lang w:val="en-US" w:eastAsia="zh-CN" w:bidi="ar"/>
+        </w:rPr>
+        <w:t>&lt;/</w:t>
+      </w:r>
+      <w:r>
+        <w:rPr>
+          <w:rFonts w:hint="default" w:ascii="Consolas" w:hAnsi="Consolas" w:eastAsia="Consolas" w:cs="Consolas"/>
+          <w:b w:val="0"/>
+          <w:bCs w:val="0"/>
+          <w:color w:val="7EE787"/>
+          <w:kern w:val="0"/>
+          <w:sz w:val="21"/>
+          <w:szCs w:val="21"/>
+          <w:shd w:val="clear" w:fill="121314"/>
+          <w:lang w:val="en-US" w:eastAsia="zh-CN" w:bidi="ar"/>
+        </w:rPr>
+        <w:t>script</w:t>
+      </w:r>
+      <w:r>
+        <w:rPr>
+          <w:rFonts w:hint="default" w:ascii="Consolas" w:hAnsi="Consolas" w:eastAsia="Consolas" w:cs="Consolas"/>
+          <w:b w:val="0"/>
+          <w:bCs w:val="0"/>
+          <w:color w:val="808080"/>
+          <w:kern w:val="0"/>
+          <w:sz w:val="21"/>
+          <w:szCs w:val="21"/>
+          <w:shd w:val="clear" w:fill="121314"/>
+          <w:lang w:val="en-US" w:eastAsia="zh-CN" w:bidi="ar"/>
+        </w:rPr>
+        <w:t>&gt;</w:t>
+      </w:r>
+    </w:p>
+    <w:p>
+      <w:pPr>
         <w:spacing w:before="100" w:beforeAutospacing="1" w:after="100" w:afterAutospacing="1" w:line="240" w:lineRule="auto"/>
         <w:rPr>
+          <w:rFonts w:ascii="Courier New" w:hAnsi="Courier New" w:eastAsia="Times New Roman" w:cs="Courier New"/>
+          <w:sz w:val="20"/>
+          <w:szCs w:val="20"/>
+          <w:lang w:eastAsia="en-IN"/>
+        </w:rPr>
+      </w:pPr>
+    </w:p>
+    <w:p>
+      <w:pPr>
+        <w:spacing w:before="100" w:beforeAutospacing="1" w:after="100" w:afterAutospacing="1" w:line="240" w:lineRule="auto"/>
+        <w:rPr>
           <w:rFonts w:ascii="Times New Roman" w:hAnsi="Times New Roman" w:eastAsia="Times New Roman" w:cs="Times New Roman"/>
           <w:sz w:val="24"/>
           <w:szCs w:val="24"/>
@@ -10017,6 +15195,758 @@
         </w:rPr>
         <w:t>.</w:t>
       </w:r>
+    </w:p>
+    <w:p>
+      <w:pPr>
+        <w:keepNext w:val="0"/>
+        <w:keepLines w:val="0"/>
+        <w:widowControl/>
+        <w:suppressLineNumbers w:val="0"/>
+        <w:shd w:val="clear" w:fill="121314"/>
+        <w:spacing w:line="228" w:lineRule="atLeast"/>
+        <w:jc w:val="left"/>
+        <w:rPr>
+          <w:rFonts w:ascii="Consolas" w:hAnsi="Consolas" w:eastAsia="Consolas" w:cs="Consolas"/>
+          <w:b w:val="0"/>
+          <w:bCs w:val="0"/>
+          <w:color w:val="BBBEBF"/>
+          <w:sz w:val="21"/>
+          <w:szCs w:val="21"/>
+        </w:rPr>
+      </w:pPr>
+      <w:r>
+        <w:rPr>
+          <w:rFonts w:hint="default" w:ascii="Consolas" w:hAnsi="Consolas" w:eastAsia="Consolas" w:cs="Consolas"/>
+          <w:b w:val="0"/>
+          <w:bCs w:val="0"/>
+          <w:color w:val="808080"/>
+          <w:kern w:val="0"/>
+          <w:sz w:val="21"/>
+          <w:szCs w:val="21"/>
+          <w:shd w:val="clear" w:fill="121314"/>
+          <w:lang w:val="en-US" w:eastAsia="zh-CN" w:bidi="ar"/>
+        </w:rPr>
+        <w:t>&lt;</w:t>
+      </w:r>
+      <w:r>
+        <w:rPr>
+          <w:rFonts w:hint="default" w:ascii="Consolas" w:hAnsi="Consolas" w:eastAsia="Consolas" w:cs="Consolas"/>
+          <w:b w:val="0"/>
+          <w:bCs w:val="0"/>
+          <w:color w:val="7EE787"/>
+          <w:kern w:val="0"/>
+          <w:sz w:val="21"/>
+          <w:szCs w:val="21"/>
+          <w:shd w:val="clear" w:fill="121314"/>
+          <w:lang w:val="en-US" w:eastAsia="zh-CN" w:bidi="ar"/>
+        </w:rPr>
+        <w:t>script</w:t>
+      </w:r>
+      <w:r>
+        <w:rPr>
+          <w:rFonts w:hint="default" w:ascii="Consolas" w:hAnsi="Consolas" w:eastAsia="Consolas" w:cs="Consolas"/>
+          <w:b w:val="0"/>
+          <w:bCs w:val="0"/>
+          <w:color w:val="808080"/>
+          <w:kern w:val="0"/>
+          <w:sz w:val="21"/>
+          <w:szCs w:val="21"/>
+          <w:shd w:val="clear" w:fill="121314"/>
+          <w:lang w:val="en-US" w:eastAsia="zh-CN" w:bidi="ar"/>
+        </w:rPr>
+        <w:t>&gt;</w:t>
+      </w:r>
+    </w:p>
+    <w:p>
+      <w:pPr>
+        <w:keepNext w:val="0"/>
+        <w:keepLines w:val="0"/>
+        <w:widowControl/>
+        <w:suppressLineNumbers w:val="0"/>
+        <w:shd w:val="clear" w:fill="121314"/>
+        <w:spacing w:line="228" w:lineRule="atLeast"/>
+        <w:jc w:val="left"/>
+        <w:rPr>
+          <w:rFonts w:hint="default" w:ascii="Consolas" w:hAnsi="Consolas" w:eastAsia="Consolas" w:cs="Consolas"/>
+          <w:b w:val="0"/>
+          <w:bCs w:val="0"/>
+          <w:color w:val="BBBEBF"/>
+          <w:sz w:val="21"/>
+          <w:szCs w:val="21"/>
+        </w:rPr>
+      </w:pPr>
+      <w:r>
+        <w:rPr>
+          <w:rFonts w:hint="default" w:ascii="Consolas" w:hAnsi="Consolas" w:eastAsia="Consolas" w:cs="Consolas"/>
+          <w:b w:val="0"/>
+          <w:bCs w:val="0"/>
+          <w:color w:val="D4D4D4"/>
+          <w:kern w:val="0"/>
+          <w:sz w:val="21"/>
+          <w:szCs w:val="21"/>
+          <w:shd w:val="clear" w:fill="121314"/>
+          <w:lang w:val="en-US" w:eastAsia="zh-CN" w:bidi="ar"/>
+        </w:rPr>
+        <w:t xml:space="preserve">        </w:t>
+      </w:r>
+      <w:r>
+        <w:rPr>
+          <w:rFonts w:hint="default" w:ascii="Consolas" w:hAnsi="Consolas" w:eastAsia="Consolas" w:cs="Consolas"/>
+          <w:b w:val="0"/>
+          <w:bCs w:val="0"/>
+          <w:color w:val="C9D1D9"/>
+          <w:kern w:val="0"/>
+          <w:sz w:val="21"/>
+          <w:szCs w:val="21"/>
+          <w:shd w:val="clear" w:fill="121314"/>
+          <w:lang w:val="en-US" w:eastAsia="zh-CN" w:bidi="ar"/>
+        </w:rPr>
+        <w:t>product</w:t>
+      </w:r>
+      <w:r>
+        <w:rPr>
+          <w:rFonts w:hint="default" w:ascii="Consolas" w:hAnsi="Consolas" w:eastAsia="Consolas" w:cs="Consolas"/>
+          <w:b w:val="0"/>
+          <w:bCs w:val="0"/>
+          <w:color w:val="D4D4D4"/>
+          <w:kern w:val="0"/>
+          <w:sz w:val="21"/>
+          <w:szCs w:val="21"/>
+          <w:shd w:val="clear" w:fill="121314"/>
+          <w:lang w:val="en-US" w:eastAsia="zh-CN" w:bidi="ar"/>
+        </w:rPr>
+        <w:t xml:space="preserve"> = {</w:t>
+      </w:r>
+      <w:r>
+        <w:rPr>
+          <w:rFonts w:hint="default" w:ascii="Consolas" w:hAnsi="Consolas" w:eastAsia="Consolas" w:cs="Consolas"/>
+          <w:b w:val="0"/>
+          <w:bCs w:val="0"/>
+          <w:color w:val="C9D1D9"/>
+          <w:kern w:val="0"/>
+          <w:sz w:val="21"/>
+          <w:szCs w:val="21"/>
+          <w:shd w:val="clear" w:fill="121314"/>
+          <w:lang w:val="en-US" w:eastAsia="zh-CN" w:bidi="ar"/>
+        </w:rPr>
+        <w:t>name</w:t>
+      </w:r>
+      <w:r>
+        <w:rPr>
+          <w:rFonts w:hint="default" w:ascii="Consolas" w:hAnsi="Consolas" w:eastAsia="Consolas" w:cs="Consolas"/>
+          <w:b w:val="0"/>
+          <w:bCs w:val="0"/>
+          <w:color w:val="9CDCFE"/>
+          <w:kern w:val="0"/>
+          <w:sz w:val="21"/>
+          <w:szCs w:val="21"/>
+          <w:shd w:val="clear" w:fill="121314"/>
+          <w:lang w:val="en-US" w:eastAsia="zh-CN" w:bidi="ar"/>
+        </w:rPr>
+        <w:t>:</w:t>
+      </w:r>
+      <w:r>
+        <w:rPr>
+          <w:rFonts w:hint="default" w:ascii="Consolas" w:hAnsi="Consolas" w:eastAsia="Consolas" w:cs="Consolas"/>
+          <w:b w:val="0"/>
+          <w:bCs w:val="0"/>
+          <w:color w:val="A5D6FF"/>
+          <w:kern w:val="0"/>
+          <w:sz w:val="21"/>
+          <w:szCs w:val="21"/>
+          <w:shd w:val="clear" w:fill="121314"/>
+          <w:lang w:val="en-US" w:eastAsia="zh-CN" w:bidi="ar"/>
+        </w:rPr>
+        <w:t>"Bag"</w:t>
+      </w:r>
+      <w:r>
+        <w:rPr>
+          <w:rFonts w:hint="default" w:ascii="Consolas" w:hAnsi="Consolas" w:eastAsia="Consolas" w:cs="Consolas"/>
+          <w:b w:val="0"/>
+          <w:bCs w:val="0"/>
+          <w:color w:val="D4D4D4"/>
+          <w:kern w:val="0"/>
+          <w:sz w:val="21"/>
+          <w:szCs w:val="21"/>
+          <w:shd w:val="clear" w:fill="121314"/>
+          <w:lang w:val="en-US" w:eastAsia="zh-CN" w:bidi="ar"/>
+        </w:rPr>
+        <w:t>,</w:t>
+      </w:r>
+      <w:r>
+        <w:rPr>
+          <w:rFonts w:hint="default" w:ascii="Consolas" w:hAnsi="Consolas" w:eastAsia="Consolas" w:cs="Consolas"/>
+          <w:b w:val="0"/>
+          <w:bCs w:val="0"/>
+          <w:color w:val="C9D1D9"/>
+          <w:kern w:val="0"/>
+          <w:sz w:val="21"/>
+          <w:szCs w:val="21"/>
+          <w:shd w:val="clear" w:fill="121314"/>
+          <w:lang w:val="en-US" w:eastAsia="zh-CN" w:bidi="ar"/>
+        </w:rPr>
+        <w:t>price</w:t>
+      </w:r>
+      <w:r>
+        <w:rPr>
+          <w:rFonts w:hint="default" w:ascii="Consolas" w:hAnsi="Consolas" w:eastAsia="Consolas" w:cs="Consolas"/>
+          <w:b w:val="0"/>
+          <w:bCs w:val="0"/>
+          <w:color w:val="9CDCFE"/>
+          <w:kern w:val="0"/>
+          <w:sz w:val="21"/>
+          <w:szCs w:val="21"/>
+          <w:shd w:val="clear" w:fill="121314"/>
+          <w:lang w:val="en-US" w:eastAsia="zh-CN" w:bidi="ar"/>
+        </w:rPr>
+        <w:t>:</w:t>
+      </w:r>
+      <w:r>
+        <w:rPr>
+          <w:rFonts w:hint="default" w:ascii="Consolas" w:hAnsi="Consolas" w:eastAsia="Consolas" w:cs="Consolas"/>
+          <w:b w:val="0"/>
+          <w:bCs w:val="0"/>
+          <w:color w:val="C9D1D9"/>
+          <w:kern w:val="0"/>
+          <w:sz w:val="21"/>
+          <w:szCs w:val="21"/>
+          <w:shd w:val="clear" w:fill="121314"/>
+          <w:lang w:val="en-US" w:eastAsia="zh-CN" w:bidi="ar"/>
+        </w:rPr>
+        <w:t xml:space="preserve"> </w:t>
+      </w:r>
+      <w:r>
+        <w:rPr>
+          <w:rFonts w:hint="default" w:ascii="Consolas" w:hAnsi="Consolas" w:eastAsia="Consolas" w:cs="Consolas"/>
+          <w:b w:val="0"/>
+          <w:bCs w:val="0"/>
+          <w:color w:val="B5CEA8"/>
+          <w:kern w:val="0"/>
+          <w:sz w:val="21"/>
+          <w:szCs w:val="21"/>
+          <w:shd w:val="clear" w:fill="121314"/>
+          <w:lang w:val="en-US" w:eastAsia="zh-CN" w:bidi="ar"/>
+        </w:rPr>
+        <w:t>250</w:t>
+      </w:r>
+      <w:r>
+        <w:rPr>
+          <w:rFonts w:hint="default" w:ascii="Consolas" w:hAnsi="Consolas" w:eastAsia="Consolas" w:cs="Consolas"/>
+          <w:b w:val="0"/>
+          <w:bCs w:val="0"/>
+          <w:color w:val="D4D4D4"/>
+          <w:kern w:val="0"/>
+          <w:sz w:val="21"/>
+          <w:szCs w:val="21"/>
+          <w:shd w:val="clear" w:fill="121314"/>
+          <w:lang w:val="en-US" w:eastAsia="zh-CN" w:bidi="ar"/>
+        </w:rPr>
+        <w:t xml:space="preserve">, </w:t>
+      </w:r>
+      <w:r>
+        <w:rPr>
+          <w:rFonts w:hint="default" w:ascii="Consolas" w:hAnsi="Consolas" w:eastAsia="Consolas" w:cs="Consolas"/>
+          <w:b w:val="0"/>
+          <w:bCs w:val="0"/>
+          <w:color w:val="C9D1D9"/>
+          <w:kern w:val="0"/>
+          <w:sz w:val="21"/>
+          <w:szCs w:val="21"/>
+          <w:shd w:val="clear" w:fill="121314"/>
+          <w:lang w:val="en-US" w:eastAsia="zh-CN" w:bidi="ar"/>
+        </w:rPr>
+        <w:t>quantity</w:t>
+      </w:r>
+      <w:r>
+        <w:rPr>
+          <w:rFonts w:hint="default" w:ascii="Consolas" w:hAnsi="Consolas" w:eastAsia="Consolas" w:cs="Consolas"/>
+          <w:b w:val="0"/>
+          <w:bCs w:val="0"/>
+          <w:color w:val="9CDCFE"/>
+          <w:kern w:val="0"/>
+          <w:sz w:val="21"/>
+          <w:szCs w:val="21"/>
+          <w:shd w:val="clear" w:fill="121314"/>
+          <w:lang w:val="en-US" w:eastAsia="zh-CN" w:bidi="ar"/>
+        </w:rPr>
+        <w:t>:</w:t>
+      </w:r>
+      <w:r>
+        <w:rPr>
+          <w:rFonts w:hint="default" w:ascii="Consolas" w:hAnsi="Consolas" w:eastAsia="Consolas" w:cs="Consolas"/>
+          <w:b w:val="0"/>
+          <w:bCs w:val="0"/>
+          <w:color w:val="C9D1D9"/>
+          <w:kern w:val="0"/>
+          <w:sz w:val="21"/>
+          <w:szCs w:val="21"/>
+          <w:shd w:val="clear" w:fill="121314"/>
+          <w:lang w:val="en-US" w:eastAsia="zh-CN" w:bidi="ar"/>
+        </w:rPr>
+        <w:t xml:space="preserve"> </w:t>
+      </w:r>
+      <w:r>
+        <w:rPr>
+          <w:rFonts w:hint="default" w:ascii="Consolas" w:hAnsi="Consolas" w:eastAsia="Consolas" w:cs="Consolas"/>
+          <w:b w:val="0"/>
+          <w:bCs w:val="0"/>
+          <w:color w:val="B5CEA8"/>
+          <w:kern w:val="0"/>
+          <w:sz w:val="21"/>
+          <w:szCs w:val="21"/>
+          <w:shd w:val="clear" w:fill="121314"/>
+          <w:lang w:val="en-US" w:eastAsia="zh-CN" w:bidi="ar"/>
+        </w:rPr>
+        <w:t>4</w:t>
+      </w:r>
+      <w:r>
+        <w:rPr>
+          <w:rFonts w:hint="default" w:ascii="Consolas" w:hAnsi="Consolas" w:eastAsia="Consolas" w:cs="Consolas"/>
+          <w:b w:val="0"/>
+          <w:bCs w:val="0"/>
+          <w:color w:val="D4D4D4"/>
+          <w:kern w:val="0"/>
+          <w:sz w:val="21"/>
+          <w:szCs w:val="21"/>
+          <w:shd w:val="clear" w:fill="121314"/>
+          <w:lang w:val="en-US" w:eastAsia="zh-CN" w:bidi="ar"/>
+        </w:rPr>
+        <w:t>}</w:t>
+      </w:r>
+    </w:p>
+    <w:p>
+      <w:pPr>
+        <w:keepNext w:val="0"/>
+        <w:keepLines w:val="0"/>
+        <w:widowControl/>
+        <w:suppressLineNumbers w:val="0"/>
+        <w:shd w:val="clear" w:fill="121314"/>
+        <w:spacing w:line="228" w:lineRule="atLeast"/>
+        <w:jc w:val="left"/>
+        <w:rPr>
+          <w:rFonts w:hint="default" w:ascii="Consolas" w:hAnsi="Consolas" w:eastAsia="Consolas" w:cs="Consolas"/>
+          <w:b w:val="0"/>
+          <w:bCs w:val="0"/>
+          <w:color w:val="BBBEBF"/>
+          <w:sz w:val="21"/>
+          <w:szCs w:val="21"/>
+        </w:rPr>
+      </w:pPr>
+      <w:r>
+        <w:rPr>
+          <w:rFonts w:hint="default" w:ascii="Consolas" w:hAnsi="Consolas" w:eastAsia="Consolas" w:cs="Consolas"/>
+          <w:b w:val="0"/>
+          <w:bCs w:val="0"/>
+          <w:color w:val="D4D4D4"/>
+          <w:kern w:val="0"/>
+          <w:sz w:val="21"/>
+          <w:szCs w:val="21"/>
+          <w:shd w:val="clear" w:fill="121314"/>
+          <w:lang w:val="en-US" w:eastAsia="zh-CN" w:bidi="ar"/>
+        </w:rPr>
+        <w:t xml:space="preserve">        </w:t>
+      </w:r>
+      <w:r>
+        <w:rPr>
+          <w:rFonts w:hint="default" w:ascii="Consolas" w:hAnsi="Consolas" w:eastAsia="Consolas" w:cs="Consolas"/>
+          <w:b w:val="0"/>
+          <w:bCs w:val="0"/>
+          <w:color w:val="FF7B72"/>
+          <w:kern w:val="0"/>
+          <w:sz w:val="21"/>
+          <w:szCs w:val="21"/>
+          <w:shd w:val="clear" w:fill="121314"/>
+          <w:lang w:val="en-US" w:eastAsia="zh-CN" w:bidi="ar"/>
+        </w:rPr>
+        <w:t>let</w:t>
+      </w:r>
+      <w:r>
+        <w:rPr>
+          <w:rFonts w:hint="default" w:ascii="Consolas" w:hAnsi="Consolas" w:eastAsia="Consolas" w:cs="Consolas"/>
+          <w:b w:val="0"/>
+          <w:bCs w:val="0"/>
+          <w:color w:val="D4D4D4"/>
+          <w:kern w:val="0"/>
+          <w:sz w:val="21"/>
+          <w:szCs w:val="21"/>
+          <w:shd w:val="clear" w:fill="121314"/>
+          <w:lang w:val="en-US" w:eastAsia="zh-CN" w:bidi="ar"/>
+        </w:rPr>
+        <w:t xml:space="preserve"> </w:t>
+      </w:r>
+      <w:r>
+        <w:rPr>
+          <w:rFonts w:hint="default" w:ascii="Consolas" w:hAnsi="Consolas" w:eastAsia="Consolas" w:cs="Consolas"/>
+          <w:b w:val="0"/>
+          <w:bCs w:val="0"/>
+          <w:color w:val="D2A8FF"/>
+          <w:kern w:val="0"/>
+          <w:sz w:val="21"/>
+          <w:szCs w:val="21"/>
+          <w:shd w:val="clear" w:fill="121314"/>
+          <w:lang w:val="en-US" w:eastAsia="zh-CN" w:bidi="ar"/>
+        </w:rPr>
+        <w:t>getTotal</w:t>
+      </w:r>
+      <w:r>
+        <w:rPr>
+          <w:rFonts w:hint="default" w:ascii="Consolas" w:hAnsi="Consolas" w:eastAsia="Consolas" w:cs="Consolas"/>
+          <w:b w:val="0"/>
+          <w:bCs w:val="0"/>
+          <w:color w:val="D4D4D4"/>
+          <w:kern w:val="0"/>
+          <w:sz w:val="21"/>
+          <w:szCs w:val="21"/>
+          <w:shd w:val="clear" w:fill="121314"/>
+          <w:lang w:val="en-US" w:eastAsia="zh-CN" w:bidi="ar"/>
+        </w:rPr>
+        <w:t xml:space="preserve"> = () </w:t>
+      </w:r>
+      <w:r>
+        <w:rPr>
+          <w:rFonts w:hint="default" w:ascii="Consolas" w:hAnsi="Consolas" w:eastAsia="Consolas" w:cs="Consolas"/>
+          <w:b w:val="0"/>
+          <w:bCs w:val="0"/>
+          <w:color w:val="FF7B72"/>
+          <w:kern w:val="0"/>
+          <w:sz w:val="21"/>
+          <w:szCs w:val="21"/>
+          <w:shd w:val="clear" w:fill="121314"/>
+          <w:lang w:val="en-US" w:eastAsia="zh-CN" w:bidi="ar"/>
+        </w:rPr>
+        <w:t>=&gt;</w:t>
+      </w:r>
+      <w:r>
+        <w:rPr>
+          <w:rFonts w:hint="default" w:ascii="Consolas" w:hAnsi="Consolas" w:eastAsia="Consolas" w:cs="Consolas"/>
+          <w:b w:val="0"/>
+          <w:bCs w:val="0"/>
+          <w:color w:val="D4D4D4"/>
+          <w:kern w:val="0"/>
+          <w:sz w:val="21"/>
+          <w:szCs w:val="21"/>
+          <w:shd w:val="clear" w:fill="121314"/>
+          <w:lang w:val="en-US" w:eastAsia="zh-CN" w:bidi="ar"/>
+        </w:rPr>
+        <w:t xml:space="preserve"> </w:t>
+      </w:r>
+      <w:r>
+        <w:rPr>
+          <w:rFonts w:hint="default" w:ascii="Consolas" w:hAnsi="Consolas" w:eastAsia="Consolas" w:cs="Consolas"/>
+          <w:b w:val="0"/>
+          <w:bCs w:val="0"/>
+          <w:color w:val="C9D1D9"/>
+          <w:kern w:val="0"/>
+          <w:sz w:val="21"/>
+          <w:szCs w:val="21"/>
+          <w:shd w:val="clear" w:fill="121314"/>
+          <w:lang w:val="en-US" w:eastAsia="zh-CN" w:bidi="ar"/>
+        </w:rPr>
+        <w:t>product</w:t>
+      </w:r>
+      <w:r>
+        <w:rPr>
+          <w:rFonts w:hint="default" w:ascii="Consolas" w:hAnsi="Consolas" w:eastAsia="Consolas" w:cs="Consolas"/>
+          <w:b w:val="0"/>
+          <w:bCs w:val="0"/>
+          <w:color w:val="D4D4D4"/>
+          <w:kern w:val="0"/>
+          <w:sz w:val="21"/>
+          <w:szCs w:val="21"/>
+          <w:shd w:val="clear" w:fill="121314"/>
+          <w:lang w:val="en-US" w:eastAsia="zh-CN" w:bidi="ar"/>
+        </w:rPr>
+        <w:t>.</w:t>
+      </w:r>
+      <w:r>
+        <w:rPr>
+          <w:rFonts w:hint="default" w:ascii="Consolas" w:hAnsi="Consolas" w:eastAsia="Consolas" w:cs="Consolas"/>
+          <w:b w:val="0"/>
+          <w:bCs w:val="0"/>
+          <w:color w:val="C9D1D9"/>
+          <w:kern w:val="0"/>
+          <w:sz w:val="21"/>
+          <w:szCs w:val="21"/>
+          <w:shd w:val="clear" w:fill="121314"/>
+          <w:lang w:val="en-US" w:eastAsia="zh-CN" w:bidi="ar"/>
+        </w:rPr>
+        <w:t>price</w:t>
+      </w:r>
+      <w:r>
+        <w:rPr>
+          <w:rFonts w:hint="default" w:ascii="Consolas" w:hAnsi="Consolas" w:eastAsia="Consolas" w:cs="Consolas"/>
+          <w:b w:val="0"/>
+          <w:bCs w:val="0"/>
+          <w:color w:val="D4D4D4"/>
+          <w:kern w:val="0"/>
+          <w:sz w:val="21"/>
+          <w:szCs w:val="21"/>
+          <w:shd w:val="clear" w:fill="121314"/>
+          <w:lang w:val="en-US" w:eastAsia="zh-CN" w:bidi="ar"/>
+        </w:rPr>
+        <w:t xml:space="preserve"> * </w:t>
+      </w:r>
+      <w:r>
+        <w:rPr>
+          <w:rFonts w:hint="default" w:ascii="Consolas" w:hAnsi="Consolas" w:eastAsia="Consolas" w:cs="Consolas"/>
+          <w:b w:val="0"/>
+          <w:bCs w:val="0"/>
+          <w:color w:val="C9D1D9"/>
+          <w:kern w:val="0"/>
+          <w:sz w:val="21"/>
+          <w:szCs w:val="21"/>
+          <w:shd w:val="clear" w:fill="121314"/>
+          <w:lang w:val="en-US" w:eastAsia="zh-CN" w:bidi="ar"/>
+        </w:rPr>
+        <w:t>product</w:t>
+      </w:r>
+      <w:r>
+        <w:rPr>
+          <w:rFonts w:hint="default" w:ascii="Consolas" w:hAnsi="Consolas" w:eastAsia="Consolas" w:cs="Consolas"/>
+          <w:b w:val="0"/>
+          <w:bCs w:val="0"/>
+          <w:color w:val="D4D4D4"/>
+          <w:kern w:val="0"/>
+          <w:sz w:val="21"/>
+          <w:szCs w:val="21"/>
+          <w:shd w:val="clear" w:fill="121314"/>
+          <w:lang w:val="en-US" w:eastAsia="zh-CN" w:bidi="ar"/>
+        </w:rPr>
+        <w:t>.</w:t>
+      </w:r>
+      <w:r>
+        <w:rPr>
+          <w:rFonts w:hint="default" w:ascii="Consolas" w:hAnsi="Consolas" w:eastAsia="Consolas" w:cs="Consolas"/>
+          <w:b w:val="0"/>
+          <w:bCs w:val="0"/>
+          <w:color w:val="C9D1D9"/>
+          <w:kern w:val="0"/>
+          <w:sz w:val="21"/>
+          <w:szCs w:val="21"/>
+          <w:shd w:val="clear" w:fill="121314"/>
+          <w:lang w:val="en-US" w:eastAsia="zh-CN" w:bidi="ar"/>
+        </w:rPr>
+        <w:t>quantity</w:t>
+      </w:r>
+      <w:r>
+        <w:rPr>
+          <w:rFonts w:hint="default" w:ascii="Consolas" w:hAnsi="Consolas" w:eastAsia="Consolas" w:cs="Consolas"/>
+          <w:b w:val="0"/>
+          <w:bCs w:val="0"/>
+          <w:color w:val="D4D4D4"/>
+          <w:kern w:val="0"/>
+          <w:sz w:val="21"/>
+          <w:szCs w:val="21"/>
+          <w:shd w:val="clear" w:fill="121314"/>
+          <w:lang w:val="en-US" w:eastAsia="zh-CN" w:bidi="ar"/>
+        </w:rPr>
+        <w:t>;</w:t>
+      </w:r>
+    </w:p>
+    <w:p>
+      <w:pPr>
+        <w:keepNext w:val="0"/>
+        <w:keepLines w:val="0"/>
+        <w:widowControl/>
+        <w:suppressLineNumbers w:val="0"/>
+        <w:shd w:val="clear" w:fill="121314"/>
+        <w:spacing w:line="228" w:lineRule="atLeast"/>
+        <w:jc w:val="left"/>
+        <w:rPr>
+          <w:rFonts w:hint="default" w:ascii="Consolas" w:hAnsi="Consolas" w:eastAsia="Consolas" w:cs="Consolas"/>
+          <w:b w:val="0"/>
+          <w:bCs w:val="0"/>
+          <w:color w:val="BBBEBF"/>
+          <w:sz w:val="21"/>
+          <w:szCs w:val="21"/>
+        </w:rPr>
+      </w:pPr>
+      <w:r>
+        <w:rPr>
+          <w:rFonts w:hint="default" w:ascii="Consolas" w:hAnsi="Consolas" w:eastAsia="Consolas" w:cs="Consolas"/>
+          <w:b w:val="0"/>
+          <w:bCs w:val="0"/>
+          <w:color w:val="D4D4D4"/>
+          <w:kern w:val="0"/>
+          <w:sz w:val="21"/>
+          <w:szCs w:val="21"/>
+          <w:shd w:val="clear" w:fill="121314"/>
+          <w:lang w:val="en-US" w:eastAsia="zh-CN" w:bidi="ar"/>
+        </w:rPr>
+        <w:t xml:space="preserve">        </w:t>
+      </w:r>
+      <w:r>
+        <w:rPr>
+          <w:rFonts w:hint="default" w:ascii="Consolas" w:hAnsi="Consolas" w:eastAsia="Consolas" w:cs="Consolas"/>
+          <w:b w:val="0"/>
+          <w:bCs w:val="0"/>
+          <w:color w:val="79C0FF"/>
+          <w:kern w:val="0"/>
+          <w:sz w:val="21"/>
+          <w:szCs w:val="21"/>
+          <w:shd w:val="clear" w:fill="121314"/>
+          <w:lang w:val="en-US" w:eastAsia="zh-CN" w:bidi="ar"/>
+        </w:rPr>
+        <w:t>console</w:t>
+      </w:r>
+      <w:r>
+        <w:rPr>
+          <w:rFonts w:hint="default" w:ascii="Consolas" w:hAnsi="Consolas" w:eastAsia="Consolas" w:cs="Consolas"/>
+          <w:b w:val="0"/>
+          <w:bCs w:val="0"/>
+          <w:color w:val="D4D4D4"/>
+          <w:kern w:val="0"/>
+          <w:sz w:val="21"/>
+          <w:szCs w:val="21"/>
+          <w:shd w:val="clear" w:fill="121314"/>
+          <w:lang w:val="en-US" w:eastAsia="zh-CN" w:bidi="ar"/>
+        </w:rPr>
+        <w:t>.</w:t>
+      </w:r>
+      <w:r>
+        <w:rPr>
+          <w:rFonts w:hint="default" w:ascii="Consolas" w:hAnsi="Consolas" w:eastAsia="Consolas" w:cs="Consolas"/>
+          <w:b w:val="0"/>
+          <w:bCs w:val="0"/>
+          <w:color w:val="D2A8FF"/>
+          <w:kern w:val="0"/>
+          <w:sz w:val="21"/>
+          <w:szCs w:val="21"/>
+          <w:shd w:val="clear" w:fill="121314"/>
+          <w:lang w:val="en-US" w:eastAsia="zh-CN" w:bidi="ar"/>
+        </w:rPr>
+        <w:t>log</w:t>
+      </w:r>
+      <w:r>
+        <w:rPr>
+          <w:rFonts w:hint="default" w:ascii="Consolas" w:hAnsi="Consolas" w:eastAsia="Consolas" w:cs="Consolas"/>
+          <w:b w:val="0"/>
+          <w:bCs w:val="0"/>
+          <w:color w:val="D4D4D4"/>
+          <w:kern w:val="0"/>
+          <w:sz w:val="21"/>
+          <w:szCs w:val="21"/>
+          <w:shd w:val="clear" w:fill="121314"/>
+          <w:lang w:val="en-US" w:eastAsia="zh-CN" w:bidi="ar"/>
+        </w:rPr>
+        <w:t>(</w:t>
+      </w:r>
+      <w:r>
+        <w:rPr>
+          <w:rFonts w:hint="default" w:ascii="Consolas" w:hAnsi="Consolas" w:eastAsia="Consolas" w:cs="Consolas"/>
+          <w:b w:val="0"/>
+          <w:bCs w:val="0"/>
+          <w:color w:val="D2A8FF"/>
+          <w:kern w:val="0"/>
+          <w:sz w:val="21"/>
+          <w:szCs w:val="21"/>
+          <w:shd w:val="clear" w:fill="121314"/>
+          <w:lang w:val="en-US" w:eastAsia="zh-CN" w:bidi="ar"/>
+        </w:rPr>
+        <w:t>getTotal</w:t>
+      </w:r>
+      <w:r>
+        <w:rPr>
+          <w:rFonts w:hint="default" w:ascii="Consolas" w:hAnsi="Consolas" w:eastAsia="Consolas" w:cs="Consolas"/>
+          <w:b w:val="0"/>
+          <w:bCs w:val="0"/>
+          <w:color w:val="D4D4D4"/>
+          <w:kern w:val="0"/>
+          <w:sz w:val="21"/>
+          <w:szCs w:val="21"/>
+          <w:shd w:val="clear" w:fill="121314"/>
+          <w:lang w:val="en-US" w:eastAsia="zh-CN" w:bidi="ar"/>
+        </w:rPr>
+        <w:t>());</w:t>
+      </w:r>
+    </w:p>
+    <w:p>
+      <w:pPr>
+        <w:keepNext w:val="0"/>
+        <w:keepLines w:val="0"/>
+        <w:widowControl/>
+        <w:suppressLineNumbers w:val="0"/>
+        <w:shd w:val="clear" w:fill="121314"/>
+        <w:spacing w:line="228" w:lineRule="atLeast"/>
+        <w:jc w:val="left"/>
+        <w:rPr>
+          <w:rFonts w:hint="default" w:ascii="Consolas" w:hAnsi="Consolas" w:eastAsia="Consolas" w:cs="Consolas"/>
+          <w:b w:val="0"/>
+          <w:bCs w:val="0"/>
+          <w:color w:val="BBBEBF"/>
+          <w:sz w:val="21"/>
+          <w:szCs w:val="21"/>
+        </w:rPr>
+      </w:pPr>
+      <w:r>
+        <w:rPr>
+          <w:rFonts w:hint="default" w:ascii="Consolas" w:hAnsi="Consolas" w:eastAsia="Consolas" w:cs="Consolas"/>
+          <w:b w:val="0"/>
+          <w:bCs w:val="0"/>
+          <w:color w:val="D4D4D4"/>
+          <w:kern w:val="0"/>
+          <w:sz w:val="21"/>
+          <w:szCs w:val="21"/>
+          <w:shd w:val="clear" w:fill="121314"/>
+          <w:lang w:val="en-US" w:eastAsia="zh-CN" w:bidi="ar"/>
+        </w:rPr>
+        <w:t xml:space="preserve">    </w:t>
+      </w:r>
+      <w:r>
+        <w:rPr>
+          <w:rFonts w:hint="default" w:ascii="Consolas" w:hAnsi="Consolas" w:eastAsia="Consolas" w:cs="Consolas"/>
+          <w:b w:val="0"/>
+          <w:bCs w:val="0"/>
+          <w:color w:val="808080"/>
+          <w:kern w:val="0"/>
+          <w:sz w:val="21"/>
+          <w:szCs w:val="21"/>
+          <w:shd w:val="clear" w:fill="121314"/>
+          <w:lang w:val="en-US" w:eastAsia="zh-CN" w:bidi="ar"/>
+        </w:rPr>
+        <w:t>&lt;/</w:t>
+      </w:r>
+      <w:r>
+        <w:rPr>
+          <w:rFonts w:hint="default" w:ascii="Consolas" w:hAnsi="Consolas" w:eastAsia="Consolas" w:cs="Consolas"/>
+          <w:b w:val="0"/>
+          <w:bCs w:val="0"/>
+          <w:color w:val="7EE787"/>
+          <w:kern w:val="0"/>
+          <w:sz w:val="21"/>
+          <w:szCs w:val="21"/>
+          <w:shd w:val="clear" w:fill="121314"/>
+          <w:lang w:val="en-US" w:eastAsia="zh-CN" w:bidi="ar"/>
+        </w:rPr>
+        <w:t>script</w:t>
+      </w:r>
+      <w:r>
+        <w:rPr>
+          <w:rFonts w:hint="default" w:ascii="Consolas" w:hAnsi="Consolas" w:eastAsia="Consolas" w:cs="Consolas"/>
+          <w:b w:val="0"/>
+          <w:bCs w:val="0"/>
+          <w:color w:val="808080"/>
+          <w:kern w:val="0"/>
+          <w:sz w:val="21"/>
+          <w:szCs w:val="21"/>
+          <w:shd w:val="clear" w:fill="121314"/>
+          <w:lang w:val="en-US" w:eastAsia="zh-CN" w:bidi="ar"/>
+        </w:rPr>
+        <w:t>&gt;</w:t>
+      </w:r>
+    </w:p>
+    <w:p>
+      <w:pPr>
+        <w:spacing w:before="100" w:beforeAutospacing="1" w:after="100" w:afterAutospacing="1" w:line="240" w:lineRule="auto"/>
+        <w:rPr>
+          <w:rFonts w:ascii="Times New Roman" w:hAnsi="Times New Roman" w:eastAsia="Times New Roman" w:cs="Times New Roman"/>
+          <w:sz w:val="24"/>
+          <w:szCs w:val="24"/>
+          <w:lang w:eastAsia="en-IN"/>
+        </w:rPr>
+      </w:pPr>
+      <w:bookmarkStart w:id="0" w:name="_GoBack"/>
+      <w:bookmarkEnd w:id="0"/>
     </w:p>
     <w:p>
       <w:pPr>
@@ -25891,8 +31821,6 @@
           <w:lang w:eastAsia="en-IN"/>
         </w:rPr>
       </w:pPr>
-      <w:bookmarkStart w:id="0" w:name="_GoBack"/>
-      <w:bookmarkEnd w:id="0"/>
     </w:p>
     <w:sectPr>
       <w:pgSz w:w="11906" w:h="16838"/>
